--- a/Text_work/Articles/Calc_abus_accur/Calc_abus_accur.docx
+++ b/Text_work/Articles/Calc_abus_accur/Calc_abus_accur.docx
@@ -26,15 +26,7 @@
         <w:t xml:space="preserve">2023-11-28</w:t>
       </w:r>
     </w:p>
-    <w:p>
-      <w:pPr>
-        <w:pStyle w:val="FirstParagraph"/>
-      </w:pPr>
-      <w:r>
-        <w:t xml:space="preserve">УДК 616-006.04</w:t>
-      </w:r>
-    </w:p>
-    <w:bookmarkStart w:id="85" w:name="X8b1e0e53c4325302f4bb3fdfd379638f922888e"/>
+    <w:bookmarkStart w:id="93" w:name="X8b1e0e53c4325302f4bb3fdfd379638f922888e"/>
     <w:p>
       <w:pPr>
         <w:pStyle w:val="Heading1"/>
@@ -85,15 +77,19 @@
       <w:r>
         <w:t xml:space="preserve">Северо-Западный государственный Медицинский университет им. И. И.</w:t>
       </w:r>
-      <w:r>
-        <w:t xml:space="preserve"> </w:t>
-      </w:r>
+    </w:p>
+    <w:p>
+      <w:pPr>
+        <w:pStyle w:val="BodyText"/>
+      </w:pPr>
       <w:r>
         <w:t xml:space="preserve">Мечникова, Россия, Санкт-Петербург, 191015, Российская Федерация, г.</w:t>
       </w:r>
-      <w:r>
-        <w:t xml:space="preserve"> </w:t>
-      </w:r>
+    </w:p>
+    <w:p>
+      <w:pPr>
+        <w:pStyle w:val="BodyText"/>
+      </w:pPr>
       <w:r>
         <w:t xml:space="preserve">Санкт-Петербург, ул. Кирочная, д. 41</w:t>
       </w:r>
@@ -114,9 +110,11 @@
       <w:r>
         <w:t xml:space="preserve">Клиника СМТ АО Поликлинический комплекс, Россия, 190013, г.</w:t>
       </w:r>
-      <w:r>
-        <w:t xml:space="preserve"> </w:t>
-      </w:r>
+    </w:p>
+    <w:p>
+      <w:pPr>
+        <w:pStyle w:val="BodyText"/>
+      </w:pPr>
       <w:r>
         <w:t xml:space="preserve">Санкт-Петербург, Московский пр., д. 22, литер а</w:t>
       </w:r>
@@ -128,9 +126,11 @@
       <w:r>
         <w:t xml:space="preserve">Контакты: Гаранина Анна Эдуардовна,</w:t>
       </w:r>
-      <w:r>
-        <w:t xml:space="preserve"> </w:t>
-      </w:r>
+    </w:p>
+    <w:p>
+      <w:pPr>
+        <w:pStyle w:val="BodyText"/>
+      </w:pPr>
       <w:hyperlink r:id="rId20">
         <w:r>
           <w:rPr>
@@ -326,25 +326,31 @@
         <w:t xml:space="preserve"> </w:t>
       </w:r>
       <w:r>
-        <w:t xml:space="preserve">длительного времени ручной портативный УЗИ (HHUS) зарекомендовал себя</w:t>
-      </w:r>
-      <w:r>
-        <w:t xml:space="preserve"> </w:t>
-      </w:r>
-      <w:r>
-        <w:t xml:space="preserve">как ценный и эффективный дополнительный диагностический скрининговый</w:t>
-      </w:r>
-      <w:r>
-        <w:t xml:space="preserve"> </w:t>
-      </w:r>
-      <w:r>
-        <w:t xml:space="preserve">инструмент, который позволяет выявлять рак у женщин с плотной грудью.</w:t>
-      </w:r>
-      <w:r>
-        <w:t xml:space="preserve"> </w:t>
-      </w:r>
-      <w:r>
-        <w:t xml:space="preserve">Этому методу не препятствует плотность ткани молочной железы</w:t>
+        <w:t xml:space="preserve">длительного времени ультразвуковое исследование (2d УЗИ) зарекомендовал</w:t>
+      </w:r>
+      <w:r>
+        <w:t xml:space="preserve"> </w:t>
+      </w:r>
+      <w:r>
+        <w:t xml:space="preserve">себя как ценный и эффективный дополнительный диагностический</w:t>
+      </w:r>
+      <w:r>
+        <w:t xml:space="preserve"> </w:t>
+      </w:r>
+      <w:r>
+        <w:t xml:space="preserve">скрининговый инструмент, который позволяет выявлять рак у женщин с</w:t>
+      </w:r>
+      <w:r>
+        <w:t xml:space="preserve"> </w:t>
+      </w:r>
+      <w:r>
+        <w:t xml:space="preserve">плотной грудью. Этому методу не препятствует плотность ткани молочной</w:t>
+      </w:r>
+      <w:r>
+        <w:t xml:space="preserve"> </w:t>
+      </w:r>
+      <w:r>
+        <w:t xml:space="preserve">железы</w:t>
       </w:r>
       <w:r>
         <w:t xml:space="preserve"> </w:t>
@@ -353,19 +359,19 @@
         <w:t xml:space="preserve">[9]</w:t>
       </w:r>
       <w:r>
-        <w:t xml:space="preserve">. Некоторые исследования показали значительно</w:t>
-      </w:r>
-      <w:r>
-        <w:t xml:space="preserve"> </w:t>
-      </w:r>
-      <w:r>
-        <w:t xml:space="preserve">более высокий уровень обнаружения при автоматизированном УЗИ молочной</w:t>
-      </w:r>
-      <w:r>
-        <w:t xml:space="preserve"> </w:t>
-      </w:r>
-      <w:r>
-        <w:t xml:space="preserve">железы (3D ABUS) по сравнению с HHUS</w:t>
+        <w:t xml:space="preserve">. Некоторые исследования показали</w:t>
+      </w:r>
+      <w:r>
+        <w:t xml:space="preserve"> </w:t>
+      </w:r>
+      <w:r>
+        <w:t xml:space="preserve">значительно более высокий уровень обнаружения при автоматизированном 3d</w:t>
+      </w:r>
+      <w:r>
+        <w:t xml:space="preserve"> </w:t>
+      </w:r>
+      <w:r>
+        <w:t xml:space="preserve">УЗИ молочной железы по сравнению с 2d УЗИ</w:t>
       </w:r>
       <w:r>
         <w:t xml:space="preserve"> </w:t>
@@ -388,23 +394,41 @@
         <w:t xml:space="preserve"> </w:t>
       </w:r>
       <w:r>
-        <w:t xml:space="preserve">обнаружения кальциатов методами УЗИ в B-режиме и автоматизированного</w:t>
-      </w:r>
-      <w:r>
-        <w:t xml:space="preserve"> </w:t>
-      </w:r>
-      <w:r>
-        <w:t xml:space="preserve">объемного сканирования молочных желез (ABUS).</w:t>
+        <w:t xml:space="preserve">обнаружения кальциатов методами 2d УЗИ в B-режиме MicroPure и</w:t>
+      </w:r>
+      <w:r>
+        <w:t xml:space="preserve"> </w:t>
+      </w:r>
+      <w:r>
+        <w:t xml:space="preserve">автоматизированного объемного сканирования молочных желез (Зd УЗИ).</w:t>
+      </w:r>
+      <w:r>
+        <w:t xml:space="preserve"> </w:t>
+      </w:r>
+      <w:r>
+        <w:t xml:space="preserve">Обнаружение микрокальцинатов представленными методами может позволить</w:t>
+      </w:r>
+      <w:r>
+        <w:t xml:space="preserve"> </w:t>
+      </w:r>
+      <w:r>
+        <w:t xml:space="preserve">проведение биопсии без использования рентгенографии с наведением, что</w:t>
+      </w:r>
+      <w:r>
+        <w:t xml:space="preserve"> </w:t>
+      </w:r>
+      <w:r>
+        <w:t xml:space="preserve">может положительно повлиять на маршрутизацию пациента и снизить расходы.</w:t>
       </w:r>
     </w:p>
     <w:bookmarkEnd w:id="22"/>
-    <w:bookmarkStart w:id="23" w:name="цель-исследования"/>
+    <w:bookmarkStart w:id="23" w:name="цель"/>
     <w:p>
       <w:pPr>
         <w:pStyle w:val="Heading2"/>
       </w:pPr>
       <w:r>
-        <w:t xml:space="preserve">Цель исследования</w:t>
+        <w:t xml:space="preserve">Цель</w:t>
       </w:r>
     </w:p>
     <w:p>
@@ -418,19 +442,19 @@
         <w:t xml:space="preserve"> </w:t>
       </w:r>
       <w:r>
-        <w:t xml:space="preserve">кальцианатов, именно УЗИ в B-режиме и автоматизированного объемного</w:t>
-      </w:r>
-      <w:r>
-        <w:t xml:space="preserve"> </w:t>
-      </w:r>
-      <w:r>
-        <w:t xml:space="preserve">сканирования молочных желез (ABUS) у женщин в возрастной группе 40 лет и</w:t>
-      </w:r>
-      <w:r>
-        <w:t xml:space="preserve"> </w:t>
-      </w:r>
-      <w:r>
-        <w:t xml:space="preserve">старше лет с неоднородной и высокой плотностью тканей молочной железы.</w:t>
+        <w:t xml:space="preserve">кальцианатов и микрокальцинатов с помощью 2d УЗИ в B-режиме MicroPure и</w:t>
+      </w:r>
+      <w:r>
+        <w:t xml:space="preserve"> </w:t>
+      </w:r>
+      <w:r>
+        <w:t xml:space="preserve">автоматизированного 3d УЗИ у женщин в возрастной группе 40 лет и старше</w:t>
+      </w:r>
+      <w:r>
+        <w:t xml:space="preserve"> </w:t>
+      </w:r>
+      <w:r>
+        <w:t xml:space="preserve">лет с неоднородной и высокой плотностью тканей молочной железы.</w:t>
       </w:r>
     </w:p>
     <w:bookmarkEnd w:id="23"/>
@@ -460,19 +484,25 @@
         <w:t xml:space="preserve"> </w:t>
       </w:r>
       <w:r>
-        <w:t xml:space="preserve">аспекты раннней диагностики рака молочной железы с реди женщин в</w:t>
-      </w:r>
-      <w:r>
-        <w:t xml:space="preserve"> </w:t>
-      </w:r>
-      <w:r>
-        <w:t xml:space="preserve">возрасте 40 лет и старше. Среди исследуемых диагностических методи</w:t>
-      </w:r>
-      <w:r>
-        <w:t xml:space="preserve"> </w:t>
-      </w:r>
-      <w:r>
-        <w:t xml:space="preserve">рассматривались УЗИ, ABUS и маммография. Протокол настоящего</w:t>
+        <w:t xml:space="preserve">аспекты ранней диагностики рака молочной железы среди женщин в возрасте</w:t>
+      </w:r>
+      <w:r>
+        <w:t xml:space="preserve"> </w:t>
+      </w:r>
+      <w:r>
+        <w:t xml:space="preserve">40 лет и старше. Среди исследуемых диагностических методик</w:t>
+      </w:r>
+      <w:r>
+        <w:t xml:space="preserve"> </w:t>
+      </w:r>
+      <w:r>
+        <w:t xml:space="preserve">рассматривались 2d УЗИ в B-режиме MicroPure и автоматизированного 3d</w:t>
+      </w:r>
+      <w:r>
+        <w:t xml:space="preserve"> </w:t>
+      </w:r>
+      <w:r>
+        <w:t xml:space="preserve">УЗИ. Диагностическая маммография была обязательным. Протокол настоящего</w:t>
       </w:r>
       <w:r>
         <w:t xml:space="preserve"> </w:t>
@@ -484,7 +514,7 @@
         <w:t xml:space="preserve"> </w:t>
       </w:r>
       <w:r>
-        <w:t xml:space="preserve">СЗГМУ им.Мечникова №00 от ХХ.ХХ.ХХХХ года.</w:t>
+        <w:t xml:space="preserve">СЗГМУ им. Мечникова №9 от 12.10.2022 года.</w:t>
       </w:r>
     </w:p>
     <w:p>
@@ -492,10 +522,6 @@
         <w:pStyle w:val="BodyText"/>
       </w:pPr>
       <w:r>
-        <w:rPr>
-          <w:iCs/>
-          <w:i/>
-        </w:rPr>
         <w:t xml:space="preserve">Последовательность проведения диагностики</w:t>
       </w:r>
     </w:p>
@@ -506,7 +532,7 @@
       <w:r>
         <w:drawing>
           <wp:inline>
-            <wp:extent cx="5334000" cy="5162826"/>
+            <wp:extent cx="5334000" cy="5862118"/>
             <wp:effectExtent b="0" l="0" r="0" t="0"/>
             <wp:docPr descr="" title="" id="25" name="Picture"/>
             <a:graphic>
@@ -527,7 +553,7 @@
                   <pic:spPr bwMode="auto">
                     <a:xfrm>
                       <a:off x="0" y="0"/>
-                      <a:ext cx="5334000" cy="5162826"/>
+                      <a:ext cx="5334000" cy="5862118"/>
                     </a:xfrm>
                     <a:prstGeom prst="rect">
                       <a:avLst/>
@@ -551,19 +577,19 @@
         <w:pStyle w:val="BodyText"/>
       </w:pPr>
       <w:r>
-        <w:t xml:space="preserve">Рисунок 1. Схема сравнительного иссдедования (УЗИ -ультразвуковое</w:t>
-      </w:r>
-      <w:r>
-        <w:t xml:space="preserve"> </w:t>
-      </w:r>
-      <w:r>
-        <w:t xml:space="preserve">исследолвание; ABUS - Автоматизированное объемное ультразвуковое</w:t>
-      </w:r>
-      <w:r>
-        <w:t xml:space="preserve"> </w:t>
-      </w:r>
-      <w:r>
-        <w:t xml:space="preserve">сканирование)</w:t>
+        <w:t xml:space="preserve">Рисунок 1. Схема сравнительного исследования (2d УЗИ -ультразвуковое</w:t>
+      </w:r>
+      <w:r>
+        <w:t xml:space="preserve"> </w:t>
+      </w:r>
+      <w:r>
+        <w:t xml:space="preserve">исследование; 3d УЗИ - автоматизированного объемного ультразвуковое</w:t>
+      </w:r>
+      <w:r>
+        <w:t xml:space="preserve"> </w:t>
+      </w:r>
+      <w:r>
+        <w:t xml:space="preserve">сканирование молочных желез)</w:t>
       </w:r>
     </w:p>
     <w:p>
@@ -591,31 +617,19 @@
         <w:pStyle w:val="BodyText"/>
       </w:pPr>
       <w:r>
-        <w:t xml:space="preserve">В исследование вошло 655 пациентов. Медиана возраста пациенток составила</w:t>
-      </w:r>
-      <w:r>
-        <w:t xml:space="preserve"> </w:t>
-      </w:r>
-      <w:r>
-        <w:t xml:space="preserve">49 [Q1-Q3: 45;56.5] лет. Минимальный возраст сотсавил 40 лет.</w:t>
-      </w:r>
-      <w:r>
-        <w:t xml:space="preserve"> </w:t>
-      </w:r>
-      <w:r>
-        <w:t xml:space="preserve">Максимальный возраст сотсавил 72 лет. Медиана роста пациенток выборке до</w:t>
-      </w:r>
-      <w:r>
-        <w:t xml:space="preserve"> </w:t>
-      </w:r>
-      <w:r>
-        <w:t xml:space="preserve">40 лет составил 165 [Q1-Q3: 164;168] см. Медиана веса пациенток выборке</w:t>
-      </w:r>
-      <w:r>
-        <w:t xml:space="preserve"> </w:t>
-      </w:r>
-      <w:r>
-        <w:t xml:space="preserve">до 40 лет составил 65 [Q1-Q3: 59;75] кг.</w:t>
+        <w:t xml:space="preserve">Пациенток до 40 лет в исследование вошло 655 пациентов. Медиана возраста</w:t>
+      </w:r>
+      <w:r>
+        <w:t xml:space="preserve"> </w:t>
+      </w:r>
+      <w:r>
+        <w:t xml:space="preserve">пациенток выборке до 40 лет составил 49 [Q1-Q3: 45;56.5] лет.</w:t>
+      </w:r>
+      <w:r>
+        <w:t xml:space="preserve"> </w:t>
+      </w:r>
+      <w:r>
+        <w:t xml:space="preserve">Минимальный возраст сотсавил 40 лет.</w:t>
       </w:r>
     </w:p>
     <w:p>
@@ -623,19 +637,25 @@
         <w:pStyle w:val="BodyText"/>
       </w:pPr>
       <w:r>
-        <w:t xml:space="preserve">Репродуктивный возраст в был в 23.21% (152), пременопауза в 35.73%</w:t>
-      </w:r>
-      <w:r>
-        <w:t xml:space="preserve"> </w:t>
-      </w:r>
-      <w:r>
-        <w:t xml:space="preserve">(234), менопауза до 5 лет в 15.11% (99) и менопауза более 5 лет в 25.95%</w:t>
-      </w:r>
-      <w:r>
-        <w:t xml:space="preserve"> </w:t>
-      </w:r>
-      <w:r>
-        <w:t xml:space="preserve">(170). Во всех случаях не было операций в анамнезе.</w:t>
+        <w:t xml:space="preserve">Максимальный возраст сотсавил 72 лет. Медиана роста - 165 [Q1-Q3:</w:t>
+      </w:r>
+      <w:r>
+        <w:t xml:space="preserve"> </w:t>
+      </w:r>
+      <w:r>
+        <w:t xml:space="preserve">164;168] см. Медиана веса - 65 [Q1-Q3: 59;75] кг. Основные</w:t>
+      </w:r>
+      <w:r>
+        <w:t xml:space="preserve"> </w:t>
+      </w:r>
+      <w:r>
+        <w:t xml:space="preserve">характеристики пациенток, прошедших исследование представлены в таблице</w:t>
+      </w:r>
+      <w:r>
+        <w:t xml:space="preserve"> </w:t>
+      </w:r>
+      <w:r>
+        <w:t xml:space="preserve">№1.</w:t>
       </w:r>
     </w:p>
     <w:p>
@@ -643,19 +663,7 @@
         <w:pStyle w:val="BodyText"/>
       </w:pPr>
       <w:r>
-        <w:t xml:space="preserve">Прием гормональных препаратов был зарегистрирован в 18.78% (123), в</w:t>
-      </w:r>
-      <w:r>
-        <w:t xml:space="preserve"> </w:t>
-      </w:r>
-      <w:r>
-        <w:t xml:space="preserve">остальных 81.22% (532) случах его не было. Наследственная</w:t>
-      </w:r>
-      <w:r>
-        <w:t xml:space="preserve"> </w:t>
-      </w:r>
-      <w:r>
-        <w:t xml:space="preserve">предрасположенность была в 33.28% (218) случаях.</w:t>
+        <w:t xml:space="preserve">Таблица № 1.</w:t>
       </w:r>
     </w:p>
     <w:p>
@@ -663,752 +671,7 @@
         <w:pStyle w:val="BodyText"/>
       </w:pPr>
       <w:r>
-        <w:t xml:space="preserve">Таблица № 1.</w:t>
-      </w:r>
-    </w:p>
-    <w:p>
-      <w:pPr>
-        <w:pStyle w:val="BodyText"/>
-      </w:pPr>
-      <w:r>
         <w:t xml:space="preserve">Основные характеристики пациенток, прошедших исследование</w:t>
-      </w:r>
-    </w:p>
-    <w:p>
-      <w:pPr>
-        <w:pStyle w:val="BodyText"/>
-      </w:pPr>
-      <w:r>
-        <w:rPr>
-          <w:iCs/>
-          <w:i/>
-        </w:rPr>
-        <w:t xml:space="preserve">Описание ABUS</w:t>
-      </w:r>
-    </w:p>
-    <w:p>
-      <w:pPr>
-        <w:pStyle w:val="BodyText"/>
-      </w:pPr>
-      <w:r>
-        <w:t xml:space="preserve">В настоящем исследовании использовалось трехмерная автоматизированная</w:t>
-      </w:r>
-      <w:r>
-        <w:t xml:space="preserve"> </w:t>
-      </w:r>
-      <w:r>
-        <w:t xml:space="preserve">ультразвуковая система Invenia (ABUS). Производитель GE Healthcare</w:t>
-      </w:r>
-      <w:r>
-        <w:t xml:space="preserve"> </w:t>
-      </w:r>
-      <w:r>
-        <w:t xml:space="preserve">(Саннивейл, Калифорния, США) 2018 года выпуска. Основным назначением</w:t>
-      </w:r>
-      <w:r>
-        <w:t xml:space="preserve"> </w:t>
-      </w:r>
-      <w:r>
-        <w:t xml:space="preserve">компьютерной системы – это оценка плотной молочной железы. Визуализация</w:t>
-      </w:r>
-      <w:r>
-        <w:t xml:space="preserve"> </w:t>
-      </w:r>
-      <w:r>
-        <w:t xml:space="preserve">молочных желез проводилось в трех проекциях: боковой (LAT),</w:t>
-      </w:r>
-      <w:r>
-        <w:t xml:space="preserve"> </w:t>
-      </w:r>
-      <w:r>
-        <w:t xml:space="preserve">переднезадней (AP) и медиальный (MED) с автоматическим датчиком с</w:t>
-      </w:r>
-      <w:r>
-        <w:t xml:space="preserve"> </w:t>
-      </w:r>
-      <w:r>
-        <w:t xml:space="preserve">линейной матрицей от 6 до 14 МГц, прикрепленным к жесткой компрессионной</w:t>
-      </w:r>
-      <w:r>
-        <w:t xml:space="preserve"> </w:t>
-      </w:r>
-      <w:r>
-        <w:t xml:space="preserve">пластине (площадь 15,4×17,0×5,0 см). Для каждой пациентки использовалось</w:t>
-      </w:r>
-      <w:r>
-        <w:t xml:space="preserve"> </w:t>
-      </w:r>
-      <w:r>
-        <w:t xml:space="preserve">индивидуальная мембрана для датчика. Во время исследования система</w:t>
-      </w:r>
-      <w:r>
-        <w:t xml:space="preserve"> </w:t>
-      </w:r>
-      <w:r>
-        <w:t xml:space="preserve">получала до 300 2D-срезов и реконструировала их в коронарной плоскости.</w:t>
-      </w:r>
-      <w:r>
-        <w:t xml:space="preserve"> </w:t>
-      </w:r>
-      <w:r>
-        <w:t xml:space="preserve">Стандартизированный процесс осмотра включает использование</w:t>
-      </w:r>
-      <w:r>
-        <w:t xml:space="preserve"> </w:t>
-      </w:r>
-      <w:r>
-        <w:t xml:space="preserve">запатентованной коронарной плоскости для быстрой навигации по молочной</w:t>
-      </w:r>
-      <w:r>
-        <w:t xml:space="preserve"> </w:t>
-      </w:r>
-      <w:r>
-        <w:t xml:space="preserve">железе, а также использование «режима обзора», позволяющего врачу быстро</w:t>
-      </w:r>
-      <w:r>
-        <w:t xml:space="preserve"> </w:t>
-      </w:r>
-      <w:r>
-        <w:t xml:space="preserve">интерпретировать изображения. Время сбора данных для каждой проекции</w:t>
-      </w:r>
-      <w:r>
-        <w:t xml:space="preserve"> </w:t>
-      </w:r>
-      <w:r>
-        <w:t xml:space="preserve">составляло 60 с, примерно по 3–4 мин на каждую молочную железу.</w:t>
-      </w:r>
-    </w:p>
-    <w:p>
-      <w:pPr>
-        <w:pStyle w:val="BodyText"/>
-      </w:pPr>
-      <w:r>
-        <w:t xml:space="preserve">Обследование проводили в положении лежа. Полотенце было помещено под</w:t>
-      </w:r>
-      <w:r>
-        <w:t xml:space="preserve"> </w:t>
-      </w:r>
-      <w:r>
-        <w:t xml:space="preserve">плечом, что помогло расправить ткань молочной железы равномерно, соском</w:t>
-      </w:r>
-      <w:r>
-        <w:t xml:space="preserve"> </w:t>
-      </w:r>
-      <w:r>
-        <w:t xml:space="preserve">к потолку. На молочные железы равномерно наносили гипоаллергенный</w:t>
-      </w:r>
-      <w:r>
-        <w:t xml:space="preserve"> </w:t>
-      </w:r>
-      <w:r>
-        <w:t xml:space="preserve">ультразвуковой гель с дополнительным количество на область соска.</w:t>
-      </w:r>
-      <w:r>
-        <w:t xml:space="preserve"> </w:t>
-      </w:r>
-      <w:r>
-        <w:t xml:space="preserve">Возможно применение трех уровней компрессии датчика для исследования</w:t>
-      </w:r>
-      <w:r>
-        <w:t xml:space="preserve"> </w:t>
-      </w:r>
-      <w:r>
-        <w:t xml:space="preserve">молочных желез для получения наилучшей визуализации с учетом комфорта</w:t>
-      </w:r>
-      <w:r>
-        <w:t xml:space="preserve"> </w:t>
-      </w:r>
-      <w:r>
-        <w:t xml:space="preserve">пациента.</w:t>
-      </w:r>
-    </w:p>
-    <w:p>
-      <w:pPr>
-        <w:pStyle w:val="BodyText"/>
-      </w:pPr>
-      <w:r>
-        <w:t xml:space="preserve">Сканирование ABUS было непрерывным и автоматизированным. В течение</w:t>
-      </w:r>
-      <w:r>
-        <w:t xml:space="preserve"> </w:t>
-      </w:r>
-      <w:r>
-        <w:t xml:space="preserve">исследования женщин попросили не двигаться, не разговаривать и дышать</w:t>
-      </w:r>
-      <w:r>
-        <w:t xml:space="preserve"> </w:t>
-      </w:r>
-      <w:r>
-        <w:t xml:space="preserve">ровно. Выполнял исследование сертифицированный персонал со средним</w:t>
-      </w:r>
-      <w:r>
-        <w:t xml:space="preserve"> </w:t>
-      </w:r>
-      <w:r>
-        <w:t xml:space="preserve">медицинским образованием.</w:t>
-      </w:r>
-    </w:p>
-    <w:p>
-      <w:pPr>
-        <w:pStyle w:val="BodyText"/>
-      </w:pPr>
-      <w:r>
-        <w:t xml:space="preserve">После завершения сбора данных ультразвуковой системой весь массив</w:t>
-      </w:r>
-      <w:r>
-        <w:t xml:space="preserve"> </w:t>
-      </w:r>
-      <w:r>
-        <w:t xml:space="preserve">передавался на специальную рабочую станцию для интерпретации. Оценку</w:t>
-      </w:r>
-      <w:r>
-        <w:t xml:space="preserve"> </w:t>
-      </w:r>
-      <w:r>
-        <w:t xml:space="preserve">изображений ABUS выполнял один врач ультразвуковой диагностики, со</w:t>
-      </w:r>
-      <w:r>
-        <w:t xml:space="preserve"> </w:t>
-      </w:r>
-      <w:r>
-        <w:t xml:space="preserve">стажем работы более 7 лет. Фиксировалось общее время, необходимое для</w:t>
-      </w:r>
-      <w:r>
-        <w:t xml:space="preserve"> </w:t>
-      </w:r>
-      <w:r>
-        <w:t xml:space="preserve">подготовки пациента и получения ABUS.</w:t>
-      </w:r>
-    </w:p>
-    <w:p>
-      <w:pPr>
-        <w:pStyle w:val="BodyText"/>
-      </w:pPr>
-      <w:r>
-        <w:rPr>
-          <w:iCs/>
-          <w:i/>
-        </w:rPr>
-        <w:t xml:space="preserve">Описание маммографии</w:t>
-      </w:r>
-    </w:p>
-    <w:p>
-      <w:pPr>
-        <w:pStyle w:val="BodyText"/>
-      </w:pPr>
-      <w:r>
-        <w:t xml:space="preserve">Пациентки прошли двухпроекционную цифровую маммографию (в</w:t>
-      </w:r>
-      <w:r>
-        <w:t xml:space="preserve"> </w:t>
-      </w:r>
-      <w:r>
-        <w:t xml:space="preserve">медиалатеральной косой и краниокаудальной проекции) обеих молочных</w:t>
-      </w:r>
-      <w:r>
-        <w:t xml:space="preserve"> </w:t>
-      </w:r>
-      <w:r>
-        <w:t xml:space="preserve">желез. Маммографию также выполняли женщинам моложе 40 лет в случае</w:t>
-      </w:r>
-      <w:r>
-        <w:t xml:space="preserve"> </w:t>
-      </w:r>
-      <w:r>
-        <w:t xml:space="preserve">положительного семейного или личного анамнеза - рак молочной железы.</w:t>
-      </w:r>
-      <w:r>
-        <w:t xml:space="preserve"> </w:t>
-      </w:r>
-      <w:r>
-        <w:t xml:space="preserve">Используемое оборудование- Planmed Clarity 3D с функцией томосинтеза</w:t>
-      </w:r>
-      <w:r>
-        <w:t xml:space="preserve"> </w:t>
-      </w:r>
-      <w:r>
-        <w:t xml:space="preserve">(Финляндия). Оценку изображений проводил один рентгенолог со стажем</w:t>
-      </w:r>
-      <w:r>
-        <w:t xml:space="preserve"> </w:t>
-      </w:r>
-      <w:r>
-        <w:t xml:space="preserve">работы более 10 лет.</w:t>
-      </w:r>
-    </w:p>
-    <w:p>
-      <w:pPr>
-        <w:pStyle w:val="BodyText"/>
-      </w:pPr>
-      <w:r>
-        <w:rPr>
-          <w:iCs/>
-          <w:i/>
-        </w:rPr>
-        <w:t xml:space="preserve">Описание УЗИ-исседования</w:t>
-      </w:r>
-    </w:p>
-    <w:p>
-      <w:pPr>
-        <w:pStyle w:val="BodyText"/>
-      </w:pPr>
-      <w:r>
-        <w:t xml:space="preserve">УЗИ мсследование выполняли два врача ультразвуковой диагностики со</w:t>
-      </w:r>
-      <w:r>
-        <w:t xml:space="preserve"> </w:t>
-      </w:r>
-      <w:r>
-        <w:t xml:space="preserve">стажем работы более 7 лет. Исследование проводилось в положении лежа, с</w:t>
-      </w:r>
-      <w:r>
-        <w:t xml:space="preserve"> </w:t>
-      </w:r>
-      <w:r>
-        <w:t xml:space="preserve">руками за головой, с последовательным сканированием каждого квадранта</w:t>
-      </w:r>
-      <w:r>
-        <w:t xml:space="preserve"> </w:t>
-      </w:r>
-      <w:r>
-        <w:t xml:space="preserve">обеих молочных железе в сагитальной и аксиальной плоскостях, с</w:t>
-      </w:r>
-      <w:r>
-        <w:t xml:space="preserve"> </w:t>
-      </w:r>
-      <w:r>
-        <w:t xml:space="preserve">исследованием ретроареолярной области и аксиллярных областей с двух</w:t>
-      </w:r>
-      <w:r>
-        <w:t xml:space="preserve"> </w:t>
-      </w:r>
-      <w:r>
-        <w:t xml:space="preserve">сторон.</w:t>
-      </w:r>
-    </w:p>
-    <w:p>
-      <w:pPr>
-        <w:pStyle w:val="BodyText"/>
-      </w:pPr>
-      <w:r>
-        <w:t xml:space="preserve">Устройства, используемые для проведения HHUS включали GE LOGIQS 8 (GE</w:t>
-      </w:r>
-      <w:r>
-        <w:t xml:space="preserve"> </w:t>
-      </w:r>
-      <w:r>
-        <w:t xml:space="preserve">Medical Systems, Милуоки, Висконсин, США), Toshiba Aplio 300(Canon</w:t>
-      </w:r>
-      <w:r>
-        <w:t xml:space="preserve"> </w:t>
-      </w:r>
-      <w:r>
-        <w:t xml:space="preserve">Япония)- ультразвуковые системы экспертного класса.</w:t>
-      </w:r>
-    </w:p>
-    <w:p>
-      <w:pPr>
-        <w:pStyle w:val="BodyText"/>
-      </w:pPr>
-      <w:r>
-        <w:rPr>
-          <w:iCs/>
-          <w:i/>
-        </w:rPr>
-        <w:t xml:space="preserve">Статистический анализ</w:t>
-      </w:r>
-    </w:p>
-    <w:p>
-      <w:pPr>
-        <w:pStyle w:val="BodyText"/>
-      </w:pPr>
-      <w:r>
-        <w:t xml:space="preserve">Статистическая обработка проводилась с помощью языка программы</w:t>
-      </w:r>
-      <w:r>
-        <w:t xml:space="preserve"> </w:t>
-      </w:r>
-      <w:r>
-        <w:t xml:space="preserve">STATISTICS 12. Для определения числа наблюдений при каждом типе</w:t>
-      </w:r>
-      <w:r>
-        <w:t xml:space="preserve"> </w:t>
-      </w:r>
-      <w:r>
-        <w:t xml:space="preserve">воздействия в каждой группе производился расчет мощности пропорций при</w:t>
-      </w:r>
-      <w:r>
-        <w:t xml:space="preserve"> </w:t>
-      </w:r>
-      <w:r>
-        <w:t xml:space="preserve">уровне значимости 95%.</w:t>
-      </w:r>
-    </w:p>
-    <w:p>
-      <w:pPr>
-        <w:pStyle w:val="BodyText"/>
-      </w:pPr>
-      <w:r>
-        <w:t xml:space="preserve">Для описания количественных показателей проводилась оценка на</w:t>
-      </w:r>
-      <w:r>
-        <w:t xml:space="preserve"> </w:t>
-      </w:r>
-      <w:r>
-        <w:t xml:space="preserve">нормальность распределения, в качестве метода использовался критерий</w:t>
-      </w:r>
-      <w:r>
-        <w:t xml:space="preserve"> </w:t>
-      </w:r>
-      <w:r>
-        <w:t xml:space="preserve">Шапиро-Уилка. Переменные, имеющие нормальное распределение, описывались</w:t>
-      </w:r>
-      <w:r>
-        <w:t xml:space="preserve"> </w:t>
-      </w:r>
-      <w:r>
-        <w:t xml:space="preserve">как среднее ± стандартное отклонение (M±SD). Переменные, распределение</w:t>
-      </w:r>
-      <w:r>
-        <w:t xml:space="preserve"> </w:t>
-      </w:r>
-      <w:r>
-        <w:t xml:space="preserve">которых отличалось от нормального, описывались при помощи значений</w:t>
-      </w:r>
-      <w:r>
-        <w:t xml:space="preserve"> </w:t>
-      </w:r>
-      <w:r>
-        <w:t xml:space="preserve">медианы (Me) и нижнего и верхнего квартилей (Q1-Q3). Для определения</w:t>
-      </w:r>
-      <w:r>
-        <w:t xml:space="preserve"> </w:t>
-      </w:r>
-      <w:r>
-        <w:t xml:space="preserve">статистически значимой разницы непрерывных величин использовали критерий</w:t>
-      </w:r>
-      <w:r>
-        <w:t xml:space="preserve"> </w:t>
-      </w:r>
-      <w:r>
-        <w:t xml:space="preserve">Манна-Уитни для независимых непараметрических выборок при ненормальном</w:t>
-      </w:r>
-      <w:r>
-        <w:t xml:space="preserve"> </w:t>
-      </w:r>
-      <w:r>
-        <w:t xml:space="preserve">распределении и t-критерий Стюдента для независимых параметрических</w:t>
-      </w:r>
-      <w:r>
-        <w:t xml:space="preserve"> </w:t>
-      </w:r>
-      <w:r>
-        <w:t xml:space="preserve">выборок при нормальном. Для определения статистически значимой разницы</w:t>
-      </w:r>
-      <w:r>
-        <w:t xml:space="preserve"> </w:t>
-      </w:r>
-      <w:r>
-        <w:t xml:space="preserve">независимых качественных величин Хи-квадрат Пирсона, при недостаточном</w:t>
-      </w:r>
-      <w:r>
-        <w:t xml:space="preserve"> </w:t>
-      </w:r>
-      <w:r>
-        <w:t xml:space="preserve">количестве наблюдений, то есть число наблюдений в любой из ячеек</w:t>
-      </w:r>
-      <w:r>
-        <w:t xml:space="preserve"> </w:t>
-      </w:r>
-      <w:r>
-        <w:t xml:space="preserve">четырехпольной таблицы было менее 5 наблюдений, использовался точный</w:t>
-      </w:r>
-      <w:r>
-        <w:t xml:space="preserve"> </w:t>
-      </w:r>
-      <w:r>
-        <w:t xml:space="preserve">критерий Фишера.</w:t>
-      </w:r>
-    </w:p>
-    <w:p>
-      <w:pPr>
-        <w:pStyle w:val="BodyText"/>
-      </w:pPr>
-      <w:r>
-        <w:t xml:space="preserve">Для определения чувствительности, спецефичности и точности</w:t>
-      </w:r>
-      <w:r>
-        <w:t xml:space="preserve"> </w:t>
-      </w:r>
-      <w:r>
-        <w:t xml:space="preserve">использовалась функция confusionMatrix() из библиотека caret версия</w:t>
-      </w:r>
-      <w:r>
-        <w:t xml:space="preserve"> </w:t>
-      </w:r>
-      <w:r>
-        <w:t xml:space="preserve">3.45, язык программирования R (среда разработки RStudio). При</w:t>
-      </w:r>
-      <w:r>
-        <w:t xml:space="preserve"> </w:t>
-      </w:r>
-      <w:r>
-        <w:t xml:space="preserve">определении эффективности диагностических методов УЗИ, ММГ ABUS в</w:t>
-      </w:r>
-      <w:r>
-        <w:t xml:space="preserve"> </w:t>
-      </w:r>
-      <w:r>
-        <w:t xml:space="preserve">нахождении злокачественных новообразований в качестве контрольного</w:t>
-      </w:r>
-      <w:r>
-        <w:t xml:space="preserve"> </w:t>
-      </w:r>
-      <w:r>
-        <w:t xml:space="preserve">метода использовались данные гистологического исследования. При</w:t>
-      </w:r>
-      <w:r>
-        <w:t xml:space="preserve"> </w:t>
-      </w:r>
-      <w:r>
-        <w:t xml:space="preserve">определении эффективности диагностических методов УЗИ и ABUS в</w:t>
-      </w:r>
-      <w:r>
-        <w:t xml:space="preserve"> </w:t>
-      </w:r>
-      <w:r>
-        <w:t xml:space="preserve">нахождении кальцинатов в качестве контрольного метода использовались</w:t>
-      </w:r>
-      <w:r>
-        <w:t xml:space="preserve"> </w:t>
-      </w:r>
-      <w:r>
-        <w:t xml:space="preserve">данные ММГ исследования.</w:t>
-      </w:r>
-    </w:p>
-    <w:p>
-      <w:pPr>
-        <w:pStyle w:val="BodyText"/>
-      </w:pPr>
-      <w:r>
-        <w:t xml:space="preserve">Для построения предсказательной модели на основании данных</w:t>
-      </w:r>
-      <w:r>
-        <w:t xml:space="preserve"> </w:t>
-      </w:r>
-      <w:r>
-        <w:t xml:space="preserve">использовалась логистическая регрессия с помощью функций glm (),</w:t>
-      </w:r>
-      <w:r>
-        <w:t xml:space="preserve"> </w:t>
-      </w:r>
-      <w:r>
-        <w:t xml:space="preserve">predict() из пакета stats версия 3.6.2, язык программирования R (среда</w:t>
-      </w:r>
-      <w:r>
-        <w:t xml:space="preserve"> </w:t>
-      </w:r>
-      <w:r>
-        <w:t xml:space="preserve">разработки RStudio). Для оценки получено предсказательной модели и</w:t>
-      </w:r>
-      <w:r>
-        <w:t xml:space="preserve"> </w:t>
-      </w:r>
-      <w:r>
-        <w:t xml:space="preserve">построения ROC-кривой с расчетом площади под кривой (AUC - area under</w:t>
-      </w:r>
-      <w:r>
-        <w:t xml:space="preserve"> </w:t>
-      </w:r>
-      <w:r>
-        <w:t xml:space="preserve">curve) использовался пакет pROC version 1.18.4 с функцией roc().</w:t>
-      </w:r>
-    </w:p>
-    <w:bookmarkEnd w:id="27"/>
-    <w:bookmarkStart w:id="40" w:name="результаты-исследования"/>
-    <w:p>
-      <w:pPr>
-        <w:pStyle w:val="Heading2"/>
-      </w:pPr>
-      <w:r>
-        <w:t xml:space="preserve">Результаты исследования</w:t>
-      </w:r>
-    </w:p>
-    <w:p>
-      <w:pPr>
-        <w:pStyle w:val="FirstParagraph"/>
-      </w:pPr>
-      <w:r>
-        <w:rPr>
-          <w:iCs/>
-          <w:i/>
-        </w:rPr>
-        <w:t xml:space="preserve">Кальцинаты</w:t>
-      </w:r>
-    </w:p>
-    <w:p>
-      <w:pPr>
-        <w:pStyle w:val="BodyText"/>
-      </w:pPr>
-      <w:r>
-        <w:t xml:space="preserve">Кальцинаты по результатам УЗИ не было обнаружено образования в 87.33%</w:t>
-      </w:r>
-      <w:r>
-        <w:t xml:space="preserve"> </w:t>
-      </w:r>
-      <w:r>
-        <w:t xml:space="preserve">(572/655), макрокальцинаты были в 2.29% (15/655), микрокальцинаты в</w:t>
-      </w:r>
-      <w:r>
-        <w:t xml:space="preserve"> </w:t>
-      </w:r>
-      <w:r>
-        <w:t xml:space="preserve">4.73% (31/655) и кальцинаты определялись в 5.65% (37/655). По</w:t>
-      </w:r>
-      <w:r>
-        <w:t xml:space="preserve"> </w:t>
-      </w:r>
-      <w:r>
-        <w:t xml:space="preserve">результатам ABUS не было обнаружено образования в 87.79% (575/655).</w:t>
-      </w:r>
-      <w:r>
-        <w:t xml:space="preserve"> </w:t>
-      </w:r>
-      <w:r>
-        <w:t xml:space="preserve">Обнаружены макрокальцинаты в 1.83% (12/655), микрокальцинаты в 5.19%</w:t>
-      </w:r>
-      <w:r>
-        <w:t xml:space="preserve"> </w:t>
-      </w:r>
-      <w:r>
-        <w:t xml:space="preserve">(34/655) и кальцианты определялись в 5.19% (34/655). Статистически</w:t>
-      </w:r>
-      <w:r>
-        <w:t xml:space="preserve"> </w:t>
-      </w:r>
-      <w:r>
-        <w:t xml:space="preserve">значимой разницы между методами по определнию Кальцинатов не было</w:t>
-      </w:r>
-      <w:r>
-        <w:t xml:space="preserve"> </w:t>
-      </w:r>
-      <w:r>
-        <w:t xml:space="preserve">выявлено и p-уровень значимости составил 0.89 (Таблица 1, Рисунок 1).</w:t>
-      </w:r>
-    </w:p>
-    <w:p>
-      <w:pPr>
-        <w:pStyle w:val="BodyText"/>
-      </w:pPr>
-      <w:r>
-        <w:rPr>
-          <w:iCs/>
-          <w:i/>
-        </w:rPr>
-        <w:t xml:space="preserve">Категория BIRADS</w:t>
-      </w:r>
-    </w:p>
-    <w:p>
-      <w:pPr>
-        <w:pStyle w:val="BodyText"/>
-      </w:pPr>
-      <w:r>
-        <w:t xml:space="preserve">По результатам УЗИ категория Birads 1 в 2.75% (18/655), Birads 2 в</w:t>
-      </w:r>
-      <w:r>
-        <w:t xml:space="preserve"> </w:t>
-      </w:r>
-      <w:r>
-        <w:t xml:space="preserve">66.56% (436/655), Birads 3 в 8.4% (55/655), Birads 4b в 4.58% (30/655),</w:t>
-      </w:r>
-      <w:r>
-        <w:t xml:space="preserve"> </w:t>
-      </w:r>
-      <w:r>
-        <w:t xml:space="preserve">Birads 4c в 2.6% (17/655), Birads 4а в 5.5% (36/655) и Birads 5 в 9.62%</w:t>
-      </w:r>
-      <w:r>
-        <w:t xml:space="preserve"> </w:t>
-      </w:r>
-      <w:r>
-        <w:t xml:space="preserve">(63/655). По результатам ABUS категория Birads 1 была поставлена в 3.05%</w:t>
-      </w:r>
-      <w:r>
-        <w:t xml:space="preserve"> </w:t>
-      </w:r>
-      <w:r>
-        <w:t xml:space="preserve">(20/655), Birads 2 в 67.48% (442/655), Birads 3 в 7.18% (47/655), Birads</w:t>
-      </w:r>
-      <w:r>
-        <w:t xml:space="preserve"> </w:t>
-      </w:r>
-      <w:r>
-        <w:t xml:space="preserve">4b в 3.51% (23/655), Birads 4а в 3.66% (24/655), Birads 4c в 2.14%</w:t>
-      </w:r>
-      <w:r>
-        <w:t xml:space="preserve"> </w:t>
-      </w:r>
-      <w:r>
-        <w:t xml:space="preserve">(14/655) и Birads 5 в 12.98% (85/655). Статистически значимой разницы</w:t>
-      </w:r>
-      <w:r>
-        <w:t xml:space="preserve"> </w:t>
-      </w:r>
-      <w:r>
-        <w:t xml:space="preserve">между методами по определнию категории BIRADS не было выявлено p-уровень</w:t>
-      </w:r>
-      <w:r>
-        <w:t xml:space="preserve"> </w:t>
-      </w:r>
-      <w:r>
-        <w:t xml:space="preserve">значимости составил 0.27 (Таблица 1, Рисунок 1).</w:t>
-      </w:r>
-    </w:p>
-    <w:p>
-      <w:pPr>
-        <w:pStyle w:val="BodyText"/>
-      </w:pPr>
-      <w:r>
-        <w:t xml:space="preserve">Таблица №1. Сравнение методов УЗИ и ABUS по показателю</w:t>
-      </w:r>
-      <w:r>
-        <w:t xml:space="preserve"> </w:t>
-      </w:r>
-      <w:r>
-        <w:t xml:space="preserve">“</w:t>
-      </w:r>
-      <w:r>
-        <w:t xml:space="preserve">Категория</w:t>
-      </w:r>
-      <w:r>
-        <w:t xml:space="preserve"> </w:t>
-      </w:r>
-      <w:r>
-        <w:t xml:space="preserve">BIRADS</w:t>
-      </w:r>
-      <w:r>
-        <w:t xml:space="preserve">”</w:t>
-      </w:r>
-      <w:r>
-        <w:t xml:space="preserve"> </w:t>
-      </w:r>
-      <w:r>
-        <w:t xml:space="preserve">и</w:t>
-      </w:r>
-      <w:r>
-        <w:t xml:space="preserve"> </w:t>
-      </w:r>
-      <w:r>
-        <w:t xml:space="preserve">“</w:t>
-      </w:r>
-      <w:r>
-        <w:t xml:space="preserve">Кальцинаты</w:t>
-      </w:r>
-      <w:r>
-        <w:t xml:space="preserve">”</w:t>
-      </w:r>
-      <w:r>
-        <w:t xml:space="preserve">.</w:t>
       </w:r>
     </w:p>
     <w:tbl>
@@ -1419,11 +682,9 @@
         <w:jc w:val="start"/>
       </w:tblPr>
       <w:tblGrid>
-        <w:gridCol w:w="1584"/>
-        <w:gridCol w:w="1584"/>
-        <w:gridCol w:w="1584"/>
-        <w:gridCol w:w="1584"/>
-        <w:gridCol w:w="1584"/>
+        <w:gridCol w:w="3394"/>
+        <w:gridCol w:w="2922"/>
+        <w:gridCol w:w="1602"/>
       </w:tblGrid>
       <w:tr>
         <w:trPr>
@@ -1449,43 +710,19 @@
               <w:jc w:val="left"/>
             </w:pPr>
             <w:r>
-              <w:t xml:space="preserve">Процентная доля</w:t>
-            </w:r>
-          </w:p>
-        </w:tc>
-        <w:tc>
-          <w:tcPr/>
-          <w:p>
-            <w:pPr>
-              <w:pStyle w:val="Compact"/>
-              <w:jc w:val="left"/>
-            </w:pPr>
-            <w:r>
-              <w:t xml:space="preserve">95% ДИ</w:t>
-            </w:r>
-          </w:p>
-        </w:tc>
-        <w:tc>
-          <w:tcPr/>
-          <w:p>
-            <w:pPr>
-              <w:pStyle w:val="Compact"/>
-              <w:jc w:val="left"/>
-            </w:pPr>
-            <w:r>
-              <w:t xml:space="preserve">Процентная доля</w:t>
-            </w:r>
-          </w:p>
-        </w:tc>
-        <w:tc>
-          <w:tcPr/>
-          <w:p>
-            <w:pPr>
-              <w:pStyle w:val="Compact"/>
-              <w:jc w:val="left"/>
-            </w:pPr>
-            <w:r>
-              <w:t xml:space="preserve">95% ДИ</w:t>
+              <w:t xml:space="preserve">Значение</w:t>
+            </w:r>
+          </w:p>
+        </w:tc>
+        <w:tc>
+          <w:tcPr/>
+          <w:p>
+            <w:pPr>
+              <w:pStyle w:val="Compact"/>
+              <w:jc w:val="left"/>
+            </w:pPr>
+            <w:r>
+              <w:t xml:space="preserve">ДИ</w:t>
             </w:r>
           </w:p>
         </w:tc>
@@ -1499,19 +736,7 @@
               <w:jc w:val="left"/>
             </w:pPr>
             <w:r>
-              <w:t xml:space="preserve">Метод</w:t>
-            </w:r>
-          </w:p>
-        </w:tc>
-        <w:tc>
-          <w:tcPr/>
-          <w:p>
-            <w:pPr>
-              <w:pStyle w:val="Compact"/>
-              <w:jc w:val="left"/>
-            </w:pPr>
-            <w:r>
-              <w:t xml:space="preserve">УЗИ</w:t>
+              <w:t xml:space="preserve">Репродуктивный статус</w:t>
             </w:r>
           </w:p>
         </w:tc>
@@ -1524,18 +749,6 @@
             </w:pPr>
             <w:r>
               <w:t xml:space="preserve">——</w:t>
-            </w:r>
-          </w:p>
-        </w:tc>
-        <w:tc>
-          <w:tcPr/>
-          <w:p>
-            <w:pPr>
-              <w:pStyle w:val="Compact"/>
-              <w:jc w:val="left"/>
-            </w:pPr>
-            <w:r>
-              <w:t xml:space="preserve">ABUS</w:t>
             </w:r>
           </w:p>
         </w:tc>
@@ -1561,55 +774,31 @@
               <w:jc w:val="left"/>
             </w:pPr>
             <w:r>
-              <w:t xml:space="preserve">Кальцинаты</w:t>
-            </w:r>
-          </w:p>
-        </w:tc>
-        <w:tc>
-          <w:tcPr/>
-          <w:p>
-            <w:pPr>
-              <w:pStyle w:val="Compact"/>
-              <w:jc w:val="left"/>
-            </w:pPr>
-            <w:r>
-              <w:t xml:space="preserve">——</w:t>
-            </w:r>
-          </w:p>
-        </w:tc>
-        <w:tc>
-          <w:tcPr/>
-          <w:p>
-            <w:pPr>
-              <w:pStyle w:val="Compact"/>
-              <w:jc w:val="left"/>
-            </w:pPr>
-            <w:r>
-              <w:t xml:space="preserve">——</w:t>
-            </w:r>
-          </w:p>
-        </w:tc>
-        <w:tc>
-          <w:tcPr/>
-          <w:p>
-            <w:pPr>
-              <w:pStyle w:val="Compact"/>
-              <w:jc w:val="left"/>
-            </w:pPr>
-            <w:r>
-              <w:t xml:space="preserve">——</w:t>
-            </w:r>
-          </w:p>
-        </w:tc>
-        <w:tc>
-          <w:tcPr/>
-          <w:p>
-            <w:pPr>
-              <w:pStyle w:val="Compact"/>
-              <w:jc w:val="left"/>
-            </w:pPr>
-            <w:r>
-              <w:t xml:space="preserve">——</w:t>
+              <w:t xml:space="preserve">менопауза более 5 лет</w:t>
+            </w:r>
+          </w:p>
+        </w:tc>
+        <w:tc>
+          <w:tcPr/>
+          <w:p>
+            <w:pPr>
+              <w:pStyle w:val="Compact"/>
+              <w:jc w:val="left"/>
+            </w:pPr>
+            <w:r>
+              <w:t xml:space="preserve">25.954 % ( 170 / 655 случаев)</w:t>
+            </w:r>
+          </w:p>
+        </w:tc>
+        <w:tc>
+          <w:tcPr/>
+          <w:p>
+            <w:pPr>
+              <w:pStyle w:val="Compact"/>
+              <w:jc w:val="left"/>
+            </w:pPr>
+            <w:r>
+              <w:t xml:space="preserve">[ 0.23 ; 0.3 ]</w:t>
             </w:r>
           </w:p>
         </w:tc>
@@ -1623,55 +812,31 @@
               <w:jc w:val="left"/>
             </w:pPr>
             <w:r>
-              <w:t xml:space="preserve">макрокальцинаты</w:t>
-            </w:r>
-          </w:p>
-        </w:tc>
-        <w:tc>
-          <w:tcPr/>
-          <w:p>
-            <w:pPr>
-              <w:pStyle w:val="Compact"/>
-              <w:jc w:val="left"/>
-            </w:pPr>
-            <w:r>
-              <w:t xml:space="preserve">2.29 % ( 15 / 655 )</w:t>
-            </w:r>
-          </w:p>
-        </w:tc>
-        <w:tc>
-          <w:tcPr/>
-          <w:p>
-            <w:pPr>
-              <w:pStyle w:val="Compact"/>
-              <w:jc w:val="left"/>
-            </w:pPr>
-            <w:r>
-              <w:t xml:space="preserve">[ 0.01 ; 0.04 ]</w:t>
-            </w:r>
-          </w:p>
-        </w:tc>
-        <w:tc>
-          <w:tcPr/>
-          <w:p>
-            <w:pPr>
-              <w:pStyle w:val="Compact"/>
-              <w:jc w:val="left"/>
-            </w:pPr>
-            <w:r>
-              <w:t xml:space="preserve">1.832 % ( 12 / 655 )</w:t>
-            </w:r>
-          </w:p>
-        </w:tc>
-        <w:tc>
-          <w:tcPr/>
-          <w:p>
-            <w:pPr>
-              <w:pStyle w:val="Compact"/>
-              <w:jc w:val="left"/>
-            </w:pPr>
-            <w:r>
-              <w:t xml:space="preserve">[ 0.01 ; 0.03 ]</w:t>
+              <w:t xml:space="preserve">менопауза до 5 лет</w:t>
+            </w:r>
+          </w:p>
+        </w:tc>
+        <w:tc>
+          <w:tcPr/>
+          <w:p>
+            <w:pPr>
+              <w:pStyle w:val="Compact"/>
+              <w:jc w:val="left"/>
+            </w:pPr>
+            <w:r>
+              <w:t xml:space="preserve">15.115 % ( 99 / 655 случаев)</w:t>
+            </w:r>
+          </w:p>
+        </w:tc>
+        <w:tc>
+          <w:tcPr/>
+          <w:p>
+            <w:pPr>
+              <w:pStyle w:val="Compact"/>
+              <w:jc w:val="left"/>
+            </w:pPr>
+            <w:r>
+              <w:t xml:space="preserve">[ 0.13 ; 0.18 ]</w:t>
             </w:r>
           </w:p>
         </w:tc>
@@ -1685,55 +850,31 @@
               <w:jc w:val="left"/>
             </w:pPr>
             <w:r>
-              <w:t xml:space="preserve">микрокальцинаты</w:t>
-            </w:r>
-          </w:p>
-        </w:tc>
-        <w:tc>
-          <w:tcPr/>
-          <w:p>
-            <w:pPr>
-              <w:pStyle w:val="Compact"/>
-              <w:jc w:val="left"/>
-            </w:pPr>
-            <w:r>
-              <w:t xml:space="preserve">4.733 % ( 31 / 655 )</w:t>
-            </w:r>
-          </w:p>
-        </w:tc>
-        <w:tc>
-          <w:tcPr/>
-          <w:p>
-            <w:pPr>
-              <w:pStyle w:val="Compact"/>
-              <w:jc w:val="left"/>
-            </w:pPr>
-            <w:r>
-              <w:t xml:space="preserve">[ 0.03 ; 0.07 ]</w:t>
-            </w:r>
-          </w:p>
-        </w:tc>
-        <w:tc>
-          <w:tcPr/>
-          <w:p>
-            <w:pPr>
-              <w:pStyle w:val="Compact"/>
-              <w:jc w:val="left"/>
-            </w:pPr>
-            <w:r>
-              <w:t xml:space="preserve">5.191 % ( 34 / 655 )</w:t>
-            </w:r>
-          </w:p>
-        </w:tc>
-        <w:tc>
-          <w:tcPr/>
-          <w:p>
-            <w:pPr>
-              <w:pStyle w:val="Compact"/>
-              <w:jc w:val="left"/>
-            </w:pPr>
-            <w:r>
-              <w:t xml:space="preserve">[ 0.04 ; 0.07 ]</w:t>
+              <w:t xml:space="preserve">пременопауза</w:t>
+            </w:r>
+          </w:p>
+        </w:tc>
+        <w:tc>
+          <w:tcPr/>
+          <w:p>
+            <w:pPr>
+              <w:pStyle w:val="Compact"/>
+              <w:jc w:val="left"/>
+            </w:pPr>
+            <w:r>
+              <w:t xml:space="preserve">35.725 % ( 234 / 655 случаев)</w:t>
+            </w:r>
+          </w:p>
+        </w:tc>
+        <w:tc>
+          <w:tcPr/>
+          <w:p>
+            <w:pPr>
+              <w:pStyle w:val="Compact"/>
+              <w:jc w:val="left"/>
+            </w:pPr>
+            <w:r>
+              <w:t xml:space="preserve">[ 0.32 ; 0.4 ]</w:t>
             </w:r>
           </w:p>
         </w:tc>
@@ -1747,55 +888,31 @@
               <w:jc w:val="left"/>
             </w:pPr>
             <w:r>
-              <w:t xml:space="preserve">не было образования</w:t>
-            </w:r>
-          </w:p>
-        </w:tc>
-        <w:tc>
-          <w:tcPr/>
-          <w:p>
-            <w:pPr>
-              <w:pStyle w:val="Compact"/>
-              <w:jc w:val="left"/>
-            </w:pPr>
-            <w:r>
-              <w:t xml:space="preserve">87.328 % ( 572 / 655 )</w:t>
-            </w:r>
-          </w:p>
-        </w:tc>
-        <w:tc>
-          <w:tcPr/>
-          <w:p>
-            <w:pPr>
-              <w:pStyle w:val="Compact"/>
-              <w:jc w:val="left"/>
-            </w:pPr>
-            <w:r>
-              <w:t xml:space="preserve">[ 0.84 ; 0.9 ]</w:t>
-            </w:r>
-          </w:p>
-        </w:tc>
-        <w:tc>
-          <w:tcPr/>
-          <w:p>
-            <w:pPr>
-              <w:pStyle w:val="Compact"/>
-              <w:jc w:val="left"/>
-            </w:pPr>
-            <w:r>
-              <w:t xml:space="preserve">87.786 % ( 575 / 655 )</w:t>
-            </w:r>
-          </w:p>
-        </w:tc>
-        <w:tc>
-          <w:tcPr/>
-          <w:p>
-            <w:pPr>
-              <w:pStyle w:val="Compact"/>
-              <w:jc w:val="left"/>
-            </w:pPr>
-            <w:r>
-              <w:t xml:space="preserve">[ 0.85 ; 0.9 ]</w:t>
+              <w:t xml:space="preserve">репродуктивный возраст</w:t>
+            </w:r>
+          </w:p>
+        </w:tc>
+        <w:tc>
+          <w:tcPr/>
+          <w:p>
+            <w:pPr>
+              <w:pStyle w:val="Compact"/>
+              <w:jc w:val="left"/>
+            </w:pPr>
+            <w:r>
+              <w:t xml:space="preserve">23.206 % ( 152 / 655 случаев)</w:t>
+            </w:r>
+          </w:p>
+        </w:tc>
+        <w:tc>
+          <w:tcPr/>
+          <w:p>
+            <w:pPr>
+              <w:pStyle w:val="Compact"/>
+              <w:jc w:val="left"/>
+            </w:pPr>
+            <w:r>
+              <w:t xml:space="preserve">[ 0.2 ; 0.27 ]</w:t>
             </w:r>
           </w:p>
         </w:tc>
@@ -1809,55 +926,31 @@
               <w:jc w:val="left"/>
             </w:pPr>
             <w:r>
-              <w:t xml:space="preserve">определяются</w:t>
-            </w:r>
-          </w:p>
-        </w:tc>
-        <w:tc>
-          <w:tcPr/>
-          <w:p>
-            <w:pPr>
-              <w:pStyle w:val="Compact"/>
-              <w:jc w:val="left"/>
-            </w:pPr>
-            <w:r>
-              <w:t xml:space="preserve">5.649 % ( 37 / 655 )</w:t>
-            </w:r>
-          </w:p>
-        </w:tc>
-        <w:tc>
-          <w:tcPr/>
-          <w:p>
-            <w:pPr>
-              <w:pStyle w:val="Compact"/>
-              <w:jc w:val="left"/>
-            </w:pPr>
-            <w:r>
-              <w:t xml:space="preserve">[ 0.04 ; 0.08 ]</w:t>
-            </w:r>
-          </w:p>
-        </w:tc>
-        <w:tc>
-          <w:tcPr/>
-          <w:p>
-            <w:pPr>
-              <w:pStyle w:val="Compact"/>
-              <w:jc w:val="left"/>
-            </w:pPr>
-            <w:r>
-              <w:t xml:space="preserve">5.191 % ( 34 / 655 )</w:t>
-            </w:r>
-          </w:p>
-        </w:tc>
-        <w:tc>
-          <w:tcPr/>
-          <w:p>
-            <w:pPr>
-              <w:pStyle w:val="Compact"/>
-              <w:jc w:val="left"/>
-            </w:pPr>
-            <w:r>
-              <w:t xml:space="preserve">[ 0.04 ; 0.07 ]</w:t>
+              <w:t xml:space="preserve">Операции на молочной железе</w:t>
+            </w:r>
+          </w:p>
+        </w:tc>
+        <w:tc>
+          <w:tcPr/>
+          <w:p>
+            <w:pPr>
+              <w:pStyle w:val="Compact"/>
+              <w:jc w:val="left"/>
+            </w:pPr>
+            <w:r>
+              <w:t xml:space="preserve">——</w:t>
+            </w:r>
+          </w:p>
+        </w:tc>
+        <w:tc>
+          <w:tcPr/>
+          <w:p>
+            <w:pPr>
+              <w:pStyle w:val="Compact"/>
+              <w:jc w:val="left"/>
+            </w:pPr>
+            <w:r>
+              <w:t xml:space="preserve">——</w:t>
             </w:r>
           </w:p>
         </w:tc>
@@ -1871,55 +964,31 @@
               <w:jc w:val="left"/>
             </w:pPr>
             <w:r>
-              <w:t xml:space="preserve">Категория BIRADS</w:t>
-            </w:r>
-          </w:p>
-        </w:tc>
-        <w:tc>
-          <w:tcPr/>
-          <w:p>
-            <w:pPr>
-              <w:pStyle w:val="Compact"/>
-              <w:jc w:val="left"/>
-            </w:pPr>
-            <w:r>
-              <w:t xml:space="preserve">——</w:t>
-            </w:r>
-          </w:p>
-        </w:tc>
-        <w:tc>
-          <w:tcPr/>
-          <w:p>
-            <w:pPr>
-              <w:pStyle w:val="Compact"/>
-              <w:jc w:val="left"/>
-            </w:pPr>
-            <w:r>
-              <w:t xml:space="preserve">——</w:t>
-            </w:r>
-          </w:p>
-        </w:tc>
-        <w:tc>
-          <w:tcPr/>
-          <w:p>
-            <w:pPr>
-              <w:pStyle w:val="Compact"/>
-              <w:jc w:val="left"/>
-            </w:pPr>
-            <w:r>
-              <w:t xml:space="preserve">——</w:t>
-            </w:r>
-          </w:p>
-        </w:tc>
-        <w:tc>
-          <w:tcPr/>
-          <w:p>
-            <w:pPr>
-              <w:pStyle w:val="Compact"/>
-              <w:jc w:val="left"/>
-            </w:pPr>
-            <w:r>
-              <w:t xml:space="preserve">——</w:t>
+              <w:t xml:space="preserve">были операции</w:t>
+            </w:r>
+          </w:p>
+        </w:tc>
+        <w:tc>
+          <w:tcPr/>
+          <w:p>
+            <w:pPr>
+              <w:pStyle w:val="Compact"/>
+              <w:jc w:val="left"/>
+            </w:pPr>
+            <w:r>
+              <w:t xml:space="preserve">0 % ( 0 / 655 случаев)</w:t>
+            </w:r>
+          </w:p>
+        </w:tc>
+        <w:tc>
+          <w:tcPr/>
+          <w:p>
+            <w:pPr>
+              <w:pStyle w:val="Compact"/>
+              <w:jc w:val="left"/>
+            </w:pPr>
+            <w:r>
+              <w:t xml:space="preserve">[ 0 ; 0.01 ]</w:t>
             </w:r>
           </w:p>
         </w:tc>
@@ -1933,55 +1002,31 @@
               <w:jc w:val="left"/>
             </w:pPr>
             <w:r>
-              <w:t xml:space="preserve">Birads 1</w:t>
-            </w:r>
-          </w:p>
-        </w:tc>
-        <w:tc>
-          <w:tcPr/>
-          <w:p>
-            <w:pPr>
-              <w:pStyle w:val="Compact"/>
-              <w:jc w:val="left"/>
-            </w:pPr>
-            <w:r>
-              <w:t xml:space="preserve">2.748 % ( 18 / 655 )</w:t>
-            </w:r>
-          </w:p>
-        </w:tc>
-        <w:tc>
-          <w:tcPr/>
-          <w:p>
-            <w:pPr>
-              <w:pStyle w:val="Compact"/>
-              <w:jc w:val="left"/>
-            </w:pPr>
-            <w:r>
-              <w:t xml:space="preserve">[ 0.02 ; 0.04 ]</w:t>
-            </w:r>
-          </w:p>
-        </w:tc>
-        <w:tc>
-          <w:tcPr/>
-          <w:p>
-            <w:pPr>
-              <w:pStyle w:val="Compact"/>
-              <w:jc w:val="left"/>
-            </w:pPr>
-            <w:r>
-              <w:t xml:space="preserve">3.053 % ( 20 / 655 )</w:t>
-            </w:r>
-          </w:p>
-        </w:tc>
-        <w:tc>
-          <w:tcPr/>
-          <w:p>
-            <w:pPr>
-              <w:pStyle w:val="Compact"/>
-              <w:jc w:val="left"/>
-            </w:pPr>
-            <w:r>
-              <w:t xml:space="preserve">[ 0.02 ; 0.05 ]</w:t>
+              <w:t xml:space="preserve">не было операций</w:t>
+            </w:r>
+          </w:p>
+        </w:tc>
+        <w:tc>
+          <w:tcPr/>
+          <w:p>
+            <w:pPr>
+              <w:pStyle w:val="Compact"/>
+              <w:jc w:val="left"/>
+            </w:pPr>
+            <w:r>
+              <w:t xml:space="preserve">100 % ( 655 / 655 случаев)</w:t>
+            </w:r>
+          </w:p>
+        </w:tc>
+        <w:tc>
+          <w:tcPr/>
+          <w:p>
+            <w:pPr>
+              <w:pStyle w:val="Compact"/>
+              <w:jc w:val="left"/>
+            </w:pPr>
+            <w:r>
+              <w:t xml:space="preserve">[ 0.99 ; 1 ]</w:t>
             </w:r>
           </w:p>
         </w:tc>
@@ -1995,55 +1040,31 @@
               <w:jc w:val="left"/>
             </w:pPr>
             <w:r>
-              <w:t xml:space="preserve">Birads 2</w:t>
-            </w:r>
-          </w:p>
-        </w:tc>
-        <w:tc>
-          <w:tcPr/>
-          <w:p>
-            <w:pPr>
-              <w:pStyle w:val="Compact"/>
-              <w:jc w:val="left"/>
-            </w:pPr>
-            <w:r>
-              <w:t xml:space="preserve">66.565 % ( 436 / 655 )</w:t>
-            </w:r>
-          </w:p>
-        </w:tc>
-        <w:tc>
-          <w:tcPr/>
-          <w:p>
-            <w:pPr>
-              <w:pStyle w:val="Compact"/>
-              <w:jc w:val="left"/>
-            </w:pPr>
-            <w:r>
-              <w:t xml:space="preserve">[ 0.63 ; 0.7 ]</w:t>
-            </w:r>
-          </w:p>
-        </w:tc>
-        <w:tc>
-          <w:tcPr/>
-          <w:p>
-            <w:pPr>
-              <w:pStyle w:val="Compact"/>
-              <w:jc w:val="left"/>
-            </w:pPr>
-            <w:r>
-              <w:t xml:space="preserve">67.481 % ( 442 / 655 )</w:t>
-            </w:r>
-          </w:p>
-        </w:tc>
-        <w:tc>
-          <w:tcPr/>
-          <w:p>
-            <w:pPr>
-              <w:pStyle w:val="Compact"/>
-              <w:jc w:val="left"/>
-            </w:pPr>
-            <w:r>
-              <w:t xml:space="preserve">[ 0.64 ; 0.71 ]</w:t>
+              <w:t xml:space="preserve">Прием гормональных препаратов</w:t>
+            </w:r>
+          </w:p>
+        </w:tc>
+        <w:tc>
+          <w:tcPr/>
+          <w:p>
+            <w:pPr>
+              <w:pStyle w:val="Compact"/>
+              <w:jc w:val="left"/>
+            </w:pPr>
+            <w:r>
+              <w:t xml:space="preserve">——</w:t>
+            </w:r>
+          </w:p>
+        </w:tc>
+        <w:tc>
+          <w:tcPr/>
+          <w:p>
+            <w:pPr>
+              <w:pStyle w:val="Compact"/>
+              <w:jc w:val="left"/>
+            </w:pPr>
+            <w:r>
+              <w:t xml:space="preserve">——</w:t>
             </w:r>
           </w:p>
         </w:tc>
@@ -2057,55 +1078,31 @@
               <w:jc w:val="left"/>
             </w:pPr>
             <w:r>
-              <w:t xml:space="preserve">Birads 3</w:t>
-            </w:r>
-          </w:p>
-        </w:tc>
-        <w:tc>
-          <w:tcPr/>
-          <w:p>
-            <w:pPr>
-              <w:pStyle w:val="Compact"/>
-              <w:jc w:val="left"/>
-            </w:pPr>
-            <w:r>
-              <w:t xml:space="preserve">8.397 % ( 55 / 655 )</w:t>
-            </w:r>
-          </w:p>
-        </w:tc>
-        <w:tc>
-          <w:tcPr/>
-          <w:p>
-            <w:pPr>
-              <w:pStyle w:val="Compact"/>
-              <w:jc w:val="left"/>
-            </w:pPr>
-            <w:r>
-              <w:t xml:space="preserve">[ 0.06 ; 0.11 ]</w:t>
-            </w:r>
-          </w:p>
-        </w:tc>
-        <w:tc>
-          <w:tcPr/>
-          <w:p>
-            <w:pPr>
-              <w:pStyle w:val="Compact"/>
-              <w:jc w:val="left"/>
-            </w:pPr>
-            <w:r>
-              <w:t xml:space="preserve">7.176 % ( 47 / 655 )</w:t>
-            </w:r>
-          </w:p>
-        </w:tc>
-        <w:tc>
-          <w:tcPr/>
-          <w:p>
-            <w:pPr>
-              <w:pStyle w:val="Compact"/>
-              <w:jc w:val="left"/>
-            </w:pPr>
-            <w:r>
-              <w:t xml:space="preserve">[ 0.05 ; 0.09 ]</w:t>
+              <w:t xml:space="preserve">да</w:t>
+            </w:r>
+          </w:p>
+        </w:tc>
+        <w:tc>
+          <w:tcPr/>
+          <w:p>
+            <w:pPr>
+              <w:pStyle w:val="Compact"/>
+              <w:jc w:val="left"/>
+            </w:pPr>
+            <w:r>
+              <w:t xml:space="preserve">18.779 % ( 123 / 655 случаев)</w:t>
+            </w:r>
+          </w:p>
+        </w:tc>
+        <w:tc>
+          <w:tcPr/>
+          <w:p>
+            <w:pPr>
+              <w:pStyle w:val="Compact"/>
+              <w:jc w:val="left"/>
+            </w:pPr>
+            <w:r>
+              <w:t xml:space="preserve">[ 0.16 ; 0.22 ]</w:t>
             </w:r>
           </w:p>
         </w:tc>
@@ -2119,55 +1116,31 @@
               <w:jc w:val="left"/>
             </w:pPr>
             <w:r>
-              <w:t xml:space="preserve">Birads 4b</w:t>
-            </w:r>
-          </w:p>
-        </w:tc>
-        <w:tc>
-          <w:tcPr/>
-          <w:p>
-            <w:pPr>
-              <w:pStyle w:val="Compact"/>
-              <w:jc w:val="left"/>
-            </w:pPr>
-            <w:r>
-              <w:t xml:space="preserve">4.58 % ( 30 / 655 )</w:t>
-            </w:r>
-          </w:p>
-        </w:tc>
-        <w:tc>
-          <w:tcPr/>
-          <w:p>
-            <w:pPr>
-              <w:pStyle w:val="Compact"/>
-              <w:jc w:val="left"/>
-            </w:pPr>
-            <w:r>
-              <w:t xml:space="preserve">[ 0.03 ; 0.07 ]</w:t>
-            </w:r>
-          </w:p>
-        </w:tc>
-        <w:tc>
-          <w:tcPr/>
-          <w:p>
-            <w:pPr>
-              <w:pStyle w:val="Compact"/>
-              <w:jc w:val="left"/>
-            </w:pPr>
-            <w:r>
-              <w:t xml:space="preserve">3.511 % ( 23 / 655 )</w:t>
-            </w:r>
-          </w:p>
-        </w:tc>
-        <w:tc>
-          <w:tcPr/>
-          <w:p>
-            <w:pPr>
-              <w:pStyle w:val="Compact"/>
-              <w:jc w:val="left"/>
-            </w:pPr>
-            <w:r>
-              <w:t xml:space="preserve">[ 0.02 ; 0.05 ]</w:t>
+              <w:t xml:space="preserve">нет</w:t>
+            </w:r>
+          </w:p>
+        </w:tc>
+        <w:tc>
+          <w:tcPr/>
+          <w:p>
+            <w:pPr>
+              <w:pStyle w:val="Compact"/>
+              <w:jc w:val="left"/>
+            </w:pPr>
+            <w:r>
+              <w:t xml:space="preserve">81.221 % ( 532 / 655 случаев)</w:t>
+            </w:r>
+          </w:p>
+        </w:tc>
+        <w:tc>
+          <w:tcPr/>
+          <w:p>
+            <w:pPr>
+              <w:pStyle w:val="Compact"/>
+              <w:jc w:val="left"/>
+            </w:pPr>
+            <w:r>
+              <w:t xml:space="preserve">[ 0.78 ; 0.84 ]</w:t>
             </w:r>
           </w:p>
         </w:tc>
@@ -2181,55 +1154,31 @@
               <w:jc w:val="left"/>
             </w:pPr>
             <w:r>
-              <w:t xml:space="preserve">Birads 4c</w:t>
-            </w:r>
-          </w:p>
-        </w:tc>
-        <w:tc>
-          <w:tcPr/>
-          <w:p>
-            <w:pPr>
-              <w:pStyle w:val="Compact"/>
-              <w:jc w:val="left"/>
-            </w:pPr>
-            <w:r>
-              <w:t xml:space="preserve">2.595 % ( 17 / 655 )</w:t>
-            </w:r>
-          </w:p>
-        </w:tc>
-        <w:tc>
-          <w:tcPr/>
-          <w:p>
-            <w:pPr>
-              <w:pStyle w:val="Compact"/>
-              <w:jc w:val="left"/>
-            </w:pPr>
-            <w:r>
-              <w:t xml:space="preserve">[ 0.02 ; 0.04 ]</w:t>
-            </w:r>
-          </w:p>
-        </w:tc>
-        <w:tc>
-          <w:tcPr/>
-          <w:p>
-            <w:pPr>
-              <w:pStyle w:val="Compact"/>
-              <w:jc w:val="left"/>
-            </w:pPr>
-            <w:r>
-              <w:t xml:space="preserve">2.137 % ( 14 / 655 )</w:t>
-            </w:r>
-          </w:p>
-        </w:tc>
-        <w:tc>
-          <w:tcPr/>
-          <w:p>
-            <w:pPr>
-              <w:pStyle w:val="Compact"/>
-              <w:jc w:val="left"/>
-            </w:pPr>
-            <w:r>
-              <w:t xml:space="preserve">[ 0.01 ; 0.04 ]</w:t>
+              <w:t xml:space="preserve">Наследственная предрасположенность</w:t>
+            </w:r>
+          </w:p>
+        </w:tc>
+        <w:tc>
+          <w:tcPr/>
+          <w:p>
+            <w:pPr>
+              <w:pStyle w:val="Compact"/>
+              <w:jc w:val="left"/>
+            </w:pPr>
+            <w:r>
+              <w:t xml:space="preserve">——</w:t>
+            </w:r>
+          </w:p>
+        </w:tc>
+        <w:tc>
+          <w:tcPr/>
+          <w:p>
+            <w:pPr>
+              <w:pStyle w:val="Compact"/>
+              <w:jc w:val="left"/>
+            </w:pPr>
+            <w:r>
+              <w:t xml:space="preserve">——</w:t>
             </w:r>
           </w:p>
         </w:tc>
@@ -2243,55 +1192,31 @@
               <w:jc w:val="left"/>
             </w:pPr>
             <w:r>
-              <w:t xml:space="preserve">Birads 4а</w:t>
-            </w:r>
-          </w:p>
-        </w:tc>
-        <w:tc>
-          <w:tcPr/>
-          <w:p>
-            <w:pPr>
-              <w:pStyle w:val="Compact"/>
-              <w:jc w:val="left"/>
-            </w:pPr>
-            <w:r>
-              <w:t xml:space="preserve">5.496 % ( 36 / 655 )</w:t>
-            </w:r>
-          </w:p>
-        </w:tc>
-        <w:tc>
-          <w:tcPr/>
-          <w:p>
-            <w:pPr>
-              <w:pStyle w:val="Compact"/>
-              <w:jc w:val="left"/>
-            </w:pPr>
-            <w:r>
-              <w:t xml:space="preserve">[ 0.04 ; 0.08 ]</w:t>
-            </w:r>
-          </w:p>
-        </w:tc>
-        <w:tc>
-          <w:tcPr/>
-          <w:p>
-            <w:pPr>
-              <w:pStyle w:val="Compact"/>
-              <w:jc w:val="left"/>
-            </w:pPr>
-            <w:r>
-              <w:t xml:space="preserve">3.664 % ( 24 / 655 )</w:t>
-            </w:r>
-          </w:p>
-        </w:tc>
-        <w:tc>
-          <w:tcPr/>
-          <w:p>
-            <w:pPr>
-              <w:pStyle w:val="Compact"/>
-              <w:jc w:val="left"/>
-            </w:pPr>
-            <w:r>
-              <w:t xml:space="preserve">[ 0.02 ; 0.05 ]</w:t>
+              <w:t xml:space="preserve">есть</w:t>
+            </w:r>
+          </w:p>
+        </w:tc>
+        <w:tc>
+          <w:tcPr/>
+          <w:p>
+            <w:pPr>
+              <w:pStyle w:val="Compact"/>
+              <w:jc w:val="left"/>
+            </w:pPr>
+            <w:r>
+              <w:t xml:space="preserve">33.282 % ( 218 / 655 случаев)</w:t>
+            </w:r>
+          </w:p>
+        </w:tc>
+        <w:tc>
+          <w:tcPr/>
+          <w:p>
+            <w:pPr>
+              <w:pStyle w:val="Compact"/>
+              <w:jc w:val="left"/>
+            </w:pPr>
+            <w:r>
+              <w:t xml:space="preserve">[ 0.3 ; 0.37 ]</w:t>
             </w:r>
           </w:p>
         </w:tc>
@@ -2305,6 +1230,1634 @@
               <w:jc w:val="left"/>
             </w:pPr>
             <w:r>
+              <w:t xml:space="preserve">нет</w:t>
+            </w:r>
+          </w:p>
+        </w:tc>
+        <w:tc>
+          <w:tcPr/>
+          <w:p>
+            <w:pPr>
+              <w:pStyle w:val="Compact"/>
+              <w:jc w:val="left"/>
+            </w:pPr>
+            <w:r>
+              <w:t xml:space="preserve">66.718 % ( 437 / 655 случаев)</w:t>
+            </w:r>
+          </w:p>
+        </w:tc>
+        <w:tc>
+          <w:tcPr/>
+          <w:p>
+            <w:pPr>
+              <w:pStyle w:val="Compact"/>
+              <w:jc w:val="left"/>
+            </w:pPr>
+            <w:r>
+              <w:t xml:space="preserve">[ 0.63 ; 0.7 ]</w:t>
+            </w:r>
+          </w:p>
+        </w:tc>
+      </w:tr>
+    </w:tbl>
+    <w:p>
+      <w:pPr>
+        <w:pStyle w:val="BodyText"/>
+      </w:pPr>
+      <w:r>
+        <w:rPr>
+          <w:iCs/>
+          <w:i/>
+        </w:rPr>
+        <w:t xml:space="preserve">Описание ABUS</w:t>
+      </w:r>
+    </w:p>
+    <w:p>
+      <w:pPr>
+        <w:pStyle w:val="BodyText"/>
+      </w:pPr>
+      <w:r>
+        <w:t xml:space="preserve">В настоящем исследовании использовалось трехмерная автоматизированная</w:t>
+      </w:r>
+      <w:r>
+        <w:t xml:space="preserve"> </w:t>
+      </w:r>
+      <w:r>
+        <w:t xml:space="preserve">ультразвуковая система Invenia (ABUS). Производитель GE Healthcare</w:t>
+      </w:r>
+      <w:r>
+        <w:t xml:space="preserve"> </w:t>
+      </w:r>
+      <w:r>
+        <w:t xml:space="preserve">(Саннивейл, Калифорния, США) 2018 года выпуска. Сканирование ABUS было</w:t>
+      </w:r>
+      <w:r>
+        <w:t xml:space="preserve"> </w:t>
+      </w:r>
+      <w:r>
+        <w:t xml:space="preserve">непрерывным и автоматизированным. В течение исследования женщин</w:t>
+      </w:r>
+      <w:r>
+        <w:t xml:space="preserve"> </w:t>
+      </w:r>
+      <w:r>
+        <w:t xml:space="preserve">попросили не двигаться, не разговаривать и дышать ровно. Выполнял</w:t>
+      </w:r>
+      <w:r>
+        <w:t xml:space="preserve"> </w:t>
+      </w:r>
+      <w:r>
+        <w:t xml:space="preserve">исследование сертифицированный персонал со средним медицинским</w:t>
+      </w:r>
+      <w:r>
+        <w:t xml:space="preserve"> </w:t>
+      </w:r>
+      <w:r>
+        <w:t xml:space="preserve">образованием.</w:t>
+      </w:r>
+    </w:p>
+    <w:p>
+      <w:pPr>
+        <w:pStyle w:val="BodyText"/>
+      </w:pPr>
+      <w:r>
+        <w:t xml:space="preserve">После завершения сбора данных ультразвуковой системой весь массив</w:t>
+      </w:r>
+      <w:r>
+        <w:t xml:space="preserve"> </w:t>
+      </w:r>
+      <w:r>
+        <w:t xml:space="preserve">передавался на специальную рабочую станцию для интерпретации. Оценку</w:t>
+      </w:r>
+      <w:r>
+        <w:t xml:space="preserve"> </w:t>
+      </w:r>
+      <w:r>
+        <w:t xml:space="preserve">изображений ABUS выполнял один врач ультразвуковой диагностики, со</w:t>
+      </w:r>
+      <w:r>
+        <w:t xml:space="preserve"> </w:t>
+      </w:r>
+      <w:r>
+        <w:t xml:space="preserve">стажем работы более 7 лет. Фиксировалось общее время, необходимое для</w:t>
+      </w:r>
+      <w:r>
+        <w:t xml:space="preserve"> </w:t>
+      </w:r>
+      <w:r>
+        <w:t xml:space="preserve">подготовки пациента и получения ABUS.</w:t>
+      </w:r>
+    </w:p>
+    <w:p>
+      <w:pPr>
+        <w:pStyle w:val="BodyText"/>
+      </w:pPr>
+      <w:r>
+        <w:rPr>
+          <w:iCs/>
+          <w:i/>
+        </w:rPr>
+        <w:t xml:space="preserve">Описание маммографии</w:t>
+      </w:r>
+    </w:p>
+    <w:p>
+      <w:pPr>
+        <w:pStyle w:val="BodyText"/>
+      </w:pPr>
+      <w:r>
+        <w:t xml:space="preserve">Пациентки прошли двухпроекционную цифровую маммографию (в</w:t>
+      </w:r>
+      <w:r>
+        <w:t xml:space="preserve"> </w:t>
+      </w:r>
+      <w:r>
+        <w:t xml:space="preserve">медиалатеральной косой и краниокаудальной проекции) обеих молочных</w:t>
+      </w:r>
+      <w:r>
+        <w:t xml:space="preserve"> </w:t>
+      </w:r>
+      <w:r>
+        <w:t xml:space="preserve">желез. Маммографию также выполняли женщинам моложе 40 лет в случае</w:t>
+      </w:r>
+      <w:r>
+        <w:t xml:space="preserve"> </w:t>
+      </w:r>
+      <w:r>
+        <w:t xml:space="preserve">положительного семейного или личного анамнеза - рак молочной железы.</w:t>
+      </w:r>
+      <w:r>
+        <w:t xml:space="preserve"> </w:t>
+      </w:r>
+      <w:r>
+        <w:t xml:space="preserve">Используемое оборудование- Planmed Clarity 3D с функцией томосинтеза</w:t>
+      </w:r>
+      <w:r>
+        <w:t xml:space="preserve"> </w:t>
+      </w:r>
+      <w:r>
+        <w:t xml:space="preserve">(Финляндия). Оценку изображений проводил один рентгенолог со стажем</w:t>
+      </w:r>
+      <w:r>
+        <w:t xml:space="preserve"> </w:t>
+      </w:r>
+      <w:r>
+        <w:t xml:space="preserve">работы более 10 лет.</w:t>
+      </w:r>
+    </w:p>
+    <w:p>
+      <w:pPr>
+        <w:pStyle w:val="BodyText"/>
+      </w:pPr>
+      <w:r>
+        <w:t xml:space="preserve">Описание УЗИ-исседования</w:t>
+      </w:r>
+    </w:p>
+    <w:p>
+      <w:pPr>
+        <w:pStyle w:val="BodyText"/>
+      </w:pPr>
+      <w:r>
+        <w:t xml:space="preserve">УЗИ мсследование выполняли два врача ультразвуковой диагностики со</w:t>
+      </w:r>
+      <w:r>
+        <w:t xml:space="preserve"> </w:t>
+      </w:r>
+      <w:r>
+        <w:t xml:space="preserve">стажем работы более 7 лет. Устройства, используемые для проведения 2d</w:t>
+      </w:r>
+      <w:r>
+        <w:t xml:space="preserve"> </w:t>
+      </w:r>
+      <w:r>
+        <w:t xml:space="preserve">УЗИ включали GE LOGIQS 8 (GE Medical Systems, Милуоки, Висконсин, США),</w:t>
+      </w:r>
+      <w:r>
+        <w:t xml:space="preserve"> </w:t>
+      </w:r>
+      <w:r>
+        <w:t xml:space="preserve">Toshiba Aplio 300(Canon Япония)- ультразвуковые системы экспертного</w:t>
+      </w:r>
+      <w:r>
+        <w:t xml:space="preserve"> </w:t>
+      </w:r>
+      <w:r>
+        <w:t xml:space="preserve">класса.</w:t>
+      </w:r>
+    </w:p>
+    <w:p>
+      <w:pPr>
+        <w:pStyle w:val="BodyText"/>
+      </w:pPr>
+      <w:r>
+        <w:rPr>
+          <w:iCs/>
+          <w:i/>
+        </w:rPr>
+        <w:t xml:space="preserve">Статистический анализ</w:t>
+      </w:r>
+    </w:p>
+    <w:p>
+      <w:pPr>
+        <w:pStyle w:val="BodyText"/>
+      </w:pPr>
+      <w:r>
+        <w:t xml:space="preserve">Статистическая обработка проводилась с помощью языка программы</w:t>
+      </w:r>
+      <w:r>
+        <w:t xml:space="preserve"> </w:t>
+      </w:r>
+      <w:r>
+        <w:t xml:space="preserve">STATISTICS 12. Для определения числа наблюдений при каждом типе</w:t>
+      </w:r>
+      <w:r>
+        <w:t xml:space="preserve"> </w:t>
+      </w:r>
+      <w:r>
+        <w:t xml:space="preserve">воздействия в каждой группе производился расчет мощности пропорций при</w:t>
+      </w:r>
+      <w:r>
+        <w:t xml:space="preserve"> </w:t>
+      </w:r>
+      <w:r>
+        <w:t xml:space="preserve">уровне значимости 95%. Для описания количественных показателей</w:t>
+      </w:r>
+      <w:r>
+        <w:t xml:space="preserve"> </w:t>
+      </w:r>
+      <w:r>
+        <w:t xml:space="preserve">проводилась оценка на нормальность распределения, в качестве метода</w:t>
+      </w:r>
+      <w:r>
+        <w:t xml:space="preserve"> </w:t>
+      </w:r>
+      <w:r>
+        <w:t xml:space="preserve">использовался критерий Шапиро-Уилка. Переменные, имеющие нормальное</w:t>
+      </w:r>
+      <w:r>
+        <w:t xml:space="preserve"> </w:t>
+      </w:r>
+      <w:r>
+        <w:t xml:space="preserve">распределение, описывались как среднее ± стандартное отклонение (M±SD).</w:t>
+      </w:r>
+      <w:r>
+        <w:t xml:space="preserve"> </w:t>
+      </w:r>
+      <w:r>
+        <w:t xml:space="preserve">Переменные, распределение которых отличалось от нормального, описывались</w:t>
+      </w:r>
+      <w:r>
+        <w:t xml:space="preserve"> </w:t>
+      </w:r>
+      <w:r>
+        <w:t xml:space="preserve">при помощи значений медианы (Me) и нижнего и верхнего квартилей (Q1-Q3).</w:t>
+      </w:r>
+      <w:r>
+        <w:t xml:space="preserve"> </w:t>
+      </w:r>
+      <w:r>
+        <w:t xml:space="preserve">Для определения статистически значимой разницы непрерывных величин</w:t>
+      </w:r>
+      <w:r>
+        <w:t xml:space="preserve"> </w:t>
+      </w:r>
+      <w:r>
+        <w:t xml:space="preserve">использовали критерий Манна-Уитни для независимых непараметрических</w:t>
+      </w:r>
+      <w:r>
+        <w:t xml:space="preserve"> </w:t>
+      </w:r>
+      <w:r>
+        <w:t xml:space="preserve">выборок при ненормальном распределении и t-критерий Стюдента для</w:t>
+      </w:r>
+      <w:r>
+        <w:t xml:space="preserve"> </w:t>
+      </w:r>
+      <w:r>
+        <w:t xml:space="preserve">независимых параметрических выборок при нормальном. Для определения</w:t>
+      </w:r>
+      <w:r>
+        <w:t xml:space="preserve"> </w:t>
+      </w:r>
+      <w:r>
+        <w:t xml:space="preserve">статистически значимой разницы независимых качественных величин</w:t>
+      </w:r>
+      <w:r>
+        <w:t xml:space="preserve"> </w:t>
+      </w:r>
+      <w:r>
+        <w:t xml:space="preserve">Хи-квадрат Пирсона, при недостаточном количестве наблюдений, то есть</w:t>
+      </w:r>
+      <w:r>
+        <w:t xml:space="preserve"> </w:t>
+      </w:r>
+      <w:r>
+        <w:t xml:space="preserve">число наблюдений в любой из ячеек четырёхпольной таблицы было менее 5</w:t>
+      </w:r>
+      <w:r>
+        <w:t xml:space="preserve"> </w:t>
+      </w:r>
+      <w:r>
+        <w:t xml:space="preserve">наблюдений, использовался точный критерий Фишера. Проводилось</w:t>
+      </w:r>
+      <w:r>
+        <w:t xml:space="preserve"> </w:t>
+      </w:r>
+      <w:r>
+        <w:t xml:space="preserve">определение определения чувствительности, специфичности и точность. При</w:t>
+      </w:r>
+      <w:r>
+        <w:t xml:space="preserve"> </w:t>
+      </w:r>
+      <w:r>
+        <w:t xml:space="preserve">определении эффективности диагностических методов УЗИ и ABUS в</w:t>
+      </w:r>
+      <w:r>
+        <w:t xml:space="preserve"> </w:t>
+      </w:r>
+      <w:r>
+        <w:t xml:space="preserve">нахождении кальцитов и микрокальцинатов в качестве контрольного метода</w:t>
+      </w:r>
+      <w:r>
+        <w:t xml:space="preserve"> </w:t>
+      </w:r>
+      <w:r>
+        <w:t xml:space="preserve">использовались данные ММГ исследования. Для построения предсказательной</w:t>
+      </w:r>
+      <w:r>
+        <w:t xml:space="preserve"> </w:t>
+      </w:r>
+      <w:r>
+        <w:t xml:space="preserve">модели на основании данных использовалась логистическая регрессия.</w:t>
+      </w:r>
+    </w:p>
+    <w:bookmarkEnd w:id="27"/>
+    <w:bookmarkStart w:id="49" w:name="результаты-исследования"/>
+    <w:p>
+      <w:pPr>
+        <w:pStyle w:val="Heading2"/>
+      </w:pPr>
+      <w:r>
+        <w:t xml:space="preserve">Результаты исследования</w:t>
+      </w:r>
+    </w:p>
+    <w:p>
+      <w:pPr>
+        <w:pStyle w:val="FirstParagraph"/>
+      </w:pPr>
+      <w:r>
+        <w:t xml:space="preserve">Основные результаты обнаружения кальцинатов в целом и микрокальцинатов в</w:t>
+      </w:r>
+      <w:r>
+        <w:t xml:space="preserve"> </w:t>
+      </w:r>
+      <w:r>
+        <w:t xml:space="preserve">частности, так же определенных категорий BI-RADS. приведtys в таблице</w:t>
+      </w:r>
+      <w:r>
+        <w:t xml:space="preserve"> </w:t>
+      </w:r>
+      <w:r>
+        <w:t xml:space="preserve">№2, а также визуализированы на рисунке №2.</w:t>
+      </w:r>
+    </w:p>
+    <w:p>
+      <w:pPr>
+        <w:pStyle w:val="BodyText"/>
+      </w:pPr>
+      <w:r>
+        <w:t xml:space="preserve">Таблица №2. Сравнение методов 2d УЗИ, 3d УЗИ и ММГ по показателю</w:t>
+      </w:r>
+      <w:r>
+        <w:t xml:space="preserve"> </w:t>
+      </w:r>
+      <w:r>
+        <w:t xml:space="preserve">Кальцинаты, Микрокальцинаты и Категория BI-RADS</w:t>
+      </w:r>
+    </w:p>
+    <w:tbl>
+      <w:tblPr>
+        <w:tblStyle w:val="Table"/>
+        <w:tblW w:type="pct" w:w="5000"/>
+        <w:tblLook w:firstRow="1" w:lastRow="0" w:firstColumn="0" w:lastColumn="0" w:noHBand="0" w:noVBand="0" w:val="0020"/>
+        <w:jc w:val="start"/>
+      </w:tblPr>
+      <w:tblGrid>
+        <w:gridCol w:w="923"/>
+        <w:gridCol w:w="1506"/>
+        <w:gridCol w:w="826"/>
+        <w:gridCol w:w="1506"/>
+        <w:gridCol w:w="826"/>
+        <w:gridCol w:w="1506"/>
+        <w:gridCol w:w="826"/>
+      </w:tblGrid>
+      <w:tr>
+        <w:trPr>
+          <w:tblHeader w:val="true"/>
+        </w:trPr>
+        <w:tc>
+          <w:tcPr/>
+          <w:p>
+            <w:pPr>
+              <w:pStyle w:val="Compact"/>
+              <w:jc w:val="left"/>
+            </w:pPr>
+            <w:r>
+              <w:t xml:space="preserve">Группы</w:t>
+            </w:r>
+          </w:p>
+        </w:tc>
+        <w:tc>
+          <w:tcPr/>
+          <w:p>
+            <w:pPr>
+              <w:pStyle w:val="Compact"/>
+              <w:jc w:val="left"/>
+            </w:pPr>
+            <w:r>
+              <w:t xml:space="preserve">2d УЗИ</w:t>
+            </w:r>
+          </w:p>
+        </w:tc>
+        <w:tc>
+          <w:tcPr/>
+          <w:p>
+            <w:pPr>
+              <w:pStyle w:val="Compact"/>
+              <w:jc w:val="left"/>
+            </w:pPr>
+            <w:r>
+              <w:t xml:space="preserve">——</w:t>
+            </w:r>
+          </w:p>
+        </w:tc>
+        <w:tc>
+          <w:tcPr/>
+          <w:p>
+            <w:pPr>
+              <w:pStyle w:val="Compact"/>
+              <w:jc w:val="left"/>
+            </w:pPr>
+            <w:r>
+              <w:t xml:space="preserve">3d УЗИ</w:t>
+            </w:r>
+          </w:p>
+        </w:tc>
+        <w:tc>
+          <w:tcPr/>
+          <w:p>
+            <w:pPr>
+              <w:pStyle w:val="Compact"/>
+              <w:jc w:val="left"/>
+            </w:pPr>
+            <w:r>
+              <w:t xml:space="preserve">——</w:t>
+            </w:r>
+          </w:p>
+        </w:tc>
+        <w:tc>
+          <w:tcPr/>
+          <w:p>
+            <w:pPr>
+              <w:pStyle w:val="Compact"/>
+              <w:jc w:val="left"/>
+            </w:pPr>
+            <w:r>
+              <w:t xml:space="preserve">ММГ</w:t>
+            </w:r>
+          </w:p>
+        </w:tc>
+        <w:tc>
+          <w:tcPr/>
+          <w:p>
+            <w:pPr>
+              <w:pStyle w:val="Compact"/>
+              <w:jc w:val="left"/>
+            </w:pPr>
+            <w:r>
+              <w:t xml:space="preserve">——</w:t>
+            </w:r>
+          </w:p>
+        </w:tc>
+      </w:tr>
+      <w:tr>
+        <w:tc>
+          <w:tcPr/>
+          <w:p>
+            <w:pPr>
+              <w:pStyle w:val="Compact"/>
+              <w:jc w:val="left"/>
+            </w:pPr>
+            <w:r>
+              <w:t xml:space="preserve">Кальцинаты</w:t>
+            </w:r>
+          </w:p>
+        </w:tc>
+        <w:tc>
+          <w:tcPr/>
+          <w:p>
+            <w:pPr>
+              <w:pStyle w:val="Compact"/>
+              <w:jc w:val="left"/>
+            </w:pPr>
+            <w:r>
+              <w:t xml:space="preserve">Процентная доля</w:t>
+            </w:r>
+          </w:p>
+        </w:tc>
+        <w:tc>
+          <w:tcPr/>
+          <w:p>
+            <w:pPr>
+              <w:pStyle w:val="Compact"/>
+              <w:jc w:val="left"/>
+            </w:pPr>
+            <w:r>
+              <w:t xml:space="preserve">95% ДИ</w:t>
+            </w:r>
+          </w:p>
+        </w:tc>
+        <w:tc>
+          <w:tcPr/>
+          <w:p>
+            <w:pPr>
+              <w:pStyle w:val="Compact"/>
+              <w:jc w:val="left"/>
+            </w:pPr>
+            <w:r>
+              <w:t xml:space="preserve">Процентная доля</w:t>
+            </w:r>
+          </w:p>
+        </w:tc>
+        <w:tc>
+          <w:tcPr/>
+          <w:p>
+            <w:pPr>
+              <w:pStyle w:val="Compact"/>
+              <w:jc w:val="left"/>
+            </w:pPr>
+            <w:r>
+              <w:t xml:space="preserve">95% ДИ</w:t>
+            </w:r>
+          </w:p>
+        </w:tc>
+        <w:tc>
+          <w:tcPr/>
+          <w:p>
+            <w:pPr>
+              <w:pStyle w:val="Compact"/>
+            </w:pPr>
+          </w:p>
+        </w:tc>
+        <w:tc>
+          <w:tcPr/>
+          <w:p>
+            <w:pPr>
+              <w:pStyle w:val="Compact"/>
+            </w:pPr>
+          </w:p>
+        </w:tc>
+      </w:tr>
+      <w:tr>
+        <w:tc>
+          <w:tcPr/>
+          <w:p>
+            <w:pPr>
+              <w:pStyle w:val="Compact"/>
+              <w:jc w:val="left"/>
+            </w:pPr>
+            <w:r>
+              <w:t xml:space="preserve">Да</w:t>
+            </w:r>
+          </w:p>
+        </w:tc>
+        <w:tc>
+          <w:tcPr/>
+          <w:p>
+            <w:pPr>
+              <w:pStyle w:val="Compact"/>
+              <w:jc w:val="left"/>
+            </w:pPr>
+            <w:r>
+              <w:t xml:space="preserve">12.672 % ( 83 / 655 случаев)</w:t>
+            </w:r>
+          </w:p>
+        </w:tc>
+        <w:tc>
+          <w:tcPr/>
+          <w:p>
+            <w:pPr>
+              <w:pStyle w:val="Compact"/>
+              <w:jc w:val="left"/>
+            </w:pPr>
+            <w:r>
+              <w:t xml:space="preserve">[ 0.1 ; 0.16 ]</w:t>
+            </w:r>
+          </w:p>
+        </w:tc>
+        <w:tc>
+          <w:tcPr/>
+          <w:p>
+            <w:pPr>
+              <w:pStyle w:val="Compact"/>
+              <w:jc w:val="left"/>
+            </w:pPr>
+            <w:r>
+              <w:t xml:space="preserve">12.214 % ( 80 / 655 случаев)</w:t>
+            </w:r>
+          </w:p>
+        </w:tc>
+        <w:tc>
+          <w:tcPr/>
+          <w:p>
+            <w:pPr>
+              <w:pStyle w:val="Compact"/>
+              <w:jc w:val="left"/>
+            </w:pPr>
+            <w:r>
+              <w:t xml:space="preserve">[ 0.1 ; 0.15 ]</w:t>
+            </w:r>
+          </w:p>
+        </w:tc>
+        <w:tc>
+          <w:tcPr/>
+          <w:p>
+            <w:pPr>
+              <w:pStyle w:val="Compact"/>
+              <w:jc w:val="left"/>
+            </w:pPr>
+            <w:r>
+              <w:t xml:space="preserve">22.748 % ( 149 / 655 случаев)</w:t>
+            </w:r>
+          </w:p>
+        </w:tc>
+        <w:tc>
+          <w:tcPr/>
+          <w:p>
+            <w:pPr>
+              <w:pStyle w:val="Compact"/>
+              <w:jc w:val="left"/>
+            </w:pPr>
+            <w:r>
+              <w:t xml:space="preserve">[ 0.2 ; 0.26 ]</w:t>
+            </w:r>
+          </w:p>
+        </w:tc>
+      </w:tr>
+      <w:tr>
+        <w:tc>
+          <w:tcPr/>
+          <w:p>
+            <w:pPr>
+              <w:pStyle w:val="Compact"/>
+              <w:jc w:val="left"/>
+            </w:pPr>
+            <w:r>
+              <w:t xml:space="preserve">Нет</w:t>
+            </w:r>
+          </w:p>
+        </w:tc>
+        <w:tc>
+          <w:tcPr/>
+          <w:p>
+            <w:pPr>
+              <w:pStyle w:val="Compact"/>
+              <w:jc w:val="left"/>
+            </w:pPr>
+            <w:r>
+              <w:t xml:space="preserve">87.328 % ( 572 / 655 случаев)</w:t>
+            </w:r>
+          </w:p>
+        </w:tc>
+        <w:tc>
+          <w:tcPr/>
+          <w:p>
+            <w:pPr>
+              <w:pStyle w:val="Compact"/>
+              <w:jc w:val="left"/>
+            </w:pPr>
+            <w:r>
+              <w:t xml:space="preserve">[ 0.84 ; 0.9 ]</w:t>
+            </w:r>
+          </w:p>
+        </w:tc>
+        <w:tc>
+          <w:tcPr/>
+          <w:p>
+            <w:pPr>
+              <w:pStyle w:val="Compact"/>
+              <w:jc w:val="left"/>
+            </w:pPr>
+            <w:r>
+              <w:t xml:space="preserve">87.786 % ( 575 / 655 случаев)</w:t>
+            </w:r>
+          </w:p>
+        </w:tc>
+        <w:tc>
+          <w:tcPr/>
+          <w:p>
+            <w:pPr>
+              <w:pStyle w:val="Compact"/>
+              <w:jc w:val="left"/>
+            </w:pPr>
+            <w:r>
+              <w:t xml:space="preserve">[ 0.85 ; 0.9 ]</w:t>
+            </w:r>
+          </w:p>
+        </w:tc>
+        <w:tc>
+          <w:tcPr/>
+          <w:p>
+            <w:pPr>
+              <w:pStyle w:val="Compact"/>
+              <w:jc w:val="left"/>
+            </w:pPr>
+            <w:r>
+              <w:t xml:space="preserve">77.252 % ( 506 / 655 случаев)</w:t>
+            </w:r>
+          </w:p>
+        </w:tc>
+        <w:tc>
+          <w:tcPr/>
+          <w:p>
+            <w:pPr>
+              <w:pStyle w:val="Compact"/>
+              <w:jc w:val="left"/>
+            </w:pPr>
+            <w:r>
+              <w:t xml:space="preserve">[ 0.74 ; 0.8 ]</w:t>
+            </w:r>
+          </w:p>
+        </w:tc>
+      </w:tr>
+      <w:tr>
+        <w:tc>
+          <w:tcPr/>
+          <w:p>
+            <w:pPr>
+              <w:pStyle w:val="Compact"/>
+              <w:jc w:val="left"/>
+            </w:pPr>
+            <w:r>
+              <w:t xml:space="preserve">Микрокальцинаты</w:t>
+            </w:r>
+          </w:p>
+        </w:tc>
+        <w:tc>
+          <w:tcPr/>
+          <w:p>
+            <w:pPr>
+              <w:pStyle w:val="Compact"/>
+              <w:jc w:val="left"/>
+            </w:pPr>
+            <w:r>
+              <w:t xml:space="preserve">——</w:t>
+            </w:r>
+          </w:p>
+        </w:tc>
+        <w:tc>
+          <w:tcPr/>
+          <w:p>
+            <w:pPr>
+              <w:pStyle w:val="Compact"/>
+              <w:jc w:val="left"/>
+            </w:pPr>
+            <w:r>
+              <w:t xml:space="preserve">——</w:t>
+            </w:r>
+          </w:p>
+        </w:tc>
+        <w:tc>
+          <w:tcPr/>
+          <w:p>
+            <w:pPr>
+              <w:pStyle w:val="Compact"/>
+              <w:jc w:val="left"/>
+            </w:pPr>
+            <w:r>
+              <w:t xml:space="preserve">——</w:t>
+            </w:r>
+          </w:p>
+        </w:tc>
+        <w:tc>
+          <w:tcPr/>
+          <w:p>
+            <w:pPr>
+              <w:pStyle w:val="Compact"/>
+              <w:jc w:val="left"/>
+            </w:pPr>
+            <w:r>
+              <w:t xml:space="preserve">——</w:t>
+            </w:r>
+          </w:p>
+        </w:tc>
+        <w:tc>
+          <w:tcPr/>
+          <w:p>
+            <w:pPr>
+              <w:pStyle w:val="Compact"/>
+              <w:jc w:val="left"/>
+            </w:pPr>
+            <w:r>
+              <w:t xml:space="preserve">——</w:t>
+            </w:r>
+          </w:p>
+        </w:tc>
+        <w:tc>
+          <w:tcPr/>
+          <w:p>
+            <w:pPr>
+              <w:pStyle w:val="Compact"/>
+              <w:jc w:val="left"/>
+            </w:pPr>
+            <w:r>
+              <w:t xml:space="preserve">——</w:t>
+            </w:r>
+          </w:p>
+        </w:tc>
+      </w:tr>
+      <w:tr>
+        <w:tc>
+          <w:tcPr/>
+          <w:p>
+            <w:pPr>
+              <w:pStyle w:val="Compact"/>
+              <w:jc w:val="left"/>
+            </w:pPr>
+            <w:r>
+              <w:t xml:space="preserve">Да</w:t>
+            </w:r>
+          </w:p>
+        </w:tc>
+        <w:tc>
+          <w:tcPr/>
+          <w:p>
+            <w:pPr>
+              <w:pStyle w:val="Compact"/>
+              <w:jc w:val="left"/>
+            </w:pPr>
+            <w:r>
+              <w:t xml:space="preserve">4.733 % ( 31 / 655 случаев)</w:t>
+            </w:r>
+          </w:p>
+        </w:tc>
+        <w:tc>
+          <w:tcPr/>
+          <w:p>
+            <w:pPr>
+              <w:pStyle w:val="Compact"/>
+              <w:jc w:val="left"/>
+            </w:pPr>
+            <w:r>
+              <w:t xml:space="preserve">[ 0.03 ; 0.07 ]</w:t>
+            </w:r>
+          </w:p>
+        </w:tc>
+        <w:tc>
+          <w:tcPr/>
+          <w:p>
+            <w:pPr>
+              <w:pStyle w:val="Compact"/>
+              <w:jc w:val="left"/>
+            </w:pPr>
+            <w:r>
+              <w:t xml:space="preserve">5.191 % ( 34 / 655 случаев)</w:t>
+            </w:r>
+          </w:p>
+        </w:tc>
+        <w:tc>
+          <w:tcPr/>
+          <w:p>
+            <w:pPr>
+              <w:pStyle w:val="Compact"/>
+              <w:jc w:val="left"/>
+            </w:pPr>
+            <w:r>
+              <w:t xml:space="preserve">[ 0.04 ; 0.07 ]</w:t>
+            </w:r>
+          </w:p>
+        </w:tc>
+        <w:tc>
+          <w:tcPr/>
+          <w:p>
+            <w:pPr>
+              <w:pStyle w:val="Compact"/>
+              <w:jc w:val="left"/>
+            </w:pPr>
+            <w:r>
+              <w:t xml:space="preserve">5.802 % ( 38 / 655 случаев)</w:t>
+            </w:r>
+          </w:p>
+        </w:tc>
+        <w:tc>
+          <w:tcPr/>
+          <w:p>
+            <w:pPr>
+              <w:pStyle w:val="Compact"/>
+              <w:jc w:val="left"/>
+            </w:pPr>
+            <w:r>
+              <w:t xml:space="preserve">[ 0.04 ; 0.08 ]</w:t>
+            </w:r>
+          </w:p>
+        </w:tc>
+      </w:tr>
+      <w:tr>
+        <w:tc>
+          <w:tcPr/>
+          <w:p>
+            <w:pPr>
+              <w:pStyle w:val="Compact"/>
+              <w:jc w:val="left"/>
+            </w:pPr>
+            <w:r>
+              <w:t xml:space="preserve">Нет</w:t>
+            </w:r>
+          </w:p>
+        </w:tc>
+        <w:tc>
+          <w:tcPr/>
+          <w:p>
+            <w:pPr>
+              <w:pStyle w:val="Compact"/>
+              <w:jc w:val="left"/>
+            </w:pPr>
+            <w:r>
+              <w:t xml:space="preserve">95.267 % ( 624 / 655 случаев)</w:t>
+            </w:r>
+          </w:p>
+        </w:tc>
+        <w:tc>
+          <w:tcPr/>
+          <w:p>
+            <w:pPr>
+              <w:pStyle w:val="Compact"/>
+              <w:jc w:val="left"/>
+            </w:pPr>
+            <w:r>
+              <w:t xml:space="preserve">[ 0.93 ; 0.97 ]</w:t>
+            </w:r>
+          </w:p>
+        </w:tc>
+        <w:tc>
+          <w:tcPr/>
+          <w:p>
+            <w:pPr>
+              <w:pStyle w:val="Compact"/>
+              <w:jc w:val="left"/>
+            </w:pPr>
+            <w:r>
+              <w:t xml:space="preserve">94.809 % ( 621 / 655 случаев)</w:t>
+            </w:r>
+          </w:p>
+        </w:tc>
+        <w:tc>
+          <w:tcPr/>
+          <w:p>
+            <w:pPr>
+              <w:pStyle w:val="Compact"/>
+              <w:jc w:val="left"/>
+            </w:pPr>
+            <w:r>
+              <w:t xml:space="preserve">[ 0.93 ; 0.96 ]</w:t>
+            </w:r>
+          </w:p>
+        </w:tc>
+        <w:tc>
+          <w:tcPr/>
+          <w:p>
+            <w:pPr>
+              <w:pStyle w:val="Compact"/>
+              <w:jc w:val="left"/>
+            </w:pPr>
+            <w:r>
+              <w:t xml:space="preserve">94.198 % ( 617 / 655 случаев)</w:t>
+            </w:r>
+          </w:p>
+        </w:tc>
+        <w:tc>
+          <w:tcPr/>
+          <w:p>
+            <w:pPr>
+              <w:pStyle w:val="Compact"/>
+              <w:jc w:val="left"/>
+            </w:pPr>
+            <w:r>
+              <w:t xml:space="preserve">[ 0.92 ; 0.96 ]</w:t>
+            </w:r>
+          </w:p>
+        </w:tc>
+      </w:tr>
+      <w:tr>
+        <w:tc>
+          <w:tcPr/>
+          <w:p>
+            <w:pPr>
+              <w:pStyle w:val="Compact"/>
+              <w:jc w:val="left"/>
+            </w:pPr>
+            <w:r>
+              <w:t xml:space="preserve">Категория BI-RADS</w:t>
+            </w:r>
+          </w:p>
+        </w:tc>
+        <w:tc>
+          <w:tcPr/>
+          <w:p>
+            <w:pPr>
+              <w:pStyle w:val="Compact"/>
+              <w:jc w:val="left"/>
+            </w:pPr>
+            <w:r>
+              <w:t xml:space="preserve">——</w:t>
+            </w:r>
+          </w:p>
+        </w:tc>
+        <w:tc>
+          <w:tcPr/>
+          <w:p>
+            <w:pPr>
+              <w:pStyle w:val="Compact"/>
+              <w:jc w:val="left"/>
+            </w:pPr>
+            <w:r>
+              <w:t xml:space="preserve">——</w:t>
+            </w:r>
+          </w:p>
+        </w:tc>
+        <w:tc>
+          <w:tcPr/>
+          <w:p>
+            <w:pPr>
+              <w:pStyle w:val="Compact"/>
+              <w:jc w:val="left"/>
+            </w:pPr>
+            <w:r>
+              <w:t xml:space="preserve">——</w:t>
+            </w:r>
+          </w:p>
+        </w:tc>
+        <w:tc>
+          <w:tcPr/>
+          <w:p>
+            <w:pPr>
+              <w:pStyle w:val="Compact"/>
+              <w:jc w:val="left"/>
+            </w:pPr>
+            <w:r>
+              <w:t xml:space="preserve">——</w:t>
+            </w:r>
+          </w:p>
+        </w:tc>
+        <w:tc>
+          <w:tcPr/>
+          <w:p>
+            <w:pPr>
+              <w:pStyle w:val="Compact"/>
+              <w:jc w:val="left"/>
+            </w:pPr>
+            <w:r>
+              <w:t xml:space="preserve">——</w:t>
+            </w:r>
+          </w:p>
+        </w:tc>
+        <w:tc>
+          <w:tcPr/>
+          <w:p>
+            <w:pPr>
+              <w:pStyle w:val="Compact"/>
+              <w:jc w:val="left"/>
+            </w:pPr>
+            <w:r>
+              <w:t xml:space="preserve">——</w:t>
+            </w:r>
+          </w:p>
+        </w:tc>
+      </w:tr>
+      <w:tr>
+        <w:tc>
+          <w:tcPr/>
+          <w:p>
+            <w:pPr>
+              <w:pStyle w:val="Compact"/>
+              <w:jc w:val="left"/>
+            </w:pPr>
+            <w:r>
+              <w:t xml:space="preserve">Birads 1</w:t>
+            </w:r>
+          </w:p>
+        </w:tc>
+        <w:tc>
+          <w:tcPr/>
+          <w:p>
+            <w:pPr>
+              <w:pStyle w:val="Compact"/>
+              <w:jc w:val="left"/>
+            </w:pPr>
+            <w:r>
+              <w:t xml:space="preserve">2.748 % ( 18 / 655 случаев)</w:t>
+            </w:r>
+          </w:p>
+        </w:tc>
+        <w:tc>
+          <w:tcPr/>
+          <w:p>
+            <w:pPr>
+              <w:pStyle w:val="Compact"/>
+              <w:jc w:val="left"/>
+            </w:pPr>
+            <w:r>
+              <w:t xml:space="preserve">[ 0.02 ; 0.04 ]</w:t>
+            </w:r>
+          </w:p>
+        </w:tc>
+        <w:tc>
+          <w:tcPr/>
+          <w:p>
+            <w:pPr>
+              <w:pStyle w:val="Compact"/>
+              <w:jc w:val="left"/>
+            </w:pPr>
+            <w:r>
+              <w:t xml:space="preserve">3.053 % ( 20 / 655 случаев)</w:t>
+            </w:r>
+          </w:p>
+        </w:tc>
+        <w:tc>
+          <w:tcPr/>
+          <w:p>
+            <w:pPr>
+              <w:pStyle w:val="Compact"/>
+              <w:jc w:val="left"/>
+            </w:pPr>
+            <w:r>
+              <w:t xml:space="preserve">[ 0.02 ; 0.05 ]</w:t>
+            </w:r>
+          </w:p>
+        </w:tc>
+        <w:tc>
+          <w:tcPr/>
+          <w:p>
+            <w:pPr>
+              <w:pStyle w:val="Compact"/>
+              <w:jc w:val="left"/>
+            </w:pPr>
+            <w:r>
+              <w:t xml:space="preserve">3.359 % ( 22 / 655 случаев)</w:t>
+            </w:r>
+          </w:p>
+        </w:tc>
+        <w:tc>
+          <w:tcPr/>
+          <w:p>
+            <w:pPr>
+              <w:pStyle w:val="Compact"/>
+              <w:jc w:val="left"/>
+            </w:pPr>
+            <w:r>
+              <w:t xml:space="preserve">[ 0.02 ; 0.05 ]</w:t>
+            </w:r>
+          </w:p>
+        </w:tc>
+      </w:tr>
+      <w:tr>
+        <w:tc>
+          <w:tcPr/>
+          <w:p>
+            <w:pPr>
+              <w:pStyle w:val="Compact"/>
+              <w:jc w:val="left"/>
+            </w:pPr>
+            <w:r>
+              <w:t xml:space="preserve">Birads 2</w:t>
+            </w:r>
+          </w:p>
+        </w:tc>
+        <w:tc>
+          <w:tcPr/>
+          <w:p>
+            <w:pPr>
+              <w:pStyle w:val="Compact"/>
+              <w:jc w:val="left"/>
+            </w:pPr>
+            <w:r>
+              <w:t xml:space="preserve">64.275 % ( 421 / 655 случаев)</w:t>
+            </w:r>
+          </w:p>
+        </w:tc>
+        <w:tc>
+          <w:tcPr/>
+          <w:p>
+            <w:pPr>
+              <w:pStyle w:val="Compact"/>
+              <w:jc w:val="left"/>
+            </w:pPr>
+            <w:r>
+              <w:t xml:space="preserve">[ 0.6 ; 0.68 ]</w:t>
+            </w:r>
+          </w:p>
+        </w:tc>
+        <w:tc>
+          <w:tcPr/>
+          <w:p>
+            <w:pPr>
+              <w:pStyle w:val="Compact"/>
+              <w:jc w:val="left"/>
+            </w:pPr>
+            <w:r>
+              <w:t xml:space="preserve">67.481 % ( 442 / 655 случаев)</w:t>
+            </w:r>
+          </w:p>
+        </w:tc>
+        <w:tc>
+          <w:tcPr/>
+          <w:p>
+            <w:pPr>
+              <w:pStyle w:val="Compact"/>
+              <w:jc w:val="left"/>
+            </w:pPr>
+            <w:r>
+              <w:t xml:space="preserve">[ 0.64 ; 0.71 ]</w:t>
+            </w:r>
+          </w:p>
+        </w:tc>
+        <w:tc>
+          <w:tcPr/>
+          <w:p>
+            <w:pPr>
+              <w:pStyle w:val="Compact"/>
+              <w:jc w:val="left"/>
+            </w:pPr>
+            <w:r>
+              <w:t xml:space="preserve">76.489 % ( 501 / 655 случаев)</w:t>
+            </w:r>
+          </w:p>
+        </w:tc>
+        <w:tc>
+          <w:tcPr/>
+          <w:p>
+            <w:pPr>
+              <w:pStyle w:val="Compact"/>
+              <w:jc w:val="left"/>
+            </w:pPr>
+            <w:r>
+              <w:t xml:space="preserve">[ 0.73 ; 0.8 ]</w:t>
+            </w:r>
+          </w:p>
+        </w:tc>
+      </w:tr>
+      <w:tr>
+        <w:tc>
+          <w:tcPr/>
+          <w:p>
+            <w:pPr>
+              <w:pStyle w:val="Compact"/>
+              <w:jc w:val="left"/>
+            </w:pPr>
+            <w:r>
+              <w:t xml:space="preserve">Birads 3</w:t>
+            </w:r>
+          </w:p>
+        </w:tc>
+        <w:tc>
+          <w:tcPr/>
+          <w:p>
+            <w:pPr>
+              <w:pStyle w:val="Compact"/>
+              <w:jc w:val="left"/>
+            </w:pPr>
+            <w:r>
+              <w:t xml:space="preserve">10.687 % ( 70 / 655 случаев)</w:t>
+            </w:r>
+          </w:p>
+        </w:tc>
+        <w:tc>
+          <w:tcPr/>
+          <w:p>
+            <w:pPr>
+              <w:pStyle w:val="Compact"/>
+              <w:jc w:val="left"/>
+            </w:pPr>
+            <w:r>
+              <w:t xml:space="preserve">[ 0.08 ; 0.13 ]</w:t>
+            </w:r>
+          </w:p>
+        </w:tc>
+        <w:tc>
+          <w:tcPr/>
+          <w:p>
+            <w:pPr>
+              <w:pStyle w:val="Compact"/>
+              <w:jc w:val="left"/>
+            </w:pPr>
+            <w:r>
+              <w:t xml:space="preserve">7.176 % ( 47 / 655 случаев)</w:t>
+            </w:r>
+          </w:p>
+        </w:tc>
+        <w:tc>
+          <w:tcPr/>
+          <w:p>
+            <w:pPr>
+              <w:pStyle w:val="Compact"/>
+              <w:jc w:val="left"/>
+            </w:pPr>
+            <w:r>
+              <w:t xml:space="preserve">[ 0.05 ; 0.09 ]</w:t>
+            </w:r>
+          </w:p>
+        </w:tc>
+        <w:tc>
+          <w:tcPr/>
+          <w:p>
+            <w:pPr>
+              <w:pStyle w:val="Compact"/>
+              <w:jc w:val="left"/>
+            </w:pPr>
+            <w:r>
+              <w:t xml:space="preserve">6.26 % ( 41 / 655 случаев)</w:t>
+            </w:r>
+          </w:p>
+        </w:tc>
+        <w:tc>
+          <w:tcPr/>
+          <w:p>
+            <w:pPr>
+              <w:pStyle w:val="Compact"/>
+              <w:jc w:val="left"/>
+            </w:pPr>
+            <w:r>
+              <w:t xml:space="preserve">[ 0.05 ; 0.08 ]</w:t>
+            </w:r>
+          </w:p>
+        </w:tc>
+      </w:tr>
+      <w:tr>
+        <w:tc>
+          <w:tcPr/>
+          <w:p>
+            <w:pPr>
+              <w:pStyle w:val="Compact"/>
+              <w:jc w:val="left"/>
+            </w:pPr>
+            <w:r>
+              <w:t xml:space="preserve">Birads 4а</w:t>
+            </w:r>
+          </w:p>
+        </w:tc>
+        <w:tc>
+          <w:tcPr/>
+          <w:p>
+            <w:pPr>
+              <w:pStyle w:val="Compact"/>
+              <w:jc w:val="left"/>
+            </w:pPr>
+            <w:r>
+              <w:t xml:space="preserve">5.496 % ( 36 / 655 случаев)</w:t>
+            </w:r>
+          </w:p>
+        </w:tc>
+        <w:tc>
+          <w:tcPr/>
+          <w:p>
+            <w:pPr>
+              <w:pStyle w:val="Compact"/>
+              <w:jc w:val="left"/>
+            </w:pPr>
+            <w:r>
+              <w:t xml:space="preserve">[ 0.04 ; 0.08 ]</w:t>
+            </w:r>
+          </w:p>
+        </w:tc>
+        <w:tc>
+          <w:tcPr/>
+          <w:p>
+            <w:pPr>
+              <w:pStyle w:val="Compact"/>
+              <w:jc w:val="left"/>
+            </w:pPr>
+            <w:r>
+              <w:t xml:space="preserve">3.664 % ( 24 / 655 случаев)</w:t>
+            </w:r>
+          </w:p>
+        </w:tc>
+        <w:tc>
+          <w:tcPr/>
+          <w:p>
+            <w:pPr>
+              <w:pStyle w:val="Compact"/>
+              <w:jc w:val="left"/>
+            </w:pPr>
+            <w:r>
+              <w:t xml:space="preserve">[ 0.02 ; 0.05 ]</w:t>
+            </w:r>
+          </w:p>
+        </w:tc>
+        <w:tc>
+          <w:tcPr/>
+          <w:p>
+            <w:pPr>
+              <w:pStyle w:val="Compact"/>
+              <w:jc w:val="left"/>
+            </w:pPr>
+            <w:r>
+              <w:t xml:space="preserve">5.038 % ( 33 / 655 случаев)</w:t>
+            </w:r>
+          </w:p>
+        </w:tc>
+        <w:tc>
+          <w:tcPr/>
+          <w:p>
+            <w:pPr>
+              <w:pStyle w:val="Compact"/>
+              <w:jc w:val="left"/>
+            </w:pPr>
+            <w:r>
+              <w:t xml:space="preserve">[ 0.04 ; 0.07 ]</w:t>
+            </w:r>
+          </w:p>
+        </w:tc>
+      </w:tr>
+      <w:tr>
+        <w:tc>
+          <w:tcPr/>
+          <w:p>
+            <w:pPr>
+              <w:pStyle w:val="Compact"/>
+              <w:jc w:val="left"/>
+            </w:pPr>
+            <w:r>
+              <w:t xml:space="preserve">Birads 4b</w:t>
+            </w:r>
+          </w:p>
+        </w:tc>
+        <w:tc>
+          <w:tcPr/>
+          <w:p>
+            <w:pPr>
+              <w:pStyle w:val="Compact"/>
+              <w:jc w:val="left"/>
+            </w:pPr>
+            <w:r>
+              <w:t xml:space="preserve">4.58 % ( 30 / 655 случаев)</w:t>
+            </w:r>
+          </w:p>
+        </w:tc>
+        <w:tc>
+          <w:tcPr/>
+          <w:p>
+            <w:pPr>
+              <w:pStyle w:val="Compact"/>
+              <w:jc w:val="left"/>
+            </w:pPr>
+            <w:r>
+              <w:t xml:space="preserve">[ 0.03 ; 0.07 ]</w:t>
+            </w:r>
+          </w:p>
+        </w:tc>
+        <w:tc>
+          <w:tcPr/>
+          <w:p>
+            <w:pPr>
+              <w:pStyle w:val="Compact"/>
+              <w:jc w:val="left"/>
+            </w:pPr>
+            <w:r>
+              <w:t xml:space="preserve">3.511 % ( 23 / 655 случаев)</w:t>
+            </w:r>
+          </w:p>
+        </w:tc>
+        <w:tc>
+          <w:tcPr/>
+          <w:p>
+            <w:pPr>
+              <w:pStyle w:val="Compact"/>
+              <w:jc w:val="left"/>
+            </w:pPr>
+            <w:r>
+              <w:t xml:space="preserve">[ 0.02 ; 0.05 ]</w:t>
+            </w:r>
+          </w:p>
+        </w:tc>
+        <w:tc>
+          <w:tcPr/>
+          <w:p>
+            <w:pPr>
+              <w:pStyle w:val="Compact"/>
+              <w:jc w:val="left"/>
+            </w:pPr>
+            <w:r>
+              <w:t xml:space="preserve">3.206 % ( 21 / 655 случаев)</w:t>
+            </w:r>
+          </w:p>
+        </w:tc>
+        <w:tc>
+          <w:tcPr/>
+          <w:p>
+            <w:pPr>
+              <w:pStyle w:val="Compact"/>
+              <w:jc w:val="left"/>
+            </w:pPr>
+            <w:r>
+              <w:t xml:space="preserve">[ 0.02 ; 0.05 ]</w:t>
+            </w:r>
+          </w:p>
+        </w:tc>
+      </w:tr>
+      <w:tr>
+        <w:tc>
+          <w:tcPr/>
+          <w:p>
+            <w:pPr>
+              <w:pStyle w:val="Compact"/>
+              <w:jc w:val="left"/>
+            </w:pPr>
+            <w:r>
+              <w:t xml:space="preserve">Birads 4c</w:t>
+            </w:r>
+          </w:p>
+        </w:tc>
+        <w:tc>
+          <w:tcPr/>
+          <w:p>
+            <w:pPr>
+              <w:pStyle w:val="Compact"/>
+              <w:jc w:val="left"/>
+            </w:pPr>
+            <w:r>
+              <w:t xml:space="preserve">2.595 % ( 17 / 655 случаев)</w:t>
+            </w:r>
+          </w:p>
+        </w:tc>
+        <w:tc>
+          <w:tcPr/>
+          <w:p>
+            <w:pPr>
+              <w:pStyle w:val="Compact"/>
+              <w:jc w:val="left"/>
+            </w:pPr>
+            <w:r>
+              <w:t xml:space="preserve">[ 0.02 ; 0.04 ]</w:t>
+            </w:r>
+          </w:p>
+        </w:tc>
+        <w:tc>
+          <w:tcPr/>
+          <w:p>
+            <w:pPr>
+              <w:pStyle w:val="Compact"/>
+              <w:jc w:val="left"/>
+            </w:pPr>
+            <w:r>
+              <w:t xml:space="preserve">2.137 % ( 14 / 655 случаев)</w:t>
+            </w:r>
+          </w:p>
+        </w:tc>
+        <w:tc>
+          <w:tcPr/>
+          <w:p>
+            <w:pPr>
+              <w:pStyle w:val="Compact"/>
+              <w:jc w:val="left"/>
+            </w:pPr>
+            <w:r>
+              <w:t xml:space="preserve">[ 0.01 ; 0.04 ]</w:t>
+            </w:r>
+          </w:p>
+        </w:tc>
+        <w:tc>
+          <w:tcPr/>
+          <w:p>
+            <w:pPr>
+              <w:pStyle w:val="Compact"/>
+              <w:jc w:val="left"/>
+            </w:pPr>
+            <w:r>
+              <w:t xml:space="preserve">2.29 % ( 15 / 655 случаев)</w:t>
+            </w:r>
+          </w:p>
+        </w:tc>
+        <w:tc>
+          <w:tcPr/>
+          <w:p>
+            <w:pPr>
+              <w:pStyle w:val="Compact"/>
+              <w:jc w:val="left"/>
+            </w:pPr>
+            <w:r>
+              <w:t xml:space="preserve">[ 0.01 ; 0.04 ]</w:t>
+            </w:r>
+          </w:p>
+        </w:tc>
+      </w:tr>
+      <w:tr>
+        <w:tc>
+          <w:tcPr/>
+          <w:p>
+            <w:pPr>
+              <w:pStyle w:val="Compact"/>
+              <w:jc w:val="left"/>
+            </w:pPr>
+            <w:r>
               <w:t xml:space="preserve">Birads 5</w:t>
             </w:r>
           </w:p>
@@ -2317,7 +2870,7 @@
               <w:jc w:val="left"/>
             </w:pPr>
             <w:r>
-              <w:t xml:space="preserve">9.618 % ( 63 / 655 )</w:t>
+              <w:t xml:space="preserve">9.618 % ( 63 / 655 случаев)</w:t>
             </w:r>
           </w:p>
         </w:tc>
@@ -2341,7 +2894,7 @@
               <w:jc w:val="left"/>
             </w:pPr>
             <w:r>
-              <w:t xml:space="preserve">12.977 % ( 85 / 655 )</w:t>
+              <w:t xml:space="preserve">12.977 % ( 85 / 655 случаев)</w:t>
             </w:r>
           </w:p>
         </w:tc>
@@ -2354,6 +2907,116 @@
             </w:pPr>
             <w:r>
               <w:t xml:space="preserve">[ 0.11 ; 0.16 ]</w:t>
+            </w:r>
+          </w:p>
+        </w:tc>
+        <w:tc>
+          <w:tcPr/>
+          <w:p>
+            <w:pPr>
+              <w:pStyle w:val="Compact"/>
+              <w:jc w:val="left"/>
+            </w:pPr>
+            <w:r>
+              <w:t xml:space="preserve">2.137 % ( 14 / 655 случаев)</w:t>
+            </w:r>
+          </w:p>
+        </w:tc>
+        <w:tc>
+          <w:tcPr/>
+          <w:p>
+            <w:pPr>
+              <w:pStyle w:val="Compact"/>
+              <w:jc w:val="left"/>
+            </w:pPr>
+            <w:r>
+              <w:t xml:space="preserve">[ 0.01 ; 0.04 ]</w:t>
+            </w:r>
+          </w:p>
+        </w:tc>
+      </w:tr>
+      <w:tr>
+        <w:tc>
+          <w:tcPr/>
+          <w:p>
+            <w:pPr>
+              <w:pStyle w:val="Compact"/>
+              <w:jc w:val="left"/>
+            </w:pPr>
+            <w:r>
+              <w:t xml:space="preserve">Birads 0</w:t>
+            </w:r>
+          </w:p>
+        </w:tc>
+        <w:tc>
+          <w:tcPr/>
+          <w:p>
+            <w:pPr>
+              <w:pStyle w:val="Compact"/>
+              <w:jc w:val="left"/>
+            </w:pPr>
+            <w:r>
+              <w:t xml:space="preserve">0 % ( 0 / 655 случаев)</w:t>
+            </w:r>
+          </w:p>
+        </w:tc>
+        <w:tc>
+          <w:tcPr/>
+          <w:p>
+            <w:pPr>
+              <w:pStyle w:val="Compact"/>
+              <w:jc w:val="left"/>
+            </w:pPr>
+            <w:r>
+              <w:t xml:space="preserve">[ 0 ; 0.01 ]</w:t>
+            </w:r>
+          </w:p>
+        </w:tc>
+        <w:tc>
+          <w:tcPr/>
+          <w:p>
+            <w:pPr>
+              <w:pStyle w:val="Compact"/>
+              <w:jc w:val="left"/>
+            </w:pPr>
+            <w:r>
+              <w:t xml:space="preserve">0 % ( 0 / 655 случаев)</w:t>
+            </w:r>
+          </w:p>
+        </w:tc>
+        <w:tc>
+          <w:tcPr/>
+          <w:p>
+            <w:pPr>
+              <w:pStyle w:val="Compact"/>
+              <w:jc w:val="left"/>
+            </w:pPr>
+            <w:r>
+              <w:t xml:space="preserve">[ 0 ; 0.01 ]</w:t>
+            </w:r>
+          </w:p>
+        </w:tc>
+        <w:tc>
+          <w:tcPr/>
+          <w:p>
+            <w:pPr>
+              <w:pStyle w:val="Compact"/>
+              <w:jc w:val="left"/>
+            </w:pPr>
+            <w:r>
+              <w:t xml:space="preserve">1.221 % ( 8 / 655 случаев)</w:t>
+            </w:r>
+          </w:p>
+        </w:tc>
+        <w:tc>
+          <w:tcPr/>
+          <w:p>
+            <w:pPr>
+              <w:pStyle w:val="Compact"/>
+              <w:jc w:val="left"/>
+            </w:pPr>
+            <w:r>
+              <w:t xml:space="preserve">[ 0.01 ; 0.02 ]</w:t>
             </w:r>
           </w:p>
         </w:tc>
@@ -2373,7 +3036,7 @@
               <a:graphicData uri="http://schemas.openxmlformats.org/drawingml/2006/picture">
                 <pic:pic>
                   <pic:nvPicPr>
-                    <pic:cNvPr descr="img/categoryBirads.png" id="30" name="Picture"/>
+                    <pic:cNvPr descr="img/isCalc.png" id="30" name="Picture"/>
                     <pic:cNvPicPr>
                       <a:picLocks noChangeArrowheads="1" noChangeAspect="1"/>
                     </pic:cNvPicPr>
@@ -2405,6 +3068,12 @@
           </wp:inline>
         </w:drawing>
       </w:r>
+      <w:r>
+        <w:br/>
+      </w:r>
+      <w:r>
+        <w:t xml:space="preserve">А</w:t>
+      </w:r>
     </w:p>
     <w:p>
       <w:pPr>
@@ -2420,7 +3089,7 @@
               <a:graphicData uri="http://schemas.openxmlformats.org/drawingml/2006/picture">
                 <pic:pic>
                   <pic:nvPicPr>
-                    <pic:cNvPr descr="img/calcinates.png" id="33" name="Picture"/>
+                    <pic:cNvPr descr="img/isMicroCalc.png" id="33" name="Picture"/>
                     <pic:cNvPicPr>
                       <a:picLocks noChangeArrowheads="1" noChangeAspect="1"/>
                     </pic:cNvPicPr>
@@ -2452,660 +3121,11 @@
           </wp:inline>
         </w:drawing>
       </w:r>
-    </w:p>
-    <w:p>
-      <w:pPr>
-        <w:pStyle w:val="BodyText"/>
-      </w:pPr>
-      <w:r>
-        <w:t xml:space="preserve">Рисунок №1 Сравнение методов УЗИ и ABUS по показателю</w:t>
-      </w:r>
-      <w:r>
-        <w:t xml:space="preserve"> </w:t>
-      </w:r>
-      <w:r>
-        <w:t xml:space="preserve">“</w:t>
-      </w:r>
-      <w:r>
-        <w:t xml:space="preserve">Категория BIRADS</w:t>
-      </w:r>
-      <w:r>
-        <w:t xml:space="preserve">”</w:t>
-      </w:r>
-      <w:r>
-        <w:t xml:space="preserve"> </w:t>
-      </w:r>
-      <w:r>
-        <w:t xml:space="preserve">(а) и</w:t>
-      </w:r>
-      <w:r>
-        <w:t xml:space="preserve"> </w:t>
-      </w:r>
-      <w:r>
-        <w:t xml:space="preserve">“</w:t>
-      </w:r>
-      <w:r>
-        <w:t xml:space="preserve">Кальцинаты</w:t>
-      </w:r>
-      <w:r>
-        <w:t xml:space="preserve">”</w:t>
-      </w:r>
-      <w:r>
-        <w:t xml:space="preserve"> </w:t>
-      </w:r>
-      <w:r>
-        <w:t xml:space="preserve">(b).</w:t>
-      </w:r>
-    </w:p>
-    <w:p>
-      <w:pPr>
-        <w:pStyle w:val="BodyText"/>
-      </w:pPr>
-      <w:r>
-        <w:t xml:space="preserve">При оценке УЗИ количество истинно верно определенных образований как</w:t>
-      </w:r>
-      <w:r>
-        <w:t xml:space="preserve"> </w:t>
-      </w:r>
-      <w:r>
-        <w:t xml:space="preserve">отсутствие кальцината было 488 , количество верно определённых</w:t>
-      </w:r>
-      <w:r>
-        <w:t xml:space="preserve"> </w:t>
-      </w:r>
-      <w:r>
-        <w:t xml:space="preserve">образований как наличие кальцината было 65 , количество неверно</w:t>
-      </w:r>
-      <w:r>
-        <w:t xml:space="preserve"> </w:t>
-      </w:r>
-      <w:r>
-        <w:t xml:space="preserve">определенных кальцинатов как отсутствие кальцината было 84 и количество</w:t>
-      </w:r>
-      <w:r>
-        <w:t xml:space="preserve"> </w:t>
-      </w:r>
-      <w:r>
-        <w:t xml:space="preserve">определенных истинно отсутствовавших кальциантов как найденное было 18 .</w:t>
-      </w:r>
-      <w:r>
-        <w:t xml:space="preserve"> </w:t>
-      </w:r>
-      <w:r>
-        <w:t xml:space="preserve">Точность метода составила 0.84 [95% ДИ: 0.81 , 0.87 ]. P-Value модели</w:t>
-      </w:r>
-      <w:r>
-        <w:t xml:space="preserve"> </w:t>
-      </w:r>
-      <w:r>
-        <w:t xml:space="preserve">составил 0 что означает, что модель отличается от точности нулевой</w:t>
-      </w:r>
-      <w:r>
-        <w:t xml:space="preserve"> </w:t>
-      </w:r>
-      <w:r>
-        <w:t xml:space="preserve">гипотезы. Коэфициент Kappa составил 0.47 показывает, что метод не имеет</w:t>
-      </w:r>
-      <w:r>
-        <w:t xml:space="preserve"> </w:t>
-      </w:r>
-      <w:r>
-        <w:t xml:space="preserve">существенно отличную от контрольного метода частоту верно определенных</w:t>
-      </w:r>
-      <w:r>
-        <w:t xml:space="preserve"> </w:t>
-      </w:r>
-      <w:r>
-        <w:t xml:space="preserve">результатов (количество истинно положительных и отрицательных</w:t>
-      </w:r>
-      <w:r>
-        <w:t xml:space="preserve"> </w:t>
-      </w:r>
-      <w:r>
-        <w:t xml:space="preserve">результатов). Тест Макнемара составил 0 показывает, что метод не имеет</w:t>
-      </w:r>
-      <w:r>
-        <w:t xml:space="preserve"> </w:t>
-      </w:r>
-      <w:r>
-        <w:t xml:space="preserve">существенно отличную от контрольного метода частоту ошибок (количество</w:t>
-      </w:r>
-      <w:r>
-        <w:t xml:space="preserve"> </w:t>
-      </w:r>
-      <w:r>
-        <w:t xml:space="preserve">ложноположительных и ложноотрицательных результатов). Чувствительность</w:t>
-      </w:r>
-      <w:r>
-        <w:t xml:space="preserve"> </w:t>
-      </w:r>
-      <w:r>
-        <w:t xml:space="preserve">метода составила 0.44 . Специфичность метода составила 0.96 . Доля</w:t>
-      </w:r>
-      <w:r>
-        <w:t xml:space="preserve"> </w:t>
-      </w:r>
-      <w:r>
-        <w:t xml:space="preserve">положительных прогнозов составила 0.78 . Доля отрицательных прогнозов</w:t>
-      </w:r>
-      <w:r>
-        <w:t xml:space="preserve"> </w:t>
-      </w:r>
-      <w:r>
-        <w:t xml:space="preserve">составила 0.85 . Доля истинно положительных случаев в наборе данных</w:t>
-      </w:r>
-      <w:r>
-        <w:t xml:space="preserve"> </w:t>
-      </w:r>
-      <w:r>
-        <w:t xml:space="preserve">составила 0.23 . Доля истинно положительных случаев, правильно</w:t>
-      </w:r>
-      <w:r>
-        <w:t xml:space="preserve"> </w:t>
-      </w:r>
-      <w:r>
-        <w:t xml:space="preserve">определённых методом составила 0.1 . Отбалансированная точность метода</w:t>
-      </w:r>
-      <w:r>
-        <w:t xml:space="preserve"> </w:t>
-      </w:r>
-      <w:r>
-        <w:t xml:space="preserve">составила 0.7 (Таблица №2)</w:t>
-      </w:r>
-    </w:p>
-    <w:p>
-      <w:pPr>
-        <w:pStyle w:val="BodyText"/>
-      </w:pPr>
-      <w:r>
-        <w:t xml:space="preserve">При оценке ABUS количество истинно верно определенных образований как</w:t>
-      </w:r>
-      <w:r>
-        <w:t xml:space="preserve"> </w:t>
-      </w:r>
-      <w:r>
-        <w:t xml:space="preserve">отсутствие кальцината было 488 , количество верно определённых</w:t>
-      </w:r>
-      <w:r>
-        <w:t xml:space="preserve"> </w:t>
-      </w:r>
-      <w:r>
-        <w:t xml:space="preserve">образований как наличие кальцината было 62 , количество неверно</w:t>
-      </w:r>
-      <w:r>
-        <w:t xml:space="preserve"> </w:t>
-      </w:r>
-      <w:r>
-        <w:t xml:space="preserve">определенных кальцинатов как отсутствие кальцината было 87 и количество</w:t>
-      </w:r>
-      <w:r>
-        <w:t xml:space="preserve"> </w:t>
-      </w:r>
-      <w:r>
-        <w:t xml:space="preserve">определенных истинно отсутствовавших кальциантов как найденное было 18 .</w:t>
-      </w:r>
-      <w:r>
-        <w:t xml:space="preserve"> </w:t>
-      </w:r>
-      <w:r>
-        <w:t xml:space="preserve">Точность метода составила 0.84 [95% ДИ: 0.81 , 0.87 ]. P-Value модели</w:t>
-      </w:r>
-      <w:r>
-        <w:t xml:space="preserve"> </w:t>
-      </w:r>
-      <w:r>
-        <w:t xml:space="preserve">составил 0 что означает, что модель отличается от точности нулевой</w:t>
-      </w:r>
-      <w:r>
-        <w:t xml:space="preserve"> </w:t>
-      </w:r>
-      <w:r>
-        <w:t xml:space="preserve">гипотезы. Коэфициент Kappa составил 0.45 показывает, что метод не имеет</w:t>
-      </w:r>
-      <w:r>
-        <w:t xml:space="preserve"> </w:t>
-      </w:r>
-      <w:r>
-        <w:t xml:space="preserve">существенно отличную от контрольного метода частоту верно определенных</w:t>
-      </w:r>
-      <w:r>
-        <w:t xml:space="preserve"> </w:t>
-      </w:r>
-      <w:r>
-        <w:t xml:space="preserve">результатов (количество истинно положительных и отрицательных</w:t>
-      </w:r>
-      <w:r>
-        <w:t xml:space="preserve"> </w:t>
-      </w:r>
-      <w:r>
-        <w:t xml:space="preserve">результатов). Тест Макнемара составил 0 показывает, что метод не имеет</w:t>
-      </w:r>
-      <w:r>
-        <w:t xml:space="preserve"> </w:t>
-      </w:r>
-      <w:r>
-        <w:t xml:space="preserve">существенно отличную от контрольного метода частоту ошибок (количество</w:t>
-      </w:r>
-      <w:r>
-        <w:t xml:space="preserve"> </w:t>
-      </w:r>
-      <w:r>
-        <w:t xml:space="preserve">ложноположительных и ложноотрицательных результатов). Чувствительность</w:t>
-      </w:r>
-      <w:r>
-        <w:t xml:space="preserve"> </w:t>
-      </w:r>
-      <w:r>
-        <w:t xml:space="preserve">метода составила 0.42 . Специфичность метода составила 0.96 . Доля</w:t>
-      </w:r>
-      <w:r>
-        <w:t xml:space="preserve"> </w:t>
-      </w:r>
-      <w:r>
-        <w:t xml:space="preserve">положительных прогнозов составила 0.77 . Доля отрицательных прогнозов</w:t>
-      </w:r>
-      <w:r>
-        <w:t xml:space="preserve"> </w:t>
-      </w:r>
-      <w:r>
-        <w:t xml:space="preserve">составила 0.85 . Доля истинно положительных случаев в наборе данных</w:t>
-      </w:r>
-      <w:r>
-        <w:t xml:space="preserve"> </w:t>
-      </w:r>
-      <w:r>
-        <w:t xml:space="preserve">составила 0.23 . Доля истинно положительных случаев, правильно</w:t>
-      </w:r>
-      <w:r>
-        <w:t xml:space="preserve"> </w:t>
-      </w:r>
-      <w:r>
-        <w:t xml:space="preserve">определённых методом составила 0.09 . Отбалансированная точность метода</w:t>
-      </w:r>
-      <w:r>
-        <w:t xml:space="preserve"> </w:t>
-      </w:r>
-      <w:r>
-        <w:t xml:space="preserve">составила 0.69 (Таблица №2)</w:t>
-      </w:r>
-    </w:p>
-    <w:p>
-      <w:pPr>
-        <w:pStyle w:val="BodyText"/>
-      </w:pPr>
-      <w:r>
-        <w:t xml:space="preserve">Таблица №2. Определение точности, P-уровня значимости модели, коэфициент</w:t>
-      </w:r>
-      <w:r>
-        <w:t xml:space="preserve"> </w:t>
-      </w:r>
-      <w:r>
-        <w:t xml:space="preserve">Kappa, Тест Макнемара, чувствительности, специфичности и</w:t>
-      </w:r>
-      <w:r>
-        <w:t xml:space="preserve"> </w:t>
-      </w:r>
-      <w:r>
-        <w:t xml:space="preserve">отбалансированной точности изучаемых методов. (Т -Точность, P - P-Value,</w:t>
-      </w:r>
-      <w:r>
-        <w:t xml:space="preserve"> </w:t>
-      </w:r>
-      <w:r>
-        <w:t xml:space="preserve">КК - Коэффициент Kappa, ТМ -Тест Макнемара, Ч-Чувствительность, Сп</w:t>
-      </w:r>
-      <w:r>
-        <w:t xml:space="preserve"> </w:t>
-      </w:r>
-      <w:r>
-        <w:t xml:space="preserve">-Специфичность, ОТ- Отбалансированная точность)</w:t>
-      </w:r>
-    </w:p>
-    <w:tbl>
-      <w:tblPr>
-        <w:tblStyle w:val="Table"/>
-        <w:tblW w:type="pct" w:w="5000"/>
-        <w:tblLook w:firstRow="1" w:lastRow="0" w:firstColumn="0" w:lastColumn="0" w:noHBand="0" w:noVBand="0" w:val="0020"/>
-        <w:jc w:val="start"/>
-      </w:tblPr>
-      <w:tblGrid>
-        <w:gridCol w:w="990"/>
-        <w:gridCol w:w="990"/>
-        <w:gridCol w:w="990"/>
-        <w:gridCol w:w="990"/>
-        <w:gridCol w:w="990"/>
-        <w:gridCol w:w="990"/>
-        <w:gridCol w:w="990"/>
-        <w:gridCol w:w="990"/>
-      </w:tblGrid>
-      <w:tr>
-        <w:trPr>
-          <w:tblHeader w:val="true"/>
-        </w:trPr>
-        <w:tc>
-          <w:tcPr/>
-          <w:p>
-            <w:pPr>
-              <w:pStyle w:val="Compact"/>
-              <w:jc w:val="left"/>
-            </w:pPr>
-            <w:r>
-              <w:t xml:space="preserve">Метод</w:t>
-            </w:r>
-          </w:p>
-        </w:tc>
-        <w:tc>
-          <w:tcPr/>
-          <w:p>
-            <w:pPr>
-              <w:pStyle w:val="Compact"/>
-              <w:jc w:val="left"/>
-            </w:pPr>
-            <w:r>
-              <w:t xml:space="preserve">Т</w:t>
-            </w:r>
-          </w:p>
-        </w:tc>
-        <w:tc>
-          <w:tcPr/>
-          <w:p>
-            <w:pPr>
-              <w:pStyle w:val="Compact"/>
-              <w:jc w:val="left"/>
-            </w:pPr>
-            <w:r>
-              <w:t xml:space="preserve">P</w:t>
-            </w:r>
-          </w:p>
-        </w:tc>
-        <w:tc>
-          <w:tcPr/>
-          <w:p>
-            <w:pPr>
-              <w:pStyle w:val="Compact"/>
-              <w:jc w:val="left"/>
-            </w:pPr>
-            <w:r>
-              <w:t xml:space="preserve">КК</w:t>
-            </w:r>
-          </w:p>
-        </w:tc>
-        <w:tc>
-          <w:tcPr/>
-          <w:p>
-            <w:pPr>
-              <w:pStyle w:val="Compact"/>
-              <w:jc w:val="left"/>
-            </w:pPr>
-            <w:r>
-              <w:t xml:space="preserve">ТМ</w:t>
-            </w:r>
-          </w:p>
-        </w:tc>
-        <w:tc>
-          <w:tcPr/>
-          <w:p>
-            <w:pPr>
-              <w:pStyle w:val="Compact"/>
-              <w:jc w:val="left"/>
-            </w:pPr>
-            <w:r>
-              <w:t xml:space="preserve">Ч</w:t>
-            </w:r>
-          </w:p>
-        </w:tc>
-        <w:tc>
-          <w:tcPr/>
-          <w:p>
-            <w:pPr>
-              <w:pStyle w:val="Compact"/>
-              <w:jc w:val="left"/>
-            </w:pPr>
-            <w:r>
-              <w:t xml:space="preserve">Сп</w:t>
-            </w:r>
-          </w:p>
-        </w:tc>
-        <w:tc>
-          <w:tcPr/>
-          <w:p>
-            <w:pPr>
-              <w:pStyle w:val="Compact"/>
-              <w:jc w:val="left"/>
-            </w:pPr>
-            <w:r>
-              <w:t xml:space="preserve">ОТ</w:t>
-            </w:r>
-          </w:p>
-        </w:tc>
-      </w:tr>
-      <w:tr>
-        <w:tc>
-          <w:tcPr/>
-          <w:p>
-            <w:pPr>
-              <w:pStyle w:val="Compact"/>
-              <w:jc w:val="left"/>
-            </w:pPr>
-            <w:r>
-              <w:t xml:space="preserve">ABUS в группе D</w:t>
-            </w:r>
-          </w:p>
-        </w:tc>
-        <w:tc>
-          <w:tcPr/>
-          <w:p>
-            <w:pPr>
-              <w:pStyle w:val="Compact"/>
-              <w:jc w:val="left"/>
-            </w:pPr>
-            <w:r>
-              <w:t xml:space="preserve">0.84 [95% ДИ: 0.81 , 0.87 ]</w:t>
-            </w:r>
-          </w:p>
-        </w:tc>
-        <w:tc>
-          <w:tcPr/>
-          <w:p>
-            <w:pPr>
-              <w:pStyle w:val="Compact"/>
-              <w:jc w:val="left"/>
-            </w:pPr>
-            <w:r>
-              <w:t xml:space="preserve">0</w:t>
-            </w:r>
-          </w:p>
-        </w:tc>
-        <w:tc>
-          <w:tcPr/>
-          <w:p>
-            <w:pPr>
-              <w:pStyle w:val="Compact"/>
-              <w:jc w:val="left"/>
-            </w:pPr>
-            <w:r>
-              <w:t xml:space="preserve">0.45</w:t>
-            </w:r>
-          </w:p>
-        </w:tc>
-        <w:tc>
-          <w:tcPr/>
-          <w:p>
-            <w:pPr>
-              <w:pStyle w:val="Compact"/>
-              <w:jc w:val="left"/>
-            </w:pPr>
-            <w:r>
-              <w:t xml:space="preserve">0</w:t>
-            </w:r>
-          </w:p>
-        </w:tc>
-        <w:tc>
-          <w:tcPr/>
-          <w:p>
-            <w:pPr>
-              <w:pStyle w:val="Compact"/>
-              <w:jc w:val="left"/>
-            </w:pPr>
-            <w:r>
-              <w:t xml:space="preserve">0.42</w:t>
-            </w:r>
-          </w:p>
-        </w:tc>
-        <w:tc>
-          <w:tcPr/>
-          <w:p>
-            <w:pPr>
-              <w:pStyle w:val="Compact"/>
-              <w:jc w:val="left"/>
-            </w:pPr>
-            <w:r>
-              <w:t xml:space="preserve">0.96</w:t>
-            </w:r>
-          </w:p>
-        </w:tc>
-        <w:tc>
-          <w:tcPr/>
-          <w:p>
-            <w:pPr>
-              <w:pStyle w:val="Compact"/>
-              <w:jc w:val="left"/>
-            </w:pPr>
-            <w:r>
-              <w:t xml:space="preserve">0.69</w:t>
-            </w:r>
-          </w:p>
-        </w:tc>
-      </w:tr>
-      <w:tr>
-        <w:tc>
-          <w:tcPr/>
-          <w:p>
-            <w:pPr>
-              <w:pStyle w:val="Compact"/>
-              <w:jc w:val="left"/>
-            </w:pPr>
-            <w:r>
-              <w:t xml:space="preserve">УЗИ в группе D</w:t>
-            </w:r>
-          </w:p>
-        </w:tc>
-        <w:tc>
-          <w:tcPr/>
-          <w:p>
-            <w:pPr>
-              <w:pStyle w:val="Compact"/>
-              <w:jc w:val="left"/>
-            </w:pPr>
-            <w:r>
-              <w:t xml:space="preserve">0.84 [95% ДИ: 0.81 , 0.87 ]</w:t>
-            </w:r>
-          </w:p>
-        </w:tc>
-        <w:tc>
-          <w:tcPr/>
-          <w:p>
-            <w:pPr>
-              <w:pStyle w:val="Compact"/>
-              <w:jc w:val="left"/>
-            </w:pPr>
-            <w:r>
-              <w:t xml:space="preserve">0</w:t>
-            </w:r>
-          </w:p>
-        </w:tc>
-        <w:tc>
-          <w:tcPr/>
-          <w:p>
-            <w:pPr>
-              <w:pStyle w:val="Compact"/>
-              <w:jc w:val="left"/>
-            </w:pPr>
-            <w:r>
-              <w:t xml:space="preserve">0.47</w:t>
-            </w:r>
-          </w:p>
-        </w:tc>
-        <w:tc>
-          <w:tcPr/>
-          <w:p>
-            <w:pPr>
-              <w:pStyle w:val="Compact"/>
-              <w:jc w:val="left"/>
-            </w:pPr>
-            <w:r>
-              <w:t xml:space="preserve">0</w:t>
-            </w:r>
-          </w:p>
-        </w:tc>
-        <w:tc>
-          <w:tcPr/>
-          <w:p>
-            <w:pPr>
-              <w:pStyle w:val="Compact"/>
-              <w:jc w:val="left"/>
-            </w:pPr>
-            <w:r>
-              <w:t xml:space="preserve">0.44</w:t>
-            </w:r>
-          </w:p>
-        </w:tc>
-        <w:tc>
-          <w:tcPr/>
-          <w:p>
-            <w:pPr>
-              <w:pStyle w:val="Compact"/>
-              <w:jc w:val="left"/>
-            </w:pPr>
-            <w:r>
-              <w:t xml:space="preserve">0.96</w:t>
-            </w:r>
-          </w:p>
-        </w:tc>
-        <w:tc>
-          <w:tcPr/>
-          <w:p>
-            <w:pPr>
-              <w:pStyle w:val="Compact"/>
-              <w:jc w:val="left"/>
-            </w:pPr>
-            <w:r>
-              <w:t xml:space="preserve">0.7</w:t>
-            </w:r>
-          </w:p>
-        </w:tc>
-      </w:tr>
-    </w:tbl>
-    <w:p>
-      <w:pPr>
-        <w:pStyle w:val="BodyText"/>
-      </w:pPr>
-      <w:r>
-        <w:t xml:space="preserve">На основании полученных данных, пыла построена предсказательная модель</w:t>
-      </w:r>
-      <w:r>
-        <w:t xml:space="preserve"> </w:t>
-      </w:r>
-      <w:r>
-        <w:t xml:space="preserve">нахождения кальцинатов для изучаемых методов. ROC-кривая</w:t>
-      </w:r>
-      <w:r>
-        <w:t xml:space="preserve"> </w:t>
-      </w:r>
-      <w:r>
-        <w:t xml:space="preserve">предсказательной модели нахождения кальцинатов для метода УЗИ, по данным</w:t>
-      </w:r>
-      <w:r>
-        <w:t xml:space="preserve"> </w:t>
-      </w:r>
-      <w:r>
-        <w:t xml:space="preserve">полученным в группе D представлена на рисунке № 2a. Площадь под кривой</w:t>
-      </w:r>
-      <w:r>
-        <w:t xml:space="preserve"> </w:t>
-      </w:r>
-      <w:r>
-        <w:t xml:space="preserve">(AUC- area under cruve) составила: 0.735 95% ДИ: 0.684 - 0.786</w:t>
+      <w:r>
+        <w:t xml:space="preserve"> </w:t>
+      </w:r>
+      <w:r>
+        <w:t xml:space="preserve">Б</w:t>
       </w:r>
     </w:p>
     <w:p>
@@ -3115,14 +3135,14 @@
       <w:r>
         <w:drawing>
           <wp:inline>
-            <wp:extent cx="5334000" cy="3333750"/>
+            <wp:extent cx="5334000" cy="3048000"/>
             <wp:effectExtent b="0" l="0" r="0" t="0"/>
             <wp:docPr descr="" title="" id="35" name="Picture"/>
             <a:graphic>
               <a:graphicData uri="http://schemas.openxmlformats.org/drawingml/2006/picture">
                 <pic:pic>
                   <pic:nvPicPr>
-                    <pic:cNvPr descr="img/pROC_obj_usGr4.png" id="36" name="Picture"/>
+                    <pic:cNvPr descr="img/categoryBirads.png" id="36" name="Picture"/>
                     <pic:cNvPicPr>
                       <a:picLocks noChangeArrowheads="1" noChangeAspect="1"/>
                     </pic:cNvPicPr>
@@ -3136,7 +3156,7 @@
                   <pic:spPr bwMode="auto">
                     <a:xfrm>
                       <a:off x="0" y="0"/>
-                      <a:ext cx="5334000" cy="3333750"/>
+                      <a:ext cx="5334000" cy="3048000"/>
                     </a:xfrm>
                     <a:prstGeom prst="rect">
                       <a:avLst/>
@@ -3154,19 +3174,25 @@
           </wp:inline>
         </w:drawing>
       </w:r>
+      <w:r>
+        <w:br/>
+      </w:r>
+      <w:r>
+        <w:t xml:space="preserve">Г</w:t>
+      </w:r>
     </w:p>
     <w:p>
       <w:pPr>
         <w:pStyle w:val="BodyText"/>
       </w:pPr>
       <w:r>
-        <w:t xml:space="preserve">Рисунок №2a. ROC-кривая предсказательной модели нахождения кальцинатов</w:t>
-      </w:r>
-      <w:r>
-        <w:t xml:space="preserve"> </w:t>
-      </w:r>
-      <w:r>
-        <w:t xml:space="preserve">для метода УЗИ, по данным полученным в группе D.</w:t>
+        <w:t xml:space="preserve">Рисунок №2. Сравнение методов 2d УЗИ, 3d УЗИ и ММГ по показателю</w:t>
+      </w:r>
+      <w:r>
+        <w:t xml:space="preserve"> </w:t>
+      </w:r>
+      <w:r>
+        <w:t xml:space="preserve">Кальцинаты(А), Микрокальцинаты(Б) и Категория BI-RADS(Г)</w:t>
       </w:r>
     </w:p>
     <w:p>
@@ -3174,25 +3200,942 @@
         <w:pStyle w:val="BodyText"/>
       </w:pPr>
       <w:r>
-        <w:t xml:space="preserve">ROC-кривая предсказательной модели нахождения кальцинатов для метода</w:t>
-      </w:r>
-      <w:r>
-        <w:t xml:space="preserve"> </w:t>
-      </w:r>
-      <w:r>
-        <w:t xml:space="preserve">УЗИ, по данным полученным в группе D представлена на рисунке № 2b.</w:t>
-      </w:r>
-      <w:r>
-        <w:t xml:space="preserve"> </w:t>
-      </w:r>
-      <w:r>
-        <w:t xml:space="preserve">Площадь под кривой (AUC- area under cruve) составила: 0.722 95% ДИ:</w:t>
-      </w:r>
-      <w:r>
-        <w:t xml:space="preserve"> </w:t>
-      </w:r>
-      <w:r>
-        <w:t xml:space="preserve">0.671 - 0.774</w:t>
+        <w:t xml:space="preserve">Таблица №3. Определение точности, P-уровня значимости модели, коэфициент</w:t>
+      </w:r>
+      <w:r>
+        <w:t xml:space="preserve"> </w:t>
+      </w:r>
+      <w:r>
+        <w:t xml:space="preserve">Kappa, Тест Макнемара, чувствительности, специфичности, положительной</w:t>
+      </w:r>
+      <w:r>
+        <w:t xml:space="preserve"> </w:t>
+      </w:r>
+      <w:r>
+        <w:t xml:space="preserve">прогностической ценности, отрицательной прогностической ценности и</w:t>
+      </w:r>
+      <w:r>
+        <w:t xml:space="preserve"> </w:t>
+      </w:r>
+      <w:r>
+        <w:t xml:space="preserve">отбалансированной точности. (Т -Точность, P - P-Value, КК - Коэффициент</w:t>
+      </w:r>
+      <w:r>
+        <w:t xml:space="preserve"> </w:t>
+      </w:r>
+      <w:r>
+        <w:t xml:space="preserve">Kappa, ТМ -Тест Макнемара, Ч-Чувствительность, Сп -Специфичность, ППЦ -</w:t>
+      </w:r>
+      <w:r>
+        <w:t xml:space="preserve"> </w:t>
+      </w:r>
+      <w:r>
+        <w:t xml:space="preserve">положительная прогностическая ценность, ОПЦ - отрицательная</w:t>
+      </w:r>
+      <w:r>
+        <w:t xml:space="preserve"> </w:t>
+      </w:r>
+      <w:r>
+        <w:t xml:space="preserve">прогностическая ценность, ОТ- Отбалансированная точность)</w:t>
+      </w:r>
+    </w:p>
+    <w:tbl>
+      <w:tblPr>
+        <w:tblStyle w:val="Table"/>
+        <w:tblW w:type="pct" w:w="5000"/>
+        <w:tblLook w:firstRow="1" w:lastRow="0" w:firstColumn="0" w:lastColumn="0" w:noHBand="0" w:noVBand="0" w:val="0020"/>
+        <w:jc w:val="start"/>
+      </w:tblPr>
+      <w:tblGrid>
+        <w:gridCol w:w="846"/>
+        <w:gridCol w:w="1494"/>
+        <w:gridCol w:w="697"/>
+        <w:gridCol w:w="697"/>
+        <w:gridCol w:w="697"/>
+        <w:gridCol w:w="697"/>
+        <w:gridCol w:w="697"/>
+        <w:gridCol w:w="697"/>
+        <w:gridCol w:w="697"/>
+        <w:gridCol w:w="697"/>
+      </w:tblGrid>
+      <w:tr>
+        <w:trPr>
+          <w:tblHeader w:val="true"/>
+        </w:trPr>
+        <w:tc>
+          <w:tcPr/>
+          <w:p>
+            <w:pPr>
+              <w:pStyle w:val="Compact"/>
+              <w:jc w:val="left"/>
+            </w:pPr>
+            <w:r>
+              <w:t xml:space="preserve">Метод</w:t>
+            </w:r>
+          </w:p>
+        </w:tc>
+        <w:tc>
+          <w:tcPr/>
+          <w:p>
+            <w:pPr>
+              <w:pStyle w:val="Compact"/>
+              <w:jc w:val="left"/>
+            </w:pPr>
+            <w:r>
+              <w:t xml:space="preserve">Т</w:t>
+            </w:r>
+          </w:p>
+        </w:tc>
+        <w:tc>
+          <w:tcPr/>
+          <w:p>
+            <w:pPr>
+              <w:pStyle w:val="Compact"/>
+              <w:jc w:val="left"/>
+            </w:pPr>
+            <w:r>
+              <w:t xml:space="preserve">P</w:t>
+            </w:r>
+          </w:p>
+        </w:tc>
+        <w:tc>
+          <w:tcPr/>
+          <w:p>
+            <w:pPr>
+              <w:pStyle w:val="Compact"/>
+              <w:jc w:val="left"/>
+            </w:pPr>
+            <w:r>
+              <w:t xml:space="preserve">КК</w:t>
+            </w:r>
+          </w:p>
+        </w:tc>
+        <w:tc>
+          <w:tcPr/>
+          <w:p>
+            <w:pPr>
+              <w:pStyle w:val="Compact"/>
+              <w:jc w:val="left"/>
+            </w:pPr>
+            <w:r>
+              <w:t xml:space="preserve">ТМ</w:t>
+            </w:r>
+          </w:p>
+        </w:tc>
+        <w:tc>
+          <w:tcPr/>
+          <w:p>
+            <w:pPr>
+              <w:pStyle w:val="Compact"/>
+              <w:jc w:val="left"/>
+            </w:pPr>
+            <w:r>
+              <w:t xml:space="preserve">Ч</w:t>
+            </w:r>
+          </w:p>
+        </w:tc>
+        <w:tc>
+          <w:tcPr/>
+          <w:p>
+            <w:pPr>
+              <w:pStyle w:val="Compact"/>
+              <w:jc w:val="left"/>
+            </w:pPr>
+            <w:r>
+              <w:t xml:space="preserve">Сп</w:t>
+            </w:r>
+          </w:p>
+        </w:tc>
+        <w:tc>
+          <w:tcPr/>
+          <w:p>
+            <w:pPr>
+              <w:pStyle w:val="Compact"/>
+              <w:jc w:val="left"/>
+            </w:pPr>
+            <w:r>
+              <w:t xml:space="preserve">ППЦ</w:t>
+            </w:r>
+          </w:p>
+        </w:tc>
+        <w:tc>
+          <w:tcPr/>
+          <w:p>
+            <w:pPr>
+              <w:pStyle w:val="Compact"/>
+              <w:jc w:val="left"/>
+            </w:pPr>
+            <w:r>
+              <w:t xml:space="preserve">ОПЦ</w:t>
+            </w:r>
+          </w:p>
+        </w:tc>
+        <w:tc>
+          <w:tcPr/>
+          <w:p>
+            <w:pPr>
+              <w:pStyle w:val="Compact"/>
+              <w:jc w:val="left"/>
+            </w:pPr>
+            <w:r>
+              <w:t xml:space="preserve">ОТ</w:t>
+            </w:r>
+          </w:p>
+        </w:tc>
+      </w:tr>
+      <w:tr>
+        <w:tc>
+          <w:tcPr/>
+          <w:p>
+            <w:pPr>
+              <w:pStyle w:val="Compact"/>
+              <w:jc w:val="left"/>
+            </w:pPr>
+            <w:r>
+              <w:t xml:space="preserve">Кальцинаты</w:t>
+            </w:r>
+          </w:p>
+        </w:tc>
+        <w:tc>
+          <w:tcPr/>
+          <w:p>
+            <w:pPr>
+              <w:pStyle w:val="Compact"/>
+              <w:jc w:val="left"/>
+            </w:pPr>
+            <w:r>
+              <w:t xml:space="preserve">————</w:t>
+            </w:r>
+          </w:p>
+        </w:tc>
+        <w:tc>
+          <w:tcPr/>
+          <w:p>
+            <w:pPr>
+              <w:pStyle w:val="Compact"/>
+              <w:jc w:val="left"/>
+            </w:pPr>
+            <w:r>
+              <w:t xml:space="preserve">————</w:t>
+            </w:r>
+          </w:p>
+        </w:tc>
+        <w:tc>
+          <w:tcPr/>
+          <w:p>
+            <w:pPr>
+              <w:pStyle w:val="Compact"/>
+              <w:jc w:val="left"/>
+            </w:pPr>
+            <w:r>
+              <w:t xml:space="preserve">————</w:t>
+            </w:r>
+          </w:p>
+        </w:tc>
+        <w:tc>
+          <w:tcPr/>
+          <w:p>
+            <w:pPr>
+              <w:pStyle w:val="Compact"/>
+              <w:jc w:val="left"/>
+            </w:pPr>
+            <w:r>
+              <w:t xml:space="preserve">————</w:t>
+            </w:r>
+          </w:p>
+        </w:tc>
+        <w:tc>
+          <w:tcPr/>
+          <w:p>
+            <w:pPr>
+              <w:pStyle w:val="Compact"/>
+              <w:jc w:val="left"/>
+            </w:pPr>
+            <w:r>
+              <w:t xml:space="preserve">————</w:t>
+            </w:r>
+          </w:p>
+        </w:tc>
+        <w:tc>
+          <w:tcPr/>
+          <w:p>
+            <w:pPr>
+              <w:pStyle w:val="Compact"/>
+              <w:jc w:val="left"/>
+            </w:pPr>
+            <w:r>
+              <w:t xml:space="preserve">————</w:t>
+            </w:r>
+          </w:p>
+        </w:tc>
+        <w:tc>
+          <w:tcPr/>
+          <w:p>
+            <w:pPr>
+              <w:pStyle w:val="Compact"/>
+              <w:jc w:val="left"/>
+            </w:pPr>
+            <w:r>
+              <w:t xml:space="preserve">————</w:t>
+            </w:r>
+          </w:p>
+        </w:tc>
+        <w:tc>
+          <w:tcPr/>
+          <w:p>
+            <w:pPr>
+              <w:pStyle w:val="Compact"/>
+              <w:jc w:val="left"/>
+            </w:pPr>
+            <w:r>
+              <w:t xml:space="preserve">————</w:t>
+            </w:r>
+          </w:p>
+        </w:tc>
+        <w:tc>
+          <w:tcPr/>
+          <w:p>
+            <w:pPr>
+              <w:pStyle w:val="Compact"/>
+              <w:jc w:val="left"/>
+            </w:pPr>
+            <w:r>
+              <w:t xml:space="preserve">————</w:t>
+            </w:r>
+          </w:p>
+        </w:tc>
+      </w:tr>
+      <w:tr>
+        <w:tc>
+          <w:tcPr/>
+          <w:p>
+            <w:pPr>
+              <w:pStyle w:val="Compact"/>
+              <w:jc w:val="left"/>
+            </w:pPr>
+            <w:r>
+              <w:t xml:space="preserve">2d УЗИ</w:t>
+            </w:r>
+          </w:p>
+        </w:tc>
+        <w:tc>
+          <w:tcPr/>
+          <w:p>
+            <w:pPr>
+              <w:pStyle w:val="Compact"/>
+              <w:jc w:val="left"/>
+            </w:pPr>
+            <w:r>
+              <w:t xml:space="preserve">0.84 [95% ДИ: 0.81 , 0.87 ].</w:t>
+            </w:r>
+          </w:p>
+        </w:tc>
+        <w:tc>
+          <w:tcPr/>
+          <w:p>
+            <w:pPr>
+              <w:pStyle w:val="Compact"/>
+              <w:jc w:val="left"/>
+            </w:pPr>
+            <w:r>
+              <w:t xml:space="preserve">0</w:t>
+            </w:r>
+          </w:p>
+        </w:tc>
+        <w:tc>
+          <w:tcPr/>
+          <w:p>
+            <w:pPr>
+              <w:pStyle w:val="Compact"/>
+              <w:jc w:val="left"/>
+            </w:pPr>
+            <w:r>
+              <w:t xml:space="preserve">0.47</w:t>
+            </w:r>
+          </w:p>
+        </w:tc>
+        <w:tc>
+          <w:tcPr/>
+          <w:p>
+            <w:pPr>
+              <w:pStyle w:val="Compact"/>
+              <w:jc w:val="left"/>
+            </w:pPr>
+            <w:r>
+              <w:t xml:space="preserve">0</w:t>
+            </w:r>
+          </w:p>
+        </w:tc>
+        <w:tc>
+          <w:tcPr/>
+          <w:p>
+            <w:pPr>
+              <w:pStyle w:val="Compact"/>
+              <w:jc w:val="left"/>
+            </w:pPr>
+            <w:r>
+              <w:t xml:space="preserve">0.44</w:t>
+            </w:r>
+          </w:p>
+        </w:tc>
+        <w:tc>
+          <w:tcPr/>
+          <w:p>
+            <w:pPr>
+              <w:pStyle w:val="Compact"/>
+              <w:jc w:val="left"/>
+            </w:pPr>
+            <w:r>
+              <w:t xml:space="preserve">0.96</w:t>
+            </w:r>
+          </w:p>
+        </w:tc>
+        <w:tc>
+          <w:tcPr/>
+          <w:p>
+            <w:pPr>
+              <w:pStyle w:val="Compact"/>
+              <w:jc w:val="left"/>
+            </w:pPr>
+            <w:r>
+              <w:t xml:space="preserve">0.78</w:t>
+            </w:r>
+          </w:p>
+        </w:tc>
+        <w:tc>
+          <w:tcPr/>
+          <w:p>
+            <w:pPr>
+              <w:pStyle w:val="Compact"/>
+              <w:jc w:val="left"/>
+            </w:pPr>
+            <w:r>
+              <w:t xml:space="preserve">0.85</w:t>
+            </w:r>
+          </w:p>
+        </w:tc>
+        <w:tc>
+          <w:tcPr/>
+          <w:p>
+            <w:pPr>
+              <w:pStyle w:val="Compact"/>
+              <w:jc w:val="left"/>
+            </w:pPr>
+            <w:r>
+              <w:t xml:space="preserve">0.7</w:t>
+            </w:r>
+          </w:p>
+        </w:tc>
+      </w:tr>
+      <w:tr>
+        <w:tc>
+          <w:tcPr/>
+          <w:p>
+            <w:pPr>
+              <w:pStyle w:val="Compact"/>
+              <w:jc w:val="left"/>
+            </w:pPr>
+            <w:r>
+              <w:t xml:space="preserve">3d УЗИ</w:t>
+            </w:r>
+          </w:p>
+        </w:tc>
+        <w:tc>
+          <w:tcPr/>
+          <w:p>
+            <w:pPr>
+              <w:pStyle w:val="Compact"/>
+              <w:jc w:val="left"/>
+            </w:pPr>
+            <w:r>
+              <w:t xml:space="preserve">0.84 [95% ДИ: 0.81 , 0.87 ].</w:t>
+            </w:r>
+          </w:p>
+        </w:tc>
+        <w:tc>
+          <w:tcPr/>
+          <w:p>
+            <w:pPr>
+              <w:pStyle w:val="Compact"/>
+              <w:jc w:val="left"/>
+            </w:pPr>
+            <w:r>
+              <w:t xml:space="preserve">0</w:t>
+            </w:r>
+          </w:p>
+        </w:tc>
+        <w:tc>
+          <w:tcPr/>
+          <w:p>
+            <w:pPr>
+              <w:pStyle w:val="Compact"/>
+              <w:jc w:val="left"/>
+            </w:pPr>
+            <w:r>
+              <w:t xml:space="preserve">0.45</w:t>
+            </w:r>
+          </w:p>
+        </w:tc>
+        <w:tc>
+          <w:tcPr/>
+          <w:p>
+            <w:pPr>
+              <w:pStyle w:val="Compact"/>
+              <w:jc w:val="left"/>
+            </w:pPr>
+            <w:r>
+              <w:t xml:space="preserve">0</w:t>
+            </w:r>
+          </w:p>
+        </w:tc>
+        <w:tc>
+          <w:tcPr/>
+          <w:p>
+            <w:pPr>
+              <w:pStyle w:val="Compact"/>
+              <w:jc w:val="left"/>
+            </w:pPr>
+            <w:r>
+              <w:t xml:space="preserve">0.42</w:t>
+            </w:r>
+          </w:p>
+        </w:tc>
+        <w:tc>
+          <w:tcPr/>
+          <w:p>
+            <w:pPr>
+              <w:pStyle w:val="Compact"/>
+              <w:jc w:val="left"/>
+            </w:pPr>
+            <w:r>
+              <w:t xml:space="preserve">0.96</w:t>
+            </w:r>
+          </w:p>
+        </w:tc>
+        <w:tc>
+          <w:tcPr/>
+          <w:p>
+            <w:pPr>
+              <w:pStyle w:val="Compact"/>
+              <w:jc w:val="left"/>
+            </w:pPr>
+            <w:r>
+              <w:t xml:space="preserve">0.77</w:t>
+            </w:r>
+          </w:p>
+        </w:tc>
+        <w:tc>
+          <w:tcPr/>
+          <w:p>
+            <w:pPr>
+              <w:pStyle w:val="Compact"/>
+              <w:jc w:val="left"/>
+            </w:pPr>
+            <w:r>
+              <w:t xml:space="preserve">0.85</w:t>
+            </w:r>
+          </w:p>
+        </w:tc>
+        <w:tc>
+          <w:tcPr/>
+          <w:p>
+            <w:pPr>
+              <w:pStyle w:val="Compact"/>
+              <w:jc w:val="left"/>
+            </w:pPr>
+            <w:r>
+              <w:t xml:space="preserve">0.69</w:t>
+            </w:r>
+          </w:p>
+        </w:tc>
+      </w:tr>
+      <w:tr>
+        <w:tc>
+          <w:tcPr/>
+          <w:p>
+            <w:pPr>
+              <w:pStyle w:val="Compact"/>
+              <w:jc w:val="left"/>
+            </w:pPr>
+            <w:r>
+              <w:t xml:space="preserve">Микрокальцинаты</w:t>
+            </w:r>
+          </w:p>
+        </w:tc>
+        <w:tc>
+          <w:tcPr/>
+          <w:p>
+            <w:pPr>
+              <w:pStyle w:val="Compact"/>
+              <w:jc w:val="left"/>
+            </w:pPr>
+            <w:r>
+              <w:t xml:space="preserve">————</w:t>
+            </w:r>
+          </w:p>
+        </w:tc>
+        <w:tc>
+          <w:tcPr/>
+          <w:p>
+            <w:pPr>
+              <w:pStyle w:val="Compact"/>
+              <w:jc w:val="left"/>
+            </w:pPr>
+            <w:r>
+              <w:t xml:space="preserve">————</w:t>
+            </w:r>
+          </w:p>
+        </w:tc>
+        <w:tc>
+          <w:tcPr/>
+          <w:p>
+            <w:pPr>
+              <w:pStyle w:val="Compact"/>
+              <w:jc w:val="left"/>
+            </w:pPr>
+            <w:r>
+              <w:t xml:space="preserve">————</w:t>
+            </w:r>
+          </w:p>
+        </w:tc>
+        <w:tc>
+          <w:tcPr/>
+          <w:p>
+            <w:pPr>
+              <w:pStyle w:val="Compact"/>
+              <w:jc w:val="left"/>
+            </w:pPr>
+            <w:r>
+              <w:t xml:space="preserve">————</w:t>
+            </w:r>
+          </w:p>
+        </w:tc>
+        <w:tc>
+          <w:tcPr/>
+          <w:p>
+            <w:pPr>
+              <w:pStyle w:val="Compact"/>
+              <w:jc w:val="left"/>
+            </w:pPr>
+            <w:r>
+              <w:t xml:space="preserve">————</w:t>
+            </w:r>
+          </w:p>
+        </w:tc>
+        <w:tc>
+          <w:tcPr/>
+          <w:p>
+            <w:pPr>
+              <w:pStyle w:val="Compact"/>
+              <w:jc w:val="left"/>
+            </w:pPr>
+            <w:r>
+              <w:t xml:space="preserve">————</w:t>
+            </w:r>
+          </w:p>
+        </w:tc>
+        <w:tc>
+          <w:tcPr/>
+          <w:p>
+            <w:pPr>
+              <w:pStyle w:val="Compact"/>
+              <w:jc w:val="left"/>
+            </w:pPr>
+            <w:r>
+              <w:t xml:space="preserve">————</w:t>
+            </w:r>
+          </w:p>
+        </w:tc>
+        <w:tc>
+          <w:tcPr/>
+          <w:p>
+            <w:pPr>
+              <w:pStyle w:val="Compact"/>
+              <w:jc w:val="left"/>
+            </w:pPr>
+            <w:r>
+              <w:t xml:space="preserve">————</w:t>
+            </w:r>
+          </w:p>
+        </w:tc>
+        <w:tc>
+          <w:tcPr/>
+          <w:p>
+            <w:pPr>
+              <w:pStyle w:val="Compact"/>
+              <w:jc w:val="left"/>
+            </w:pPr>
+            <w:r>
+              <w:t xml:space="preserve">————</w:t>
+            </w:r>
+          </w:p>
+        </w:tc>
+      </w:tr>
+      <w:tr>
+        <w:tc>
+          <w:tcPr/>
+          <w:p>
+            <w:pPr>
+              <w:pStyle w:val="Compact"/>
+              <w:jc w:val="left"/>
+            </w:pPr>
+            <w:r>
+              <w:t xml:space="preserve">2d УЗИ</w:t>
+            </w:r>
+          </w:p>
+        </w:tc>
+        <w:tc>
+          <w:tcPr/>
+          <w:p>
+            <w:pPr>
+              <w:pStyle w:val="Compact"/>
+              <w:jc w:val="left"/>
+            </w:pPr>
+            <w:r>
+              <w:t xml:space="preserve">0.93 [95% ДИ: 0.9 , 0.94 ].</w:t>
+            </w:r>
+          </w:p>
+        </w:tc>
+        <w:tc>
+          <w:tcPr/>
+          <w:p>
+            <w:pPr>
+              <w:pStyle w:val="Compact"/>
+              <w:jc w:val="left"/>
+            </w:pPr>
+            <w:r>
+              <w:t xml:space="preserve">0.97</w:t>
+            </w:r>
+          </w:p>
+        </w:tc>
+        <w:tc>
+          <w:tcPr/>
+          <w:p>
+            <w:pPr>
+              <w:pStyle w:val="Compact"/>
+              <w:jc w:val="left"/>
+            </w:pPr>
+            <w:r>
+              <w:t xml:space="preserve">0.25</w:t>
+            </w:r>
+          </w:p>
+        </w:tc>
+        <w:tc>
+          <w:tcPr/>
+          <w:p>
+            <w:pPr>
+              <w:pStyle w:val="Compact"/>
+              <w:jc w:val="left"/>
+            </w:pPr>
+            <w:r>
+              <w:t xml:space="preserve">0.39</w:t>
+            </w:r>
+          </w:p>
+        </w:tc>
+        <w:tc>
+          <w:tcPr/>
+          <w:p>
+            <w:pPr>
+              <w:pStyle w:val="Compact"/>
+              <w:jc w:val="left"/>
+            </w:pPr>
+            <w:r>
+              <w:t xml:space="preserve">0.26</w:t>
+            </w:r>
+          </w:p>
+        </w:tc>
+        <w:tc>
+          <w:tcPr/>
+          <w:p>
+            <w:pPr>
+              <w:pStyle w:val="Compact"/>
+              <w:jc w:val="left"/>
+            </w:pPr>
+            <w:r>
+              <w:t xml:space="preserve">0.97</w:t>
+            </w:r>
+          </w:p>
+        </w:tc>
+        <w:tc>
+          <w:tcPr/>
+          <w:p>
+            <w:pPr>
+              <w:pStyle w:val="Compact"/>
+              <w:jc w:val="left"/>
+            </w:pPr>
+            <w:r>
+              <w:t xml:space="preserve">0.32</w:t>
+            </w:r>
+          </w:p>
+        </w:tc>
+        <w:tc>
+          <w:tcPr/>
+          <w:p>
+            <w:pPr>
+              <w:pStyle w:val="Compact"/>
+              <w:jc w:val="left"/>
+            </w:pPr>
+            <w:r>
+              <w:t xml:space="preserve">0.96</w:t>
+            </w:r>
+          </w:p>
+        </w:tc>
+        <w:tc>
+          <w:tcPr/>
+          <w:p>
+            <w:pPr>
+              <w:pStyle w:val="Compact"/>
+              <w:jc w:val="left"/>
+            </w:pPr>
+            <w:r>
+              <w:t xml:space="preserve">0.61</w:t>
+            </w:r>
+          </w:p>
+        </w:tc>
+      </w:tr>
+      <w:tr>
+        <w:tc>
+          <w:tcPr/>
+          <w:p>
+            <w:pPr>
+              <w:pStyle w:val="Compact"/>
+              <w:jc w:val="left"/>
+            </w:pPr>
+            <w:r>
+              <w:t xml:space="preserve">3d УЗИ</w:t>
+            </w:r>
+          </w:p>
+        </w:tc>
+        <w:tc>
+          <w:tcPr/>
+          <w:p>
+            <w:pPr>
+              <w:pStyle w:val="Compact"/>
+              <w:jc w:val="left"/>
+            </w:pPr>
+            <w:r>
+              <w:t xml:space="preserve">0.93 [95% ДИ: 0.91 , 0.95 ].</w:t>
+            </w:r>
+          </w:p>
+        </w:tc>
+        <w:tc>
+          <w:tcPr/>
+          <w:p>
+            <w:pPr>
+              <w:pStyle w:val="Compact"/>
+              <w:jc w:val="left"/>
+            </w:pPr>
+            <w:r>
+              <w:t xml:space="preserve">0.92</w:t>
+            </w:r>
+          </w:p>
+        </w:tc>
+        <w:tc>
+          <w:tcPr/>
+          <w:p>
+            <w:pPr>
+              <w:pStyle w:val="Compact"/>
+              <w:jc w:val="left"/>
+            </w:pPr>
+            <w:r>
+              <w:t xml:space="preserve">0.32</w:t>
+            </w:r>
+          </w:p>
+        </w:tc>
+        <w:tc>
+          <w:tcPr/>
+          <w:p>
+            <w:pPr>
+              <w:pStyle w:val="Compact"/>
+              <w:jc w:val="left"/>
+            </w:pPr>
+            <w:r>
+              <w:t xml:space="preserve">0.66</w:t>
+            </w:r>
+          </w:p>
+        </w:tc>
+        <w:tc>
+          <w:tcPr/>
+          <w:p>
+            <w:pPr>
+              <w:pStyle w:val="Compact"/>
+              <w:jc w:val="left"/>
+            </w:pPr>
+            <w:r>
+              <w:t xml:space="preserve">0.34</w:t>
+            </w:r>
+          </w:p>
+        </w:tc>
+        <w:tc>
+          <w:tcPr/>
+          <w:p>
+            <w:pPr>
+              <w:pStyle w:val="Compact"/>
+              <w:jc w:val="left"/>
+            </w:pPr>
+            <w:r>
+              <w:t xml:space="preserve">0.97</w:t>
+            </w:r>
+          </w:p>
+        </w:tc>
+        <w:tc>
+          <w:tcPr/>
+          <w:p>
+            <w:pPr>
+              <w:pStyle w:val="Compact"/>
+              <w:jc w:val="left"/>
+            </w:pPr>
+            <w:r>
+              <w:t xml:space="preserve">0.38</w:t>
+            </w:r>
+          </w:p>
+        </w:tc>
+        <w:tc>
+          <w:tcPr/>
+          <w:p>
+            <w:pPr>
+              <w:pStyle w:val="Compact"/>
+              <w:jc w:val="left"/>
+            </w:pPr>
+            <w:r>
+              <w:t xml:space="preserve">0.96</w:t>
+            </w:r>
+          </w:p>
+        </w:tc>
+        <w:tc>
+          <w:tcPr/>
+          <w:p>
+            <w:pPr>
+              <w:pStyle w:val="Compact"/>
+              <w:jc w:val="left"/>
+            </w:pPr>
+            <w:r>
+              <w:t xml:space="preserve">0.65</w:t>
+            </w:r>
+          </w:p>
+        </w:tc>
+      </w:tr>
+    </w:tbl>
+    <w:p>
+      <w:pPr>
+        <w:pStyle w:val="BodyText"/>
+      </w:pPr>
+      <w:r>
+        <w:t xml:space="preserve">0.65|</w:t>
+      </w:r>
+    </w:p>
+    <w:p>
+      <w:pPr>
+        <w:pStyle w:val="BodyText"/>
+      </w:pPr>
+      <w:r>
+        <w:t xml:space="preserve">На основании полученных данных, пыла построена предсказательная модель</w:t>
+      </w:r>
+      <w:r>
+        <w:t xml:space="preserve"> </w:t>
+      </w:r>
+      <w:r>
+        <w:t xml:space="preserve">нахождения кальцинатов и микрокальцинатов для изучаемых методов.</w:t>
       </w:r>
     </w:p>
     <w:p>
@@ -3202,14 +4145,14 @@
       <w:r>
         <w:drawing>
           <wp:inline>
-            <wp:extent cx="5334000" cy="3333750"/>
+            <wp:extent cx="5334000" cy="3244850"/>
             <wp:effectExtent b="0" l="0" r="0" t="0"/>
             <wp:docPr descr="" title="" id="38" name="Picture"/>
             <a:graphic>
               <a:graphicData uri="http://schemas.openxmlformats.org/drawingml/2006/picture">
                 <pic:pic>
                   <pic:nvPicPr>
-                    <pic:cNvPr descr="img/pROC_obj_abusGr4Calc.png" id="39" name="Picture"/>
+                    <pic:cNvPr descr="img/pROCUsGr4MicroCalc.png" id="39" name="Picture"/>
                     <pic:cNvPicPr>
                       <a:picLocks noChangeArrowheads="1" noChangeAspect="1"/>
                     </pic:cNvPicPr>
@@ -3223,7 +4166,7 @@
                   <pic:spPr bwMode="auto">
                     <a:xfrm>
                       <a:off x="0" y="0"/>
-                      <a:ext cx="5334000" cy="3333750"/>
+                      <a:ext cx="5334000" cy="3244850"/>
                     </a:xfrm>
                     <a:prstGeom prst="rect">
                       <a:avLst/>
@@ -3241,19 +4184,64 @@
           </wp:inline>
         </w:drawing>
       </w:r>
+      <w:r>
+        <w:t xml:space="preserve"> </w:t>
+      </w:r>
+      <w:r>
+        <w:t xml:space="preserve">А</w:t>
+      </w:r>
     </w:p>
     <w:p>
       <w:pPr>
         <w:pStyle w:val="BodyText"/>
       </w:pPr>
       <w:r>
-        <w:t xml:space="preserve">Рисунок №2b. ROC-кривая предсказательной модели нахождения кальцинатов</w:t>
-      </w:r>
-      <w:r>
-        <w:t xml:space="preserve"> </w:t>
-      </w:r>
-      <w:r>
-        <w:t xml:space="preserve">для метода УЗИ, по данным полученным в группе D. (Таблица №5.20)</w:t>
+        <w:drawing>
+          <wp:inline>
+            <wp:extent cx="5334000" cy="3244850"/>
+            <wp:effectExtent b="0" l="0" r="0" t="0"/>
+            <wp:docPr descr="" title="" id="41" name="Picture"/>
+            <a:graphic>
+              <a:graphicData uri="http://schemas.openxmlformats.org/drawingml/2006/picture">
+                <pic:pic>
+                  <pic:nvPicPr>
+                    <pic:cNvPr descr="img/pROCAbusGr4MicroCalc.png" id="42" name="Picture"/>
+                    <pic:cNvPicPr>
+                      <a:picLocks noChangeArrowheads="1" noChangeAspect="1"/>
+                    </pic:cNvPicPr>
+                  </pic:nvPicPr>
+                  <pic:blipFill>
+                    <a:blip r:embed="rId40"/>
+                    <a:stretch>
+                      <a:fillRect/>
+                    </a:stretch>
+                  </pic:blipFill>
+                  <pic:spPr bwMode="auto">
+                    <a:xfrm>
+                      <a:off x="0" y="0"/>
+                      <a:ext cx="5334000" cy="3244850"/>
+                    </a:xfrm>
+                    <a:prstGeom prst="rect">
+                      <a:avLst/>
+                    </a:prstGeom>
+                    <a:noFill/>
+                    <a:ln w="9525">
+                      <a:noFill/>
+                      <a:headEnd/>
+                      <a:tailEnd/>
+                    </a:ln>
+                  </pic:spPr>
+                </pic:pic>
+              </a:graphicData>
+            </a:graphic>
+          </wp:inline>
+        </w:drawing>
+      </w:r>
+      <w:r>
+        <w:t xml:space="preserve"> </w:t>
+      </w:r>
+      <w:r>
+        <w:t xml:space="preserve">Б</w:t>
       </w:r>
     </w:p>
     <w:p>
@@ -3261,7 +4249,133 @@
         <w:pStyle w:val="BodyText"/>
       </w:pPr>
       <w:r>
-        <w:t xml:space="preserve">Таблица №3. Определение площади под кривой представленных</w:t>
+        <w:drawing>
+          <wp:inline>
+            <wp:extent cx="5334000" cy="3244850"/>
+            <wp:effectExtent b="0" l="0" r="0" t="0"/>
+            <wp:docPr descr="" title="" id="44" name="Picture"/>
+            <a:graphic>
+              <a:graphicData uri="http://schemas.openxmlformats.org/drawingml/2006/picture">
+                <pic:pic>
+                  <pic:nvPicPr>
+                    <pic:cNvPr descr="img/pROCUsGr4Calc.png" id="45" name="Picture"/>
+                    <pic:cNvPicPr>
+                      <a:picLocks noChangeArrowheads="1" noChangeAspect="1"/>
+                    </pic:cNvPicPr>
+                  </pic:nvPicPr>
+                  <pic:blipFill>
+                    <a:blip r:embed="rId43"/>
+                    <a:stretch>
+                      <a:fillRect/>
+                    </a:stretch>
+                  </pic:blipFill>
+                  <pic:spPr bwMode="auto">
+                    <a:xfrm>
+                      <a:off x="0" y="0"/>
+                      <a:ext cx="5334000" cy="3244850"/>
+                    </a:xfrm>
+                    <a:prstGeom prst="rect">
+                      <a:avLst/>
+                    </a:prstGeom>
+                    <a:noFill/>
+                    <a:ln w="9525">
+                      <a:noFill/>
+                      <a:headEnd/>
+                      <a:tailEnd/>
+                    </a:ln>
+                  </pic:spPr>
+                </pic:pic>
+              </a:graphicData>
+            </a:graphic>
+          </wp:inline>
+        </w:drawing>
+      </w:r>
+      <w:r>
+        <w:t xml:space="preserve"> </w:t>
+      </w:r>
+      <w:r>
+        <w:t xml:space="preserve">В</w:t>
+      </w:r>
+    </w:p>
+    <w:p>
+      <w:pPr>
+        <w:pStyle w:val="BodyText"/>
+      </w:pPr>
+      <w:r>
+        <w:drawing>
+          <wp:inline>
+            <wp:extent cx="5334000" cy="3244850"/>
+            <wp:effectExtent b="0" l="0" r="0" t="0"/>
+            <wp:docPr descr="" title="" id="47" name="Picture"/>
+            <a:graphic>
+              <a:graphicData uri="http://schemas.openxmlformats.org/drawingml/2006/picture">
+                <pic:pic>
+                  <pic:nvPicPr>
+                    <pic:cNvPr descr="img/pROCAbusGr4Calc.png" id="48" name="Picture"/>
+                    <pic:cNvPicPr>
+                      <a:picLocks noChangeArrowheads="1" noChangeAspect="1"/>
+                    </pic:cNvPicPr>
+                  </pic:nvPicPr>
+                  <pic:blipFill>
+                    <a:blip r:embed="rId46"/>
+                    <a:stretch>
+                      <a:fillRect/>
+                    </a:stretch>
+                  </pic:blipFill>
+                  <pic:spPr bwMode="auto">
+                    <a:xfrm>
+                      <a:off x="0" y="0"/>
+                      <a:ext cx="5334000" cy="3244850"/>
+                    </a:xfrm>
+                    <a:prstGeom prst="rect">
+                      <a:avLst/>
+                    </a:prstGeom>
+                    <a:noFill/>
+                    <a:ln w="9525">
+                      <a:noFill/>
+                      <a:headEnd/>
+                      <a:tailEnd/>
+                    </a:ln>
+                  </pic:spPr>
+                </pic:pic>
+              </a:graphicData>
+            </a:graphic>
+          </wp:inline>
+        </w:drawing>
+      </w:r>
+      <w:r>
+        <w:t xml:space="preserve"> </w:t>
+      </w:r>
+      <w:r>
+        <w:t xml:space="preserve">Г</w:t>
+      </w:r>
+    </w:p>
+    <w:p>
+      <w:pPr>
+        <w:pStyle w:val="BodyText"/>
+      </w:pPr>
+      <w:r>
+        <w:t xml:space="preserve">Рисунок №3. ROC-кривая предсказательной модели нахождения</w:t>
+      </w:r>
+      <w:r>
+        <w:t xml:space="preserve"> </w:t>
+      </w:r>
+      <w:r>
+        <w:t xml:space="preserve">микрокальцинатов для метода 2d УЗИ (А) и 3d УЗИ (Б) кальцинатов для</w:t>
+      </w:r>
+      <w:r>
+        <w:t xml:space="preserve"> </w:t>
+      </w:r>
+      <w:r>
+        <w:t xml:space="preserve">метода 2d УЗИ (В) и 3d УЗИ (Г).</w:t>
+      </w:r>
+    </w:p>
+    <w:p>
+      <w:pPr>
+        <w:pStyle w:val="BodyText"/>
+      </w:pPr>
+      <w:r>
+        <w:t xml:space="preserve">Таблица №4. Определение площади под кривой представленных</w:t>
       </w:r>
       <w:r>
         <w:t xml:space="preserve"> </w:t>
@@ -3319,19 +4433,19 @@
               <w:jc w:val="left"/>
             </w:pPr>
             <w:r>
-              <w:t xml:space="preserve">УЗИ в группе D</w:t>
-            </w:r>
-          </w:p>
-        </w:tc>
-        <w:tc>
-          <w:tcPr/>
-          <w:p>
-            <w:pPr>
-              <w:pStyle w:val="Compact"/>
-              <w:jc w:val="left"/>
-            </w:pPr>
-            <w:r>
-              <w:t xml:space="preserve">0.735 95% ДИ: 0.684 - 0.786</w:t>
+              <w:t xml:space="preserve">Микрокальцинаты</w:t>
+            </w:r>
+          </w:p>
+        </w:tc>
+        <w:tc>
+          <w:tcPr/>
+          <w:p>
+            <w:pPr>
+              <w:pStyle w:val="Compact"/>
+              <w:jc w:val="left"/>
+            </w:pPr>
+            <w:r>
+              <w:t xml:space="preserve">———————–</w:t>
             </w:r>
           </w:p>
         </w:tc>
@@ -3345,7 +4459,111 @@
               <w:jc w:val="left"/>
             </w:pPr>
             <w:r>
-              <w:t xml:space="preserve">ABUS в группе D</w:t>
+              <w:t xml:space="preserve">2d УЗИ</w:t>
+            </w:r>
+          </w:p>
+        </w:tc>
+        <w:tc>
+          <w:tcPr/>
+          <w:p>
+            <w:pPr>
+              <w:pStyle w:val="Compact"/>
+              <w:jc w:val="left"/>
+            </w:pPr>
+            <w:r>
+              <w:t xml:space="preserve">0.452 95% ДИ: 0.346 - 0.786</w:t>
+            </w:r>
+          </w:p>
+        </w:tc>
+      </w:tr>
+      <w:tr>
+        <w:tc>
+          <w:tcPr/>
+          <w:p>
+            <w:pPr>
+              <w:pStyle w:val="Compact"/>
+              <w:jc w:val="left"/>
+            </w:pPr>
+            <w:r>
+              <w:t xml:space="preserve">3d УЗИ</w:t>
+            </w:r>
+          </w:p>
+        </w:tc>
+        <w:tc>
+          <w:tcPr/>
+          <w:p>
+            <w:pPr>
+              <w:pStyle w:val="Compact"/>
+              <w:jc w:val="left"/>
+            </w:pPr>
+            <w:r>
+              <w:t xml:space="preserve">0.608 95% ДИ: 0.502 - 0.774</w:t>
+            </w:r>
+          </w:p>
+        </w:tc>
+      </w:tr>
+      <w:tr>
+        <w:tc>
+          <w:tcPr/>
+          <w:p>
+            <w:pPr>
+              <w:pStyle w:val="Compact"/>
+              <w:jc w:val="left"/>
+            </w:pPr>
+            <w:r>
+              <w:t xml:space="preserve">Кальцинаты</w:t>
+            </w:r>
+          </w:p>
+        </w:tc>
+        <w:tc>
+          <w:tcPr/>
+          <w:p>
+            <w:pPr>
+              <w:pStyle w:val="Compact"/>
+              <w:jc w:val="left"/>
+            </w:pPr>
+            <w:r>
+              <w:t xml:space="preserve">———————–</w:t>
+            </w:r>
+          </w:p>
+        </w:tc>
+      </w:tr>
+      <w:tr>
+        <w:tc>
+          <w:tcPr/>
+          <w:p>
+            <w:pPr>
+              <w:pStyle w:val="Compact"/>
+              <w:jc w:val="left"/>
+            </w:pPr>
+            <w:r>
+              <w:t xml:space="preserve">2d УЗИ</w:t>
+            </w:r>
+          </w:p>
+        </w:tc>
+        <w:tc>
+          <w:tcPr/>
+          <w:p>
+            <w:pPr>
+              <w:pStyle w:val="Compact"/>
+              <w:jc w:val="left"/>
+            </w:pPr>
+            <w:r>
+              <w:t xml:space="preserve">0.735 95% ДИ: 0.684 - 0.786</w:t>
+            </w:r>
+          </w:p>
+        </w:tc>
+      </w:tr>
+      <w:tr>
+        <w:tc>
+          <w:tcPr/>
+          <w:p>
+            <w:pPr>
+              <w:pStyle w:val="Compact"/>
+              <w:jc w:val="left"/>
+            </w:pPr>
+            <w:r>
+              <w:t xml:space="preserve">3d УЗИ</w:t>
             </w:r>
           </w:p>
         </w:tc>
@@ -3363,14 +4581,80 @@
         </w:tc>
       </w:tr>
     </w:tbl>
-    <w:bookmarkEnd w:id="40"/>
-    <w:bookmarkStart w:id="41" w:name="дисскусия"/>
+    <w:p>
+      <w:pPr>
+        <w:pStyle w:val="BodyText"/>
+      </w:pPr>
+      <w:r>
+        <w:t xml:space="preserve">Исходя из полученных данных, был проведен расчет сколько было верно</w:t>
+      </w:r>
+      <w:r>
+        <w:t xml:space="preserve"> </w:t>
+      </w:r>
+      <w:r>
+        <w:t xml:space="preserve">найденно изучаемыми мытодами кальцинатов и микрокальцинатов.</w:t>
+      </w:r>
+    </w:p>
+    <w:p>
+      <w:pPr>
+        <w:pStyle w:val="BodyText"/>
+      </w:pPr>
+      <w:r>
+        <w:t xml:space="preserve">С помощью 2d УЗИ при диагностике кальцинатов было верно обнаружено 44%,</w:t>
+      </w:r>
+      <w:r>
+        <w:t xml:space="preserve"> </w:t>
+      </w:r>
+      <w:r>
+        <w:t xml:space="preserve">в то время как с помощью 3d УЗИ кальцинаты были верно обнаружены 42%. С</w:t>
+      </w:r>
+      <w:r>
+        <w:t xml:space="preserve"> </w:t>
+      </w:r>
+      <w:r>
+        <w:t xml:space="preserve">помощью 2d УЗИ при диагностике микрокальцинатов было верно обнаружено</w:t>
+      </w:r>
+      <w:r>
+        <w:t xml:space="preserve"> </w:t>
+      </w:r>
+      <w:r>
+        <w:t xml:space="preserve">18%, в то время как с помощью 3d УЗИ микрокальцинаты были верно</w:t>
+      </w:r>
+      <w:r>
+        <w:t xml:space="preserve"> </w:t>
+      </w:r>
+      <w:r>
+        <w:t xml:space="preserve">обнаружены 20%.</w:t>
+      </w:r>
+    </w:p>
+    <w:p>
+      <w:pPr>
+        <w:pStyle w:val="BodyText"/>
+      </w:pPr>
+      <w:r>
+        <w:t xml:space="preserve">При этом в 1% случаев с помощью изучаемых методов был обнаружен</w:t>
+      </w:r>
+      <w:r>
+        <w:t xml:space="preserve"> </w:t>
+      </w:r>
+      <w:r>
+        <w:t xml:space="preserve">микрокальцинат там, где его в действительности нет и до 4% кальцинат</w:t>
+      </w:r>
+      <w:r>
+        <w:t xml:space="preserve"> </w:t>
+      </w:r>
+      <w:r>
+        <w:t xml:space="preserve">там, где его в действительности нет.</w:t>
+      </w:r>
+    </w:p>
+    <w:bookmarkEnd w:id="49"/>
+    <w:bookmarkStart w:id="50" w:name="дискуссия"/>
     <w:p>
       <w:pPr>
         <w:pStyle w:val="Heading2"/>
       </w:pPr>
       <w:r>
-        <w:t xml:space="preserve">Дисскусия</w:t>
+        <w:t xml:space="preserve">Дискуссия</w:t>
       </w:r>
     </w:p>
     <w:p>
@@ -3378,19 +4662,19 @@
         <w:pStyle w:val="FirstParagraph"/>
       </w:pPr>
       <w:r>
-        <w:t xml:space="preserve">Настоящее исследование рассмотривает проблему обнаружение</w:t>
-      </w:r>
-      <w:r>
-        <w:t xml:space="preserve"> </w:t>
-      </w:r>
-      <w:r>
-        <w:t xml:space="preserve">микрокальцинатов через призму изучения новой технологии ABUS в сравнении</w:t>
-      </w:r>
-      <w:r>
-        <w:t xml:space="preserve"> </w:t>
-      </w:r>
-      <w:r>
-        <w:t xml:space="preserve">с УЗИ исследованием.</w:t>
+        <w:t xml:space="preserve">Настоящее исследование рассматривает проблему обнаружение кальцинатов и</w:t>
+      </w:r>
+      <w:r>
+        <w:t xml:space="preserve"> </w:t>
+      </w:r>
+      <w:r>
+        <w:t xml:space="preserve">микрокальцинатов с помощью новой технологии 3d УЗИ в сравнении с 2d УЗИ</w:t>
+      </w:r>
+      <w:r>
+        <w:t xml:space="preserve"> </w:t>
+      </w:r>
+      <w:r>
+        <w:t xml:space="preserve">исследованием.</w:t>
       </w:r>
     </w:p>
     <w:p>
@@ -3479,7 +4763,25 @@
         <w:t xml:space="preserve"> </w:t>
       </w:r>
       <w:r>
-        <w:t xml:space="preserve">предикативное значение являтся также важной задачей.</w:t>
+        <w:t xml:space="preserve">предикативное значение является также важной задачей. И именно</w:t>
+      </w:r>
+      <w:r>
+        <w:t xml:space="preserve"> </w:t>
+      </w:r>
+      <w:r>
+        <w:t xml:space="preserve">нахождение микрокальцинатов методами ультразвуковой диагностики</w:t>
+      </w:r>
+      <w:r>
+        <w:t xml:space="preserve"> </w:t>
+      </w:r>
+      <w:r>
+        <w:t xml:space="preserve">потенциально позволяет проводить биопсию наместе, сокращая период</w:t>
+      </w:r>
+      <w:r>
+        <w:t xml:space="preserve"> </w:t>
+      </w:r>
+      <w:r>
+        <w:t xml:space="preserve">ожидания.</w:t>
       </w:r>
     </w:p>
     <w:p>
@@ -3853,8 +5155,8 @@
         <w:t xml:space="preserve">возможности метода в других много профильных центрах еще придется.</w:t>
       </w:r>
     </w:p>
-    <w:bookmarkEnd w:id="41"/>
-    <w:bookmarkStart w:id="42" w:name="выводы"/>
+    <w:bookmarkEnd w:id="50"/>
+    <w:bookmarkStart w:id="51" w:name="выводы"/>
     <w:p>
       <w:pPr>
         <w:pStyle w:val="Heading2"/>
@@ -3874,46 +5176,63 @@
         <w:t xml:space="preserve"> </w:t>
       </w:r>
       <w:r>
-        <w:t xml:space="preserve">эффективности обнаружения кальцианатов, именно УЗИ в B-режиме и</w:t>
-      </w:r>
-      <w:r>
-        <w:t xml:space="preserve"> </w:t>
-      </w:r>
-      <w:r>
-        <w:t xml:space="preserve">автоматизированного объемного сканирования молочных желез (ABUS) у</w:t>
-      </w:r>
-      <w:r>
-        <w:t xml:space="preserve"> </w:t>
-      </w:r>
-      <w:r>
-        <w:t xml:space="preserve">женщин в возрастной группе 40 лет и старше лет с неоднородной и высокой</w:t>
-      </w:r>
-      <w:r>
-        <w:t xml:space="preserve"> </w:t>
-      </w:r>
-      <w:r>
-        <w:t xml:space="preserve">плотностью тканей молочной железы эффективность методов сопоставима.</w:t>
-      </w:r>
-    </w:p>
-    <w:bookmarkEnd w:id="42"/>
-    <w:bookmarkStart w:id="43" w:name="section"/>
+        <w:t xml:space="preserve">эффективности обнаружения кальцианатов и микрокальцинатов с помощью 2d</w:t>
+      </w:r>
+      <w:r>
+        <w:t xml:space="preserve"> </w:t>
+      </w:r>
+      <w:r>
+        <w:t xml:space="preserve">УЗИ в B-режиме MicroPure и автоматизированного 3d УЗИ у женщин в</w:t>
+      </w:r>
+      <w:r>
+        <w:t xml:space="preserve"> </w:t>
+      </w:r>
+      <w:r>
+        <w:t xml:space="preserve">возрастной группе 40 лет и старше лет с неоднородной и высокой</w:t>
+      </w:r>
+      <w:r>
+        <w:t xml:space="preserve"> </w:t>
+      </w:r>
+      <w:r>
+        <w:t xml:space="preserve">плотностью тканей молочной железы пердставленные методы показали</w:t>
+      </w:r>
+      <w:r>
+        <w:t xml:space="preserve"> </w:t>
+      </w:r>
+      <w:r>
+        <w:t xml:space="preserve">сопоставимую эффективность. В 18% c помощью 2d УЗИ и в 20% c помощью 3d</w:t>
+      </w:r>
+      <w:r>
+        <w:t xml:space="preserve"> </w:t>
+      </w:r>
+      <w:r>
+        <w:t xml:space="preserve">УЗИ можно верно обнаружить микракальцинат, что позволяет провести</w:t>
+      </w:r>
+      <w:r>
+        <w:t xml:space="preserve"> </w:t>
+      </w:r>
+      <w:r>
+        <w:t xml:space="preserve">пункцию во время исследования под УЗнаведением. Ложноположительные</w:t>
+      </w:r>
+      <w:r>
+        <w:t xml:space="preserve"> </w:t>
+      </w:r>
+      <w:r>
+        <w:t xml:space="preserve">результаты не превышают 1% случаев при использовании 2d и 3d УЗИ.</w:t>
+      </w:r>
+    </w:p>
+    <w:bookmarkEnd w:id="51"/>
+    <w:bookmarkStart w:id="92" w:name="список-литературы"/>
     <w:p>
       <w:pPr>
         <w:pStyle w:val="Heading2"/>
       </w:pPr>
-    </w:p>
-    <w:bookmarkEnd w:id="43"/>
-    <w:bookmarkStart w:id="84" w:name="список-литературы"/>
-    <w:p>
-      <w:pPr>
-        <w:pStyle w:val="Heading2"/>
-      </w:pPr>
       <w:r>
         <w:t xml:space="preserve">Список литературы</w:t>
       </w:r>
     </w:p>
-    <w:bookmarkStart w:id="83" w:name="refs"/>
-    <w:bookmarkStart w:id="45" w:name="ref-wilkinson2017"/>
+    <w:bookmarkStart w:id="91" w:name="refs"/>
+    <w:bookmarkStart w:id="53" w:name="ref-wilkinson2017"/>
     <w:p>
       <w:pPr>
         <w:pStyle w:val="Bibliography"/>
@@ -3943,7 +5262,7 @@
       <w:r>
         <w:t xml:space="preserve">. 2017;90(1069):20160594. doi:</w:t>
       </w:r>
-      <w:hyperlink r:id="rId44">
+      <w:hyperlink r:id="rId52">
         <w:r>
           <w:rPr>
             <w:rStyle w:val="Hyperlink"/>
@@ -3952,8 +5271,8 @@
         </w:r>
       </w:hyperlink>
     </w:p>
-    <w:bookmarkEnd w:id="45"/>
-    <w:bookmarkStart w:id="47" w:name="ref-cox2012"/>
+    <w:bookmarkEnd w:id="53"/>
+    <w:bookmarkStart w:id="55" w:name="ref-cox2012"/>
     <w:p>
       <w:pPr>
         <w:pStyle w:val="Bibliography"/>
@@ -3983,7 +5302,7 @@
       <w:r>
         <w:t xml:space="preserve">. 2012;106(3):525-537. doi:</w:t>
       </w:r>
-      <w:hyperlink r:id="rId46">
+      <w:hyperlink r:id="rId54">
         <w:r>
           <w:rPr>
             <w:rStyle w:val="Hyperlink"/>
@@ -3992,8 +5311,8 @@
         </w:r>
       </w:hyperlink>
     </w:p>
-    <w:bookmarkEnd w:id="47"/>
-    <w:bookmarkStart w:id="49" w:name="ref-henrot2014"/>
+    <w:bookmarkEnd w:id="55"/>
+    <w:bookmarkStart w:id="57" w:name="ref-henrot2014"/>
     <w:p>
       <w:pPr>
         <w:pStyle w:val="Bibliography"/>
@@ -4023,7 +5342,7 @@
       <w:r>
         <w:t xml:space="preserve">. 2014;95(2):141-152. doi:</w:t>
       </w:r>
-      <w:hyperlink r:id="rId48">
+      <w:hyperlink r:id="rId56">
         <w:r>
           <w:rPr>
             <w:rStyle w:val="Hyperlink"/>
@@ -4032,8 +5351,8 @@
         </w:r>
       </w:hyperlink>
     </w:p>
-    <w:bookmarkEnd w:id="49"/>
-    <w:bookmarkStart w:id="51" w:name="ref-park2000"/>
+    <w:bookmarkEnd w:id="57"/>
+    <w:bookmarkStart w:id="59" w:name="ref-park2000"/>
     <w:p>
       <w:pPr>
         <w:pStyle w:val="Bibliography"/>
@@ -4063,7 +5382,7 @@
       <w:r>
         <w:t xml:space="preserve">. 2000;55(2):114-118. doi:</w:t>
       </w:r>
-      <w:hyperlink r:id="rId50">
+      <w:hyperlink r:id="rId58">
         <w:r>
           <w:rPr>
             <w:rStyle w:val="Hyperlink"/>
@@ -4072,8 +5391,8 @@
         </w:r>
       </w:hyperlink>
     </w:p>
-    <w:bookmarkEnd w:id="51"/>
-    <w:bookmarkStart w:id="53" w:name="ref-alshehali2019"/>
+    <w:bookmarkEnd w:id="59"/>
+    <w:bookmarkStart w:id="61" w:name="ref-alshehali2019"/>
     <w:p>
       <w:pPr>
         <w:pStyle w:val="Bibliography"/>
@@ -4103,7 +5422,7 @@
       <w:r>
         <w:t xml:space="preserve">. 2019;9(1). doi:</w:t>
       </w:r>
-      <w:hyperlink r:id="rId52">
+      <w:hyperlink r:id="rId60">
         <w:r>
           <w:rPr>
             <w:rStyle w:val="Hyperlink"/>
@@ -4112,8 +5431,8 @@
         </w:r>
       </w:hyperlink>
     </w:p>
-    <w:bookmarkEnd w:id="53"/>
-    <w:bookmarkStart w:id="55" w:name="ref-gatta2021"/>
+    <w:bookmarkEnd w:id="61"/>
+    <w:bookmarkStart w:id="63" w:name="ref-gatta2021"/>
     <w:p>
       <w:pPr>
         <w:pStyle w:val="Bibliography"/>
@@ -4143,7 +5462,7 @@
       <w:r>
         <w:t xml:space="preserve">. 2021;11(9):875. doi:</w:t>
       </w:r>
-      <w:hyperlink r:id="rId54">
+      <w:hyperlink r:id="rId62">
         <w:r>
           <w:rPr>
             <w:rStyle w:val="Hyperlink"/>
@@ -4152,8 +5471,8 @@
         </w:r>
       </w:hyperlink>
     </w:p>
-    <w:bookmarkEnd w:id="55"/>
-    <w:bookmarkStart w:id="56" w:name="ref-niell2017screening"/>
+    <w:bookmarkEnd w:id="63"/>
+    <w:bookmarkStart w:id="64" w:name="ref-niell2017screening"/>
     <w:p>
       <w:pPr>
         <w:pStyle w:val="Bibliography"/>
@@ -4184,8 +5503,8 @@
         <w:t xml:space="preserve">. 2017;55(6):1145-1162.</w:t>
       </w:r>
     </w:p>
-    <w:bookmarkEnd w:id="56"/>
-    <w:bookmarkStart w:id="57" w:name="ref-mckinney2020international"/>
+    <w:bookmarkEnd w:id="64"/>
+    <w:bookmarkStart w:id="65" w:name="ref-mckinney2020international"/>
     <w:p>
       <w:pPr>
         <w:pStyle w:val="Bibliography"/>
@@ -4216,8 +5535,8 @@
         <w:t xml:space="preserve">. 2020;577(7788):89-94.</w:t>
       </w:r>
     </w:p>
-    <w:bookmarkEnd w:id="57"/>
-    <w:bookmarkStart w:id="58" w:name="ref-freer2015mammographic"/>
+    <w:bookmarkEnd w:id="65"/>
+    <w:bookmarkStart w:id="66" w:name="ref-freer2015mammographic"/>
     <w:p>
       <w:pPr>
         <w:pStyle w:val="Bibliography"/>
@@ -4248,8 +5567,8 @@
         <w:t xml:space="preserve">. 2015;35(2):302-315.</w:t>
       </w:r>
     </w:p>
-    <w:bookmarkEnd w:id="58"/>
-    <w:bookmarkStart w:id="60" w:name="ref-bocabene2021"/>
+    <w:bookmarkEnd w:id="66"/>
+    <w:bookmarkStart w:id="68" w:name="ref-bocabene2021"/>
     <w:p>
       <w:pPr>
         <w:pStyle w:val="Bibliography"/>
@@ -4279,7 +5598,7 @@
       <w:r>
         <w:t xml:space="preserve">. 2021;11(8):703. doi:</w:t>
       </w:r>
-      <w:hyperlink r:id="rId59">
+      <w:hyperlink r:id="rId67">
         <w:r>
           <w:rPr>
             <w:rStyle w:val="Hyperlink"/>
@@ -4288,8 +5607,8 @@
         </w:r>
       </w:hyperlink>
     </w:p>
-    <w:bookmarkEnd w:id="60"/>
-    <w:bookmarkStart w:id="62" w:name="ref-bray2018"/>
+    <w:bookmarkEnd w:id="68"/>
+    <w:bookmarkStart w:id="70" w:name="ref-bray2018"/>
     <w:p>
       <w:pPr>
         <w:pStyle w:val="Bibliography"/>
@@ -4319,7 +5638,7 @@
       <w:r>
         <w:t xml:space="preserve">. 2018;68(6):394-424. doi:</w:t>
       </w:r>
-      <w:hyperlink r:id="rId61">
+      <w:hyperlink r:id="rId69">
         <w:r>
           <w:rPr>
             <w:rStyle w:val="Hyperlink"/>
@@ -4328,8 +5647,8 @@
         </w:r>
       </w:hyperlink>
     </w:p>
-    <w:bookmarkEnd w:id="62"/>
-    <w:bookmarkStart w:id="63" w:name="ref-myers2015benefits"/>
+    <w:bookmarkEnd w:id="70"/>
+    <w:bookmarkStart w:id="71" w:name="ref-myers2015benefits"/>
     <w:p>
       <w:pPr>
         <w:pStyle w:val="Bibliography"/>
@@ -4360,8 +5679,8 @@
         <w:t xml:space="preserve">. 2015;314(15):1615-1634.</w:t>
       </w:r>
     </w:p>
-    <w:bookmarkEnd w:id="63"/>
-    <w:bookmarkStart w:id="65" w:name="ref-akram2017"/>
+    <w:bookmarkEnd w:id="71"/>
+    <w:bookmarkStart w:id="73" w:name="ref-akram2017"/>
     <w:p>
       <w:pPr>
         <w:pStyle w:val="Bibliography"/>
@@ -4391,7 +5710,7 @@
       <w:r>
         <w:t xml:space="preserve">. 2017;50(1). doi:</w:t>
       </w:r>
-      <w:hyperlink r:id="rId64">
+      <w:hyperlink r:id="rId72">
         <w:r>
           <w:rPr>
             <w:rStyle w:val="Hyperlink"/>
@@ -4400,8 +5719,8 @@
         </w:r>
       </w:hyperlink>
     </w:p>
-    <w:bookmarkEnd w:id="65"/>
-    <w:bookmarkStart w:id="66" w:name="ref-d2013data"/>
+    <w:bookmarkEnd w:id="73"/>
+    <w:bookmarkStart w:id="74" w:name="ref-d2013data"/>
     <w:p>
       <w:pPr>
         <w:pStyle w:val="Bibliography"/>
@@ -4432,8 +5751,8 @@
         <w:t xml:space="preserve">. Published online 2013.</w:t>
       </w:r>
     </w:p>
-    <w:bookmarkEnd w:id="66"/>
-    <w:bookmarkStart w:id="68" w:name="ref-barman2013"/>
+    <w:bookmarkEnd w:id="74"/>
+    <w:bookmarkStart w:id="76" w:name="ref-barman2013"/>
     <w:p>
       <w:pPr>
         <w:pStyle w:val="Bibliography"/>
@@ -4463,7 +5782,7 @@
       <w:r>
         <w:t xml:space="preserve">. 2013;73(11):3206-3215. doi:</w:t>
       </w:r>
-      <w:hyperlink r:id="rId67">
+      <w:hyperlink r:id="rId75">
         <w:r>
           <w:rPr>
             <w:rStyle w:val="Hyperlink"/>
@@ -4472,8 +5791,8 @@
         </w:r>
       </w:hyperlink>
     </w:p>
-    <w:bookmarkEnd w:id="68"/>
-    <w:bookmarkStart w:id="70" w:name="ref-tot2021"/>
+    <w:bookmarkEnd w:id="76"/>
+    <w:bookmarkStart w:id="78" w:name="ref-tot2021"/>
     <w:p>
       <w:pPr>
         <w:pStyle w:val="Bibliography"/>
@@ -4503,7 +5822,7 @@
       <w:r>
         <w:t xml:space="preserve">. 2021;72:165-174. doi:</w:t>
       </w:r>
-      <w:hyperlink r:id="rId69">
+      <w:hyperlink r:id="rId77">
         <w:r>
           <w:rPr>
             <w:rStyle w:val="Hyperlink"/>
@@ -4512,8 +5831,8 @@
         </w:r>
       </w:hyperlink>
     </w:p>
-    <w:bookmarkEnd w:id="70"/>
-    <w:bookmarkStart w:id="72" w:name="ref-bui2019"/>
+    <w:bookmarkEnd w:id="78"/>
+    <w:bookmarkStart w:id="80" w:name="ref-bui2019"/>
     <w:p>
       <w:pPr>
         <w:pStyle w:val="Bibliography"/>
@@ -4543,7 +5862,7 @@
       <w:r>
         <w:t xml:space="preserve">. 2019;139(8):1094-1101. doi:</w:t>
       </w:r>
-      <w:hyperlink r:id="rId71">
+      <w:hyperlink r:id="rId79">
         <w:r>
           <w:rPr>
             <w:rStyle w:val="Hyperlink"/>
@@ -4552,8 +5871,8 @@
         </w:r>
       </w:hyperlink>
     </w:p>
-    <w:bookmarkEnd w:id="72"/>
-    <w:bookmarkStart w:id="74" w:name="ref-rao2016"/>
+    <w:bookmarkEnd w:id="80"/>
+    <w:bookmarkStart w:id="82" w:name="ref-rao2016"/>
     <w:p>
       <w:pPr>
         <w:pStyle w:val="Bibliography"/>
@@ -4583,7 +5902,7 @@
       <w:r>
         <w:t xml:space="preserve">. 2016;36(3):623-639. doi:</w:t>
       </w:r>
-      <w:hyperlink r:id="rId73">
+      <w:hyperlink r:id="rId81">
         <w:r>
           <w:rPr>
             <w:rStyle w:val="Hyperlink"/>
@@ -4592,8 +5911,8 @@
         </w:r>
       </w:hyperlink>
     </w:p>
-    <w:bookmarkEnd w:id="74"/>
-    <w:bookmarkStart w:id="76" w:name="ref-hofvind2011"/>
+    <w:bookmarkEnd w:id="82"/>
+    <w:bookmarkStart w:id="84" w:name="ref-hofvind2011"/>
     <w:p>
       <w:pPr>
         <w:pStyle w:val="Bibliography"/>
@@ -4639,7 +5958,7 @@
       <w:r>
         <w:t xml:space="preserve">. 2011;52(5):481-487. doi:</w:t>
       </w:r>
-      <w:hyperlink r:id="rId75">
+      <w:hyperlink r:id="rId83">
         <w:r>
           <w:rPr>
             <w:rStyle w:val="Hyperlink"/>
@@ -4648,8 +5967,8 @@
         </w:r>
       </w:hyperlink>
     </w:p>
-    <w:bookmarkEnd w:id="76"/>
-    <w:bookmarkStart w:id="78" w:name="ref-stomper1992"/>
+    <w:bookmarkEnd w:id="84"/>
+    <w:bookmarkStart w:id="86" w:name="ref-stomper1992"/>
     <w:p>
       <w:pPr>
         <w:pStyle w:val="Bibliography"/>
@@ -4679,7 +5998,7 @@
       <w:r>
         <w:t xml:space="preserve">. 1992;159(3):483-485. doi:</w:t>
       </w:r>
-      <w:hyperlink r:id="rId77">
+      <w:hyperlink r:id="rId85">
         <w:r>
           <w:rPr>
             <w:rStyle w:val="Hyperlink"/>
@@ -4688,8 +6007,8 @@
         </w:r>
       </w:hyperlink>
     </w:p>
-    <w:bookmarkEnd w:id="78"/>
-    <w:bookmarkStart w:id="80" w:name="ref-scimeca2014"/>
+    <w:bookmarkEnd w:id="86"/>
+    <w:bookmarkStart w:id="88" w:name="ref-scimeca2014"/>
     <w:p>
       <w:pPr>
         <w:pStyle w:val="Bibliography"/>
@@ -4719,7 +6038,7 @@
       <w:r>
         <w:t xml:space="preserve">. 2014;14(1). doi:</w:t>
       </w:r>
-      <w:hyperlink r:id="rId79">
+      <w:hyperlink r:id="rId87">
         <w:r>
           <w:rPr>
             <w:rStyle w:val="Hyperlink"/>
@@ -4728,8 +6047,8 @@
         </w:r>
       </w:hyperlink>
     </w:p>
-    <w:bookmarkEnd w:id="80"/>
-    <w:bookmarkStart w:id="82" w:name="ref-li2014"/>
+    <w:bookmarkEnd w:id="88"/>
+    <w:bookmarkStart w:id="90" w:name="ref-li2014"/>
     <w:p>
       <w:pPr>
         <w:pStyle w:val="Bibliography"/>
@@ -4759,7 +6078,7 @@
       <w:r>
         <w:t xml:space="preserve">. 2014;33:23-28. doi:</w:t>
       </w:r>
-      <w:hyperlink r:id="rId81">
+      <w:hyperlink r:id="rId89">
         <w:r>
           <w:rPr>
             <w:rStyle w:val="Hyperlink"/>
@@ -4768,10 +6087,10 @@
         </w:r>
       </w:hyperlink>
     </w:p>
-    <w:bookmarkEnd w:id="82"/>
-    <w:bookmarkEnd w:id="83"/>
-    <w:bookmarkEnd w:id="84"/>
-    <w:bookmarkEnd w:id="85"/>
+    <w:bookmarkEnd w:id="90"/>
+    <w:bookmarkEnd w:id="91"/>
+    <w:bookmarkEnd w:id="92"/>
+    <w:bookmarkEnd w:id="93"/>
     <w:sectPr/>
   </w:body>
 </w:document>

--- a/Text_work/Articles/Calc_abus_accur/Calc_abus_accur.docx
+++ b/Text_work/Articles/Calc_abus_accur/Calc_abus_accur.docx
@@ -26,7 +26,7 @@
         <w:t xml:space="preserve">2023-11-28</w:t>
       </w:r>
     </w:p>
-    <w:bookmarkStart w:id="93" w:name="X8b1e0e53c4325302f4bb3fdfd379638f922888e"/>
+    <w:bookmarkStart w:id="21" w:name="X8b1e0e53c4325302f4bb3fdfd379638f922888e"/>
     <w:p>
       <w:pPr>
         <w:pStyle w:val="Heading1"/>
@@ -140,16 +140,264 @@
         </w:r>
       </w:hyperlink>
     </w:p>
-    <w:bookmarkStart w:id="21" w:name="резюме"/>
-    <w:p>
-      <w:pPr>
-        <w:pStyle w:val="Heading2"/>
-      </w:pPr>
-      <w:r>
+    <w:p>
+      <w:pPr>
+        <w:pStyle w:val="BodyText"/>
+      </w:pPr>
+      <w:r>
+        <w:rPr>
+          <w:bCs/>
+          <w:b/>
+        </w:rPr>
         <w:t xml:space="preserve">Резюме</w:t>
       </w:r>
+      <w:r>
+        <w:t xml:space="preserve"> </w:t>
+      </w:r>
+      <w:r>
+        <w:t xml:space="preserve">Микрокальцикаты играют решающую роль в скрининге рака молочной железы, особенно при непальпируемом раке молочной железы, и присутствуют примерно в одной трети всех злокачественных поражений, обнаруженных при скрининговой маммографии. Определение микрокальцификатов методами УЗИ позволяет сократить время проведения пункционной биопсии.</w:t>
+      </w:r>
+    </w:p>
+    <w:p>
+      <w:pPr>
+        <w:pStyle w:val="BodyText"/>
+      </w:pPr>
+      <w:r>
+        <w:rPr>
+          <w:bCs/>
+          <w:b/>
+        </w:rPr>
+        <w:t xml:space="preserve">Цель исследования.</w:t>
+      </w:r>
+      <w:r>
+        <w:t xml:space="preserve"> </w:t>
+      </w:r>
+      <w:r>
+        <w:t xml:space="preserve">Провести сравнительный анализ диагностической эффективности обнаружения кальцианатов и микрокальцинатов с помощью 2d УЗИ в B-режиме MicroPure и автоматизированного 3d УЗИ у женщин в возрастной группе 40 лет и старше лет с неоднородной и высокой плотностью тканей молочной железы.</w:t>
+      </w:r>
+    </w:p>
+    <w:p>
+      <w:pPr>
+        <w:pStyle w:val="BodyText"/>
+      </w:pPr>
+      <w:r>
+        <w:rPr>
+          <w:bCs/>
+          <w:b/>
+        </w:rPr>
+        <w:t xml:space="preserve">Материалы и методы.</w:t>
+      </w:r>
+      <w:r>
+        <w:t xml:space="preserve"> </w:t>
+      </w:r>
+      <w:r>
+        <w:t xml:space="preserve">С февраля 2019 по май 2023 года проводилось ретро-проспективное наблюдательное исследование. Пациенток в исследование вошло 655 пациентов. Все пациентки были 40 лет и старше. Всем пациенткам было проведено 2D УЗИ, 3D УЗИ и ММГ. Проводлась оценка чувствительности, специфичности и точности определния кальцинатов и микрокальцинатов.</w:t>
+      </w:r>
+    </w:p>
+    <w:p>
+      <w:pPr>
+        <w:pStyle w:val="BodyText"/>
+      </w:pPr>
+      <w:r>
+        <w:rPr>
+          <w:bCs/>
+          <w:b/>
+        </w:rPr>
+        <w:t xml:space="preserve">Результаты.</w:t>
+      </w:r>
+      <w:r>
+        <w:t xml:space="preserve"> </w:t>
+      </w:r>
+      <w:r>
+        <w:t xml:space="preserve">При выявлении кальцинатов метод 2D УЗИ показал чувствительность, 0,44, специфичность 0,96, точность 0,7, положительную прогностическую ценность 0,78 и отрицательную прогностическую ценность 0,85, в то время как метод 3D УЗИ 0.42, 0.96, 0.69, 0.77 и 0.85 соответственно. При выявлении микрокальцинатов метод 2D УЗИ показал чувительность 0.26, специфичность 0.97, точность 0.61, положительную прогностическую ценность 0.32 и отрицательную прогностическую ценность 0.96, в то время как метод 3D УЗИ 0.34, 0.97, 0.65, 0.38и 0.96 соответственно.</w:t>
+      </w:r>
+    </w:p>
+    <w:p>
+      <w:pPr>
+        <w:pStyle w:val="BodyText"/>
+      </w:pPr>
+      <w:r>
+        <w:rPr>
+          <w:bCs/>
+          <w:b/>
+        </w:rPr>
+        <w:t xml:space="preserve">Выводы.</w:t>
+      </w:r>
+      <w:r>
+        <w:t xml:space="preserve"> </w:t>
+      </w:r>
+      <w:r>
+        <w:t xml:space="preserve">По результатам проведенного нами сравнительного анализа диагностической эффективности обнаружения кальцианатов и микрокальцинатов с помощью 2d УЗИ в B-режиме MicroPure и автоматизированного 3d УЗИ у женщин в возрастной группе 40 лет и старше лет с неоднородной и высокой плотностью тканей молочной железы пердставленные методы показали сопоставимую эффективность. В 18% c помощью 2d УЗИ и в 20% c помощью 3d УЗИ можно верно обнаружить микракальцинат, что позволяет провести пункцию во время исследования под УЗИ наведением. Ложноположительные результаты не превышают 1% случаев при использовании 2d и 3d УЗИ.</w:t>
+      </w:r>
+    </w:p>
+    <w:p>
+      <w:pPr>
+        <w:pStyle w:val="BodyText"/>
+      </w:pPr>
+      <w:r>
+        <w:rPr>
+          <w:bCs/>
+          <w:b/>
+        </w:rPr>
+        <w:t xml:space="preserve">Ключевые слова:</w:t>
+      </w:r>
+      <w:r>
+        <w:t xml:space="preserve"> </w:t>
+      </w:r>
+      <w:r>
+        <w:t xml:space="preserve">рак молочной железы, ультразвуковое исследование, автоматизированное объемное сканирование молочных желез, микрокальцинаты</w:t>
+      </w:r>
+    </w:p>
+    <w:p>
+      <w:pPr>
+        <w:pStyle w:val="BodyText"/>
+      </w:pPr>
+      <w:r>
+        <w:t xml:space="preserve">Авторы подтверждают отсутствие конфликтов интересов.</w:t>
+      </w:r>
     </w:p>
     <w:bookmarkEnd w:id="21"/>
+    <w:bookmarkStart w:id="101" w:name="Xd9dd8df4ea031ce7630a70a6a1395dc082cf69a"/>
+    <w:p>
+      <w:pPr>
+        <w:pStyle w:val="Heading1"/>
+      </w:pPr>
+      <w:r>
+        <w:t xml:space="preserve">DETERMINING THE EFFECTIVENESS OF AN AUTOMATED 3D SCANNER FOR DETECTING CALCIFICATIONS IN BREAST CANCER SCREENING</w:t>
+      </w:r>
+    </w:p>
+    <w:p>
+      <w:pPr>
+        <w:pStyle w:val="FirstParagraph"/>
+      </w:pPr>
+      <w:r>
+        <w:t xml:space="preserve">1 North-Western State Medical University named after I.I. Mechnikov, Saint-Petersburg, 191015, 41 Kirochnaya str., Saint Petersburg, Russian Federation</w:t>
+      </w:r>
+    </w:p>
+    <w:p>
+      <w:pPr>
+        <w:pStyle w:val="BodyText"/>
+      </w:pPr>
+      <w:r>
+        <w:t xml:space="preserve">2 SMT Clinic JSC Polyclinic Complex, Russia, 190013, St. Petersburg, Moskovsky ave., 22, letter a</w:t>
+      </w:r>
+    </w:p>
+    <w:p>
+      <w:pPr>
+        <w:pStyle w:val="BodyText"/>
+      </w:pPr>
+      <w:r>
+        <w:rPr>
+          <w:bCs/>
+          <w:b/>
+        </w:rPr>
+        <w:t xml:space="preserve">Abstract</w:t>
+      </w:r>
+      <w:r>
+        <w:t xml:space="preserve"> </w:t>
+      </w:r>
+      <w:r>
+        <w:t xml:space="preserve">Microcalcifications play a crucial role in breast cancer screening, especially in non-palpable breast cancer, and are present in approximately one-third of all malignancies found on screening mammography. Determination of microcalcifications by ultrasound methods can reduce the time of needle biopsy.</w:t>
+      </w:r>
+    </w:p>
+    <w:p>
+      <w:pPr>
+        <w:pStyle w:val="BodyText"/>
+      </w:pPr>
+      <w:r>
+        <w:rPr>
+          <w:bCs/>
+          <w:b/>
+        </w:rPr>
+        <w:t xml:space="preserve">Aim.</w:t>
+      </w:r>
+      <w:r>
+        <w:t xml:space="preserve"> </w:t>
+      </w:r>
+      <w:r>
+        <w:t xml:space="preserve">To perform a comparative analysis of the diagnostic efficiency of calcyanate and microcalcification detection using 2D ultrasound in B-mode MicroPure and automated 3D ultrasound in women aged 40 years and older with heterogeneous and high density of breast tissue.</w:t>
+      </w:r>
+    </w:p>
+    <w:p>
+      <w:pPr>
+        <w:pStyle w:val="BodyText"/>
+      </w:pPr>
+      <w:r>
+        <w:rPr>
+          <w:bCs/>
+          <w:b/>
+        </w:rPr>
+        <w:t xml:space="preserve">Methods.</w:t>
+      </w:r>
+      <w:r>
+        <w:t xml:space="preserve"> </w:t>
+      </w:r>
+      <w:r>
+        <w:t xml:space="preserve">From February 2019 to May 2023, a retro-prospective observational study was conducted. The study included 655 patients. All patients were 40 years of age or older. All patients underwent 2D ultrasound, 3D ultrasound and MMG. The sensitivity, specificity and accuracy of calcifications and microcalcifications were evaluated.</w:t>
+      </w:r>
+    </w:p>
+    <w:p>
+      <w:pPr>
+        <w:pStyle w:val="BodyText"/>
+      </w:pPr>
+      <w:r>
+        <w:rPr>
+          <w:bCs/>
+          <w:b/>
+        </w:rPr>
+        <w:t xml:space="preserve">Results.</w:t>
+      </w:r>
+      <w:r>
+        <w:t xml:space="preserve"> </w:t>
+      </w:r>
+      <w:r>
+        <w:t xml:space="preserve">In detecting calcifications, 2D ultrasound showed sensitivity, 0.44, specificity 0.96, accuracy 0.7, positive predictive value of 0.78, and negative predictive value of 0.85, while 3D ultrasound showed 0.42, 0.96, 0.69, 0.77, and 0.85, respectively. In detecting microcalcifications, 2D ultrasound showed sensitivity of 0.26, specificity 0.97, accuracy of 0.61, positive predictive value of 0.32 and negative predictive value of 0.96, while 3D ultrasound showed 0.34, 0.97, 0.65, 0.38 and 0.96, respectively.</w:t>
+      </w:r>
+    </w:p>
+    <w:p>
+      <w:pPr>
+        <w:pStyle w:val="BodyText"/>
+      </w:pPr>
+      <w:r>
+        <w:rPr>
+          <w:bCs/>
+          <w:b/>
+        </w:rPr>
+        <w:t xml:space="preserve">Conclusion.</w:t>
+      </w:r>
+      <w:r>
+        <w:t xml:space="preserve"> </w:t>
+      </w:r>
+      <w:r>
+        <w:t xml:space="preserve">According to the results of our comparative analysis of the diagnostic efficiency of calcyanate and microcalcification detection using 2D ultrasound in MicroPure B-mode and automated 3D ultrasound in women aged 40 years and older with heterogeneous and high density of breast tissue, the presented methods showed comparable efficiency. In 18% with 2D ultrasound and in 20% with 3D ultrasound, micracalcinate can be correctly detected, which allows puncture during the examination under ultrasound guidance. False-positive results do not exceed 1% of cases when using 2d and 3d ultrasound.</w:t>
+      </w:r>
+    </w:p>
+    <w:p>
+      <w:pPr>
+        <w:pStyle w:val="BodyText"/>
+      </w:pPr>
+      <w:r>
+        <w:rPr>
+          <w:bCs/>
+          <w:b/>
+        </w:rPr>
+        <w:t xml:space="preserve">Keywords:</w:t>
+      </w:r>
+      <w:r>
+        <w:t xml:space="preserve"> </w:t>
+      </w:r>
+      <w:r>
+        <w:t xml:space="preserve">breast cancer, ultrasound, automated volumetric breast scanning, Microcalcifications</w:t>
+      </w:r>
+    </w:p>
+    <w:p>
+      <w:pPr>
+        <w:pStyle w:val="BodyText"/>
+      </w:pPr>
+      <w:r>
+        <w:t xml:space="preserve">Conflict of interest. The authors declare no conflict of interest. The study had no sponsorship</w:t>
+      </w:r>
+    </w:p>
     <w:bookmarkStart w:id="22" w:name="введение"/>
     <w:p>
       <w:pPr>
@@ -5222,17 +5470,554 @@
       </w:r>
     </w:p>
     <w:bookmarkEnd w:id="51"/>
-    <w:bookmarkStart w:id="92" w:name="список-литературы"/>
+    <w:bookmarkStart w:id="52" w:name="участие-авторов"/>
     <w:p>
       <w:pPr>
         <w:pStyle w:val="Heading2"/>
       </w:pPr>
       <w:r>
+        <w:t xml:space="preserve">Участие авторов</w:t>
+      </w:r>
+    </w:p>
+    <w:p>
+      <w:pPr>
+        <w:pStyle w:val="FirstParagraph"/>
+      </w:pPr>
+      <w:r>
+        <w:t xml:space="preserve">Гаранина А.Э. – концепция и дизайн исследования,</w:t>
+      </w:r>
+    </w:p>
+    <w:p>
+      <w:pPr>
+        <w:pStyle w:val="BodyText"/>
+      </w:pPr>
+      <w:r>
+        <w:t xml:space="preserve">проведение исследования, анализ и интерпретация полученных данных, написание текста и статистическая обработка данных.</w:t>
+      </w:r>
+    </w:p>
+    <w:p>
+      <w:pPr>
+        <w:pStyle w:val="BodyText"/>
+      </w:pPr>
+      <w:r>
+        <w:t xml:space="preserve">Холин А.В. – концепция и дизайн исследования, подготовка и</w:t>
+      </w:r>
+    </w:p>
+    <w:p>
+      <w:pPr>
+        <w:pStyle w:val="BodyText"/>
+      </w:pPr>
+      <w:r>
+        <w:t xml:space="preserve">редактирование текста, утверждение окончательного варианта</w:t>
+      </w:r>
+    </w:p>
+    <w:p>
+      <w:pPr>
+        <w:pStyle w:val="BodyText"/>
+      </w:pPr>
+      <w:r>
+        <w:t xml:space="preserve">статьи.</w:t>
+      </w:r>
+    </w:p>
+    <w:bookmarkEnd w:id="52"/>
+    <w:bookmarkStart w:id="53" w:name="authors-participation"/>
+    <w:p>
+      <w:pPr>
+        <w:pStyle w:val="Heading2"/>
+      </w:pPr>
+      <w:r>
+        <w:t xml:space="preserve">Authors’ participation</w:t>
+      </w:r>
+    </w:p>
+    <w:p>
+      <w:pPr>
+        <w:pStyle w:val="FirstParagraph"/>
+      </w:pPr>
+      <w:r>
+        <w:t xml:space="preserve">Garanina A.E. – сoncept and design of the study, conducting research, analysis and interpretation of the data, text writing and data processing.</w:t>
+      </w:r>
+    </w:p>
+    <w:p>
+      <w:pPr>
+        <w:pStyle w:val="BodyText"/>
+      </w:pPr>
+      <w:r>
+        <w:t xml:space="preserve">Kholin A.V. – concept and design of the study, preparation and editing of the text and approval of the final version of the article.</w:t>
+      </w:r>
+    </w:p>
+    <w:bookmarkEnd w:id="53"/>
+    <w:bookmarkStart w:id="57" w:name="информация-об-авторах"/>
+    <w:p>
+      <w:pPr>
+        <w:pStyle w:val="Heading2"/>
+      </w:pPr>
+      <w:r>
+        <w:t xml:space="preserve">Информация об авторах</w:t>
+      </w:r>
+    </w:p>
+    <w:p>
+      <w:pPr>
+        <w:pStyle w:val="FirstParagraph"/>
+      </w:pPr>
+      <w:r>
+        <w:t xml:space="preserve">Гаранина Анна Эдуардовна – аспирант кафедры лучевой диагностики ФГБОУ ВО</w:t>
+      </w:r>
+      <w:r>
+        <w:t xml:space="preserve"> </w:t>
+      </w:r>
+      <w:r>
+        <w:t xml:space="preserve">“</w:t>
+      </w:r>
+      <w:r>
+        <w:t xml:space="preserve">Северо-Западный государственный Медицинский университет им.И.И.Мечникова</w:t>
+      </w:r>
+      <w:r>
+        <w:t xml:space="preserve">”</w:t>
+      </w:r>
+      <w:r>
+        <w:t xml:space="preserve">, Врач ультразвуковой диагностики, Клиника СМТ АО Поликлинический комплекс, Санкт-Петербург, Российская Федерация.</w:t>
+      </w:r>
+    </w:p>
+    <w:p>
+      <w:pPr>
+        <w:pStyle w:val="BodyText"/>
+      </w:pPr>
+      <w:r>
+        <w:t xml:space="preserve">e-mail:</w:t>
+      </w:r>
+      <w:r>
+        <w:t xml:space="preserve"> </w:t>
+      </w:r>
+      <w:hyperlink r:id="rId20">
+        <w:r>
+          <w:rPr>
+            <w:rStyle w:val="Hyperlink"/>
+          </w:rPr>
+          <w:t xml:space="preserve">anna.garanina.90@mail.ru</w:t>
+        </w:r>
+      </w:hyperlink>
+    </w:p>
+    <w:p>
+      <w:pPr>
+        <w:pStyle w:val="BodyText"/>
+      </w:pPr>
+      <w:r>
+        <w:t xml:space="preserve">SPIN-код: 8668-3521</w:t>
+      </w:r>
+    </w:p>
+    <w:p>
+      <w:pPr>
+        <w:pStyle w:val="BodyText"/>
+      </w:pPr>
+      <w:r>
+        <w:t xml:space="preserve">ORCID:</w:t>
+      </w:r>
+      <w:r>
+        <w:t xml:space="preserve"> </w:t>
+      </w:r>
+      <w:hyperlink r:id="rId54">
+        <w:r>
+          <w:rPr>
+            <w:rStyle w:val="Hyperlink"/>
+          </w:rPr>
+          <w:t xml:space="preserve">https://orcid.org/0009-0001-8193-6657</w:t>
+        </w:r>
+      </w:hyperlink>
+    </w:p>
+    <w:p>
+      <w:pPr>
+        <w:pStyle w:val="BodyText"/>
+      </w:pPr>
+      <w:r>
+        <w:t xml:space="preserve">Холин Александр Васильевич - доктор медицинских наук, профессор заведующий кафедрой лучевой диагностики ФГБОУ ВО</w:t>
+      </w:r>
+      <w:r>
+        <w:t xml:space="preserve"> </w:t>
+      </w:r>
+      <w:r>
+        <w:t xml:space="preserve">“</w:t>
+      </w:r>
+      <w:r>
+        <w:t xml:space="preserve">Северо-Западный государственный Медицинский университет им.И.И.Мечникова</w:t>
+      </w:r>
+      <w:r>
+        <w:t xml:space="preserve">”</w:t>
+      </w:r>
+      <w:r>
+        <w:t xml:space="preserve">.</w:t>
+      </w:r>
+    </w:p>
+    <w:p>
+      <w:pPr>
+        <w:pStyle w:val="BodyText"/>
+      </w:pPr>
+      <w:r>
+        <w:t xml:space="preserve">e-mail:</w:t>
+      </w:r>
+      <w:r>
+        <w:t xml:space="preserve"> </w:t>
+      </w:r>
+      <w:hyperlink r:id="rId55">
+        <w:r>
+          <w:rPr>
+            <w:rStyle w:val="Hyperlink"/>
+          </w:rPr>
+          <w:t xml:space="preserve">holin1959@list.ru</w:t>
+        </w:r>
+      </w:hyperlink>
+      <w:r>
+        <w:t xml:space="preserve">.</w:t>
+      </w:r>
+    </w:p>
+    <w:p>
+      <w:pPr>
+        <w:pStyle w:val="BodyText"/>
+      </w:pPr>
+      <w:r>
+        <w:t xml:space="preserve">SPIN-код: 9791-8550</w:t>
+      </w:r>
+    </w:p>
+    <w:p>
+      <w:pPr>
+        <w:pStyle w:val="BodyText"/>
+      </w:pPr>
+      <w:r>
+        <w:t xml:space="preserve">ORCID:</w:t>
+      </w:r>
+      <w:r>
+        <w:t xml:space="preserve"> </w:t>
+      </w:r>
+      <w:hyperlink r:id="rId56">
+        <w:r>
+          <w:rPr>
+            <w:rStyle w:val="Hyperlink"/>
+          </w:rPr>
+          <w:t xml:space="preserve">https://orcid.org/0000-0001-8227-1530</w:t>
+        </w:r>
+      </w:hyperlink>
+    </w:p>
+    <w:bookmarkEnd w:id="57"/>
+    <w:bookmarkStart w:id="58" w:name="информация-об-авторах-1"/>
+    <w:p>
+      <w:pPr>
+        <w:pStyle w:val="Heading2"/>
+      </w:pPr>
+      <w:r>
+        <w:t xml:space="preserve">Информация об авторах</w:t>
+      </w:r>
+    </w:p>
+    <w:p>
+      <w:pPr>
+        <w:pStyle w:val="FirstParagraph"/>
+      </w:pPr>
+      <w:r>
+        <w:t xml:space="preserve">Контакты: Гаранина Анна Эдуардовна,</w:t>
+      </w:r>
+      <w:r>
+        <w:t xml:space="preserve"> </w:t>
+      </w:r>
+      <w:hyperlink r:id="rId20">
+        <w:r>
+          <w:rPr>
+            <w:rStyle w:val="Hyperlink"/>
+          </w:rPr>
+          <w:t xml:space="preserve">anna.garanina.90@mail.ru</w:t>
+        </w:r>
+      </w:hyperlink>
+    </w:p>
+    <w:p>
+      <w:pPr>
+        <w:pStyle w:val="BodyText"/>
+      </w:pPr>
+      <w:r>
+        <w:t xml:space="preserve">Гаранина Анна Эдуардовна – аспирант кафедры лучевой диагностики ФГБОУ ВО</w:t>
+      </w:r>
+      <w:r>
+        <w:t xml:space="preserve"> </w:t>
+      </w:r>
+      <w:r>
+        <w:t xml:space="preserve">“</w:t>
+      </w:r>
+      <w:r>
+        <w:t xml:space="preserve">Северо-Западный государственный Медицинский университет им.И.И.Мечникова</w:t>
+      </w:r>
+      <w:r>
+        <w:t xml:space="preserve">”</w:t>
+      </w:r>
+      <w:r>
+        <w:t xml:space="preserve">, Врач ультразвуковой диагностики, Клиника СМТ АО Поликлинический комплекс, Санкт-Петербург, Российская Федерация.</w:t>
+      </w:r>
+    </w:p>
+    <w:p>
+      <w:pPr>
+        <w:pStyle w:val="BodyText"/>
+      </w:pPr>
+      <w:r>
+        <w:t xml:space="preserve">e-mail:</w:t>
+      </w:r>
+      <w:r>
+        <w:t xml:space="preserve"> </w:t>
+      </w:r>
+      <w:hyperlink r:id="rId20">
+        <w:r>
+          <w:rPr>
+            <w:rStyle w:val="Hyperlink"/>
+          </w:rPr>
+          <w:t xml:space="preserve">anna.garanina.90@mail.ru</w:t>
+        </w:r>
+      </w:hyperlink>
+    </w:p>
+    <w:p>
+      <w:pPr>
+        <w:pStyle w:val="BodyText"/>
+      </w:pPr>
+      <w:r>
+        <w:t xml:space="preserve">SPIN-код: 8668-3521</w:t>
+      </w:r>
+    </w:p>
+    <w:p>
+      <w:pPr>
+        <w:pStyle w:val="BodyText"/>
+      </w:pPr>
+      <w:r>
+        <w:t xml:space="preserve">ORCID:</w:t>
+      </w:r>
+      <w:r>
+        <w:t xml:space="preserve"> </w:t>
+      </w:r>
+      <w:hyperlink r:id="rId54">
+        <w:r>
+          <w:rPr>
+            <w:rStyle w:val="Hyperlink"/>
+          </w:rPr>
+          <w:t xml:space="preserve">https://orcid.org/0009-0001-8193-6657</w:t>
+        </w:r>
+      </w:hyperlink>
+    </w:p>
+    <w:p>
+      <w:pPr>
+        <w:pStyle w:val="BodyText"/>
+      </w:pPr>
+      <w:r>
+        <w:t xml:space="preserve">Холин Александр Васильевич - доктор медицинских наук, профессор заведующий кафедрой лучевой диагностики ФГБОУ ВО</w:t>
+      </w:r>
+      <w:r>
+        <w:t xml:space="preserve"> </w:t>
+      </w:r>
+      <w:r>
+        <w:t xml:space="preserve">“</w:t>
+      </w:r>
+      <w:r>
+        <w:t xml:space="preserve">Северо-Западный государственный Медицинский университет им.И.И.Мечникова</w:t>
+      </w:r>
+      <w:r>
+        <w:t xml:space="preserve">”</w:t>
+      </w:r>
+      <w:r>
+        <w:t xml:space="preserve">.</w:t>
+      </w:r>
+    </w:p>
+    <w:p>
+      <w:pPr>
+        <w:pStyle w:val="BodyText"/>
+      </w:pPr>
+      <w:r>
+        <w:t xml:space="preserve">e-mail:</w:t>
+      </w:r>
+      <w:r>
+        <w:t xml:space="preserve"> </w:t>
+      </w:r>
+      <w:hyperlink r:id="rId55">
+        <w:r>
+          <w:rPr>
+            <w:rStyle w:val="Hyperlink"/>
+          </w:rPr>
+          <w:t xml:space="preserve">holin1959@list.ru</w:t>
+        </w:r>
+      </w:hyperlink>
+      <w:r>
+        <w:t xml:space="preserve">.</w:t>
+      </w:r>
+    </w:p>
+    <w:p>
+      <w:pPr>
+        <w:pStyle w:val="BodyText"/>
+      </w:pPr>
+      <w:r>
+        <w:t xml:space="preserve">SPIN-код: 9791-8550</w:t>
+      </w:r>
+    </w:p>
+    <w:p>
+      <w:pPr>
+        <w:pStyle w:val="BodyText"/>
+      </w:pPr>
+      <w:r>
+        <w:t xml:space="preserve">ORCID:</w:t>
+      </w:r>
+      <w:r>
+        <w:t xml:space="preserve"> </w:t>
+      </w:r>
+      <w:hyperlink r:id="rId56">
+        <w:r>
+          <w:rPr>
+            <w:rStyle w:val="Hyperlink"/>
+          </w:rPr>
+          <w:t xml:space="preserve">https://orcid.org/0000-0001-8227-1530</w:t>
+        </w:r>
+      </w:hyperlink>
+    </w:p>
+    <w:bookmarkEnd w:id="58"/>
+    <w:bookmarkStart w:id="59" w:name="about-the-authors"/>
+    <w:p>
+      <w:pPr>
+        <w:pStyle w:val="Heading2"/>
+      </w:pPr>
+      <w:r>
+        <w:t xml:space="preserve">About the authors</w:t>
+      </w:r>
+    </w:p>
+    <w:p>
+      <w:pPr>
+        <w:pStyle w:val="FirstParagraph"/>
+      </w:pPr>
+      <w:r>
+        <w:t xml:space="preserve">Contacts: Anna E. Garanina,</w:t>
+      </w:r>
+      <w:r>
+        <w:t xml:space="preserve"> </w:t>
+      </w:r>
+      <w:hyperlink r:id="rId20">
+        <w:r>
+          <w:rPr>
+            <w:rStyle w:val="Hyperlink"/>
+          </w:rPr>
+          <w:t xml:space="preserve">anna.garanina.90@mail.ru</w:t>
+        </w:r>
+      </w:hyperlink>
+    </w:p>
+    <w:p>
+      <w:pPr>
+        <w:pStyle w:val="BodyText"/>
+      </w:pPr>
+      <w:r>
+        <w:t xml:space="preserve">Garanina Anna Eduardovna – PhD student at the Department of Radiation Diagnostics North-Western State Medical University named after I.I. Mechnikov, Saint-Petersburg, 191015, 41 Kirochnaya str., Saint Petersburg, Russian Federation, Врач ультразвуковой диагностики, SMT Clinic JSC Polyclinic Complex, Russia, 190013, St. Petersburg, Moskovsky ave., 22, letter a.</w:t>
+      </w:r>
+    </w:p>
+    <w:p>
+      <w:pPr>
+        <w:pStyle w:val="BodyText"/>
+      </w:pPr>
+      <w:r>
+        <w:t xml:space="preserve">e-mail:</w:t>
+      </w:r>
+      <w:r>
+        <w:t xml:space="preserve"> </w:t>
+      </w:r>
+      <w:hyperlink r:id="rId20">
+        <w:r>
+          <w:rPr>
+            <w:rStyle w:val="Hyperlink"/>
+          </w:rPr>
+          <w:t xml:space="preserve">anna.garanina.90@mail.ru</w:t>
+        </w:r>
+      </w:hyperlink>
+    </w:p>
+    <w:p>
+      <w:pPr>
+        <w:pStyle w:val="BodyText"/>
+      </w:pPr>
+      <w:r>
+        <w:t xml:space="preserve">SPIN-код: 8668-3521</w:t>
+      </w:r>
+    </w:p>
+    <w:p>
+      <w:pPr>
+        <w:pStyle w:val="BodyText"/>
+      </w:pPr>
+      <w:r>
+        <w:t xml:space="preserve">ORCID:</w:t>
+      </w:r>
+      <w:r>
+        <w:t xml:space="preserve"> </w:t>
+      </w:r>
+      <w:hyperlink r:id="rId54">
+        <w:r>
+          <w:rPr>
+            <w:rStyle w:val="Hyperlink"/>
+          </w:rPr>
+          <w:t xml:space="preserve">https://orcid.org/0009-0001-8193-6657</w:t>
+        </w:r>
+      </w:hyperlink>
+    </w:p>
+    <w:p>
+      <w:pPr>
+        <w:pStyle w:val="BodyText"/>
+      </w:pPr>
+      <w:r>
+        <w:t xml:space="preserve">Kholin Aleksandr Vasilevich - Doctor of Medical Sciences, Professor, Head of the Department of Radiation Diagnostics North-Western State Medical University named after I.I. Mechnikov, Saint-Petersburg, 191015, 41 Kirochnaya str., Saint Petersburg, Russian Federation</w:t>
+      </w:r>
+    </w:p>
+    <w:p>
+      <w:pPr>
+        <w:pStyle w:val="BodyText"/>
+      </w:pPr>
+      <w:r>
+        <w:t xml:space="preserve">e-mail:</w:t>
+      </w:r>
+      <w:r>
+        <w:t xml:space="preserve"> </w:t>
+      </w:r>
+      <w:hyperlink r:id="rId55">
+        <w:r>
+          <w:rPr>
+            <w:rStyle w:val="Hyperlink"/>
+          </w:rPr>
+          <w:t xml:space="preserve">holin1959@list.ru</w:t>
+        </w:r>
+      </w:hyperlink>
+      <w:r>
+        <w:t xml:space="preserve">.</w:t>
+      </w:r>
+    </w:p>
+    <w:p>
+      <w:pPr>
+        <w:pStyle w:val="BodyText"/>
+      </w:pPr>
+      <w:r>
+        <w:t xml:space="preserve">SPIN-код: 9791-8550</w:t>
+      </w:r>
+    </w:p>
+    <w:p>
+      <w:pPr>
+        <w:pStyle w:val="BodyText"/>
+      </w:pPr>
+      <w:r>
+        <w:t xml:space="preserve">ORCID:</w:t>
+      </w:r>
+      <w:r>
+        <w:t xml:space="preserve"> </w:t>
+      </w:r>
+      <w:hyperlink r:id="rId56">
+        <w:r>
+          <w:rPr>
+            <w:rStyle w:val="Hyperlink"/>
+          </w:rPr>
+          <w:t xml:space="preserve">https://orcid.org/0000-0001-8227-1530</w:t>
+        </w:r>
+      </w:hyperlink>
+    </w:p>
+    <w:bookmarkEnd w:id="59"/>
+    <w:bookmarkStart w:id="100" w:name="список-литературы"/>
+    <w:p>
+      <w:pPr>
+        <w:pStyle w:val="Heading2"/>
+      </w:pPr>
+      <w:r>
         <w:t xml:space="preserve">Список литературы</w:t>
       </w:r>
     </w:p>
-    <w:bookmarkStart w:id="91" w:name="refs"/>
-    <w:bookmarkStart w:id="53" w:name="ref-wilkinson2017"/>
+    <w:bookmarkStart w:id="99" w:name="refs"/>
+    <w:bookmarkStart w:id="61" w:name="ref-wilkinson2017"/>
     <w:p>
       <w:pPr>
         <w:pStyle w:val="Bibliography"/>
@@ -5262,7 +6047,7 @@
       <w:r>
         <w:t xml:space="preserve">. 2017;90(1069):20160594. doi:</w:t>
       </w:r>
-      <w:hyperlink r:id="rId52">
+      <w:hyperlink r:id="rId60">
         <w:r>
           <w:rPr>
             <w:rStyle w:val="Hyperlink"/>
@@ -5271,8 +6056,8 @@
         </w:r>
       </w:hyperlink>
     </w:p>
-    <w:bookmarkEnd w:id="53"/>
-    <w:bookmarkStart w:id="55" w:name="ref-cox2012"/>
+    <w:bookmarkEnd w:id="61"/>
+    <w:bookmarkStart w:id="63" w:name="ref-cox2012"/>
     <w:p>
       <w:pPr>
         <w:pStyle w:val="Bibliography"/>
@@ -5302,7 +6087,7 @@
       <w:r>
         <w:t xml:space="preserve">. 2012;106(3):525-537. doi:</w:t>
       </w:r>
-      <w:hyperlink r:id="rId54">
+      <w:hyperlink r:id="rId62">
         <w:r>
           <w:rPr>
             <w:rStyle w:val="Hyperlink"/>
@@ -5311,8 +6096,8 @@
         </w:r>
       </w:hyperlink>
     </w:p>
-    <w:bookmarkEnd w:id="55"/>
-    <w:bookmarkStart w:id="57" w:name="ref-henrot2014"/>
+    <w:bookmarkEnd w:id="63"/>
+    <w:bookmarkStart w:id="65" w:name="ref-henrot2014"/>
     <w:p>
       <w:pPr>
         <w:pStyle w:val="Bibliography"/>
@@ -5342,7 +6127,7 @@
       <w:r>
         <w:t xml:space="preserve">. 2014;95(2):141-152. doi:</w:t>
       </w:r>
-      <w:hyperlink r:id="rId56">
+      <w:hyperlink r:id="rId64">
         <w:r>
           <w:rPr>
             <w:rStyle w:val="Hyperlink"/>
@@ -5351,8 +6136,8 @@
         </w:r>
       </w:hyperlink>
     </w:p>
-    <w:bookmarkEnd w:id="57"/>
-    <w:bookmarkStart w:id="59" w:name="ref-park2000"/>
+    <w:bookmarkEnd w:id="65"/>
+    <w:bookmarkStart w:id="67" w:name="ref-park2000"/>
     <w:p>
       <w:pPr>
         <w:pStyle w:val="Bibliography"/>
@@ -5382,7 +6167,7 @@
       <w:r>
         <w:t xml:space="preserve">. 2000;55(2):114-118. doi:</w:t>
       </w:r>
-      <w:hyperlink r:id="rId58">
+      <w:hyperlink r:id="rId66">
         <w:r>
           <w:rPr>
             <w:rStyle w:val="Hyperlink"/>
@@ -5391,8 +6176,8 @@
         </w:r>
       </w:hyperlink>
     </w:p>
-    <w:bookmarkEnd w:id="59"/>
-    <w:bookmarkStart w:id="61" w:name="ref-alshehali2019"/>
+    <w:bookmarkEnd w:id="67"/>
+    <w:bookmarkStart w:id="69" w:name="ref-alshehali2019"/>
     <w:p>
       <w:pPr>
         <w:pStyle w:val="Bibliography"/>
@@ -5422,7 +6207,7 @@
       <w:r>
         <w:t xml:space="preserve">. 2019;9(1). doi:</w:t>
       </w:r>
-      <w:hyperlink r:id="rId60">
+      <w:hyperlink r:id="rId68">
         <w:r>
           <w:rPr>
             <w:rStyle w:val="Hyperlink"/>
@@ -5431,8 +6216,8 @@
         </w:r>
       </w:hyperlink>
     </w:p>
-    <w:bookmarkEnd w:id="61"/>
-    <w:bookmarkStart w:id="63" w:name="ref-gatta2021"/>
+    <w:bookmarkEnd w:id="69"/>
+    <w:bookmarkStart w:id="71" w:name="ref-gatta2021"/>
     <w:p>
       <w:pPr>
         <w:pStyle w:val="Bibliography"/>
@@ -5462,7 +6247,7 @@
       <w:r>
         <w:t xml:space="preserve">. 2021;11(9):875. doi:</w:t>
       </w:r>
-      <w:hyperlink r:id="rId62">
+      <w:hyperlink r:id="rId70">
         <w:r>
           <w:rPr>
             <w:rStyle w:val="Hyperlink"/>
@@ -5471,8 +6256,8 @@
         </w:r>
       </w:hyperlink>
     </w:p>
-    <w:bookmarkEnd w:id="63"/>
-    <w:bookmarkStart w:id="64" w:name="ref-niell2017screening"/>
+    <w:bookmarkEnd w:id="71"/>
+    <w:bookmarkStart w:id="72" w:name="ref-niell2017screening"/>
     <w:p>
       <w:pPr>
         <w:pStyle w:val="Bibliography"/>
@@ -5503,8 +6288,8 @@
         <w:t xml:space="preserve">. 2017;55(6):1145-1162.</w:t>
       </w:r>
     </w:p>
-    <w:bookmarkEnd w:id="64"/>
-    <w:bookmarkStart w:id="65" w:name="ref-mckinney2020international"/>
+    <w:bookmarkEnd w:id="72"/>
+    <w:bookmarkStart w:id="73" w:name="ref-mckinney2020international"/>
     <w:p>
       <w:pPr>
         <w:pStyle w:val="Bibliography"/>
@@ -5535,8 +6320,8 @@
         <w:t xml:space="preserve">. 2020;577(7788):89-94.</w:t>
       </w:r>
     </w:p>
-    <w:bookmarkEnd w:id="65"/>
-    <w:bookmarkStart w:id="66" w:name="ref-freer2015mammographic"/>
+    <w:bookmarkEnd w:id="73"/>
+    <w:bookmarkStart w:id="74" w:name="ref-freer2015mammographic"/>
     <w:p>
       <w:pPr>
         <w:pStyle w:val="Bibliography"/>
@@ -5567,8 +6352,8 @@
         <w:t xml:space="preserve">. 2015;35(2):302-315.</w:t>
       </w:r>
     </w:p>
-    <w:bookmarkEnd w:id="66"/>
-    <w:bookmarkStart w:id="68" w:name="ref-bocabene2021"/>
+    <w:bookmarkEnd w:id="74"/>
+    <w:bookmarkStart w:id="76" w:name="ref-bocabene2021"/>
     <w:p>
       <w:pPr>
         <w:pStyle w:val="Bibliography"/>
@@ -5598,7 +6383,7 @@
       <w:r>
         <w:t xml:space="preserve">. 2021;11(8):703. doi:</w:t>
       </w:r>
-      <w:hyperlink r:id="rId67">
+      <w:hyperlink r:id="rId75">
         <w:r>
           <w:rPr>
             <w:rStyle w:val="Hyperlink"/>
@@ -5607,8 +6392,8 @@
         </w:r>
       </w:hyperlink>
     </w:p>
-    <w:bookmarkEnd w:id="68"/>
-    <w:bookmarkStart w:id="70" w:name="ref-bray2018"/>
+    <w:bookmarkEnd w:id="76"/>
+    <w:bookmarkStart w:id="78" w:name="ref-bray2018"/>
     <w:p>
       <w:pPr>
         <w:pStyle w:val="Bibliography"/>
@@ -5638,7 +6423,7 @@
       <w:r>
         <w:t xml:space="preserve">. 2018;68(6):394-424. doi:</w:t>
       </w:r>
-      <w:hyperlink r:id="rId69">
+      <w:hyperlink r:id="rId77">
         <w:r>
           <w:rPr>
             <w:rStyle w:val="Hyperlink"/>
@@ -5647,8 +6432,8 @@
         </w:r>
       </w:hyperlink>
     </w:p>
-    <w:bookmarkEnd w:id="70"/>
-    <w:bookmarkStart w:id="71" w:name="ref-myers2015benefits"/>
+    <w:bookmarkEnd w:id="78"/>
+    <w:bookmarkStart w:id="79" w:name="ref-myers2015benefits"/>
     <w:p>
       <w:pPr>
         <w:pStyle w:val="Bibliography"/>
@@ -5679,8 +6464,8 @@
         <w:t xml:space="preserve">. 2015;314(15):1615-1634.</w:t>
       </w:r>
     </w:p>
-    <w:bookmarkEnd w:id="71"/>
-    <w:bookmarkStart w:id="73" w:name="ref-akram2017"/>
+    <w:bookmarkEnd w:id="79"/>
+    <w:bookmarkStart w:id="81" w:name="ref-akram2017"/>
     <w:p>
       <w:pPr>
         <w:pStyle w:val="Bibliography"/>
@@ -5710,7 +6495,7 @@
       <w:r>
         <w:t xml:space="preserve">. 2017;50(1). doi:</w:t>
       </w:r>
-      <w:hyperlink r:id="rId72">
+      <w:hyperlink r:id="rId80">
         <w:r>
           <w:rPr>
             <w:rStyle w:val="Hyperlink"/>
@@ -5719,8 +6504,8 @@
         </w:r>
       </w:hyperlink>
     </w:p>
-    <w:bookmarkEnd w:id="73"/>
-    <w:bookmarkStart w:id="74" w:name="ref-d2013data"/>
+    <w:bookmarkEnd w:id="81"/>
+    <w:bookmarkStart w:id="82" w:name="ref-d2013data"/>
     <w:p>
       <w:pPr>
         <w:pStyle w:val="Bibliography"/>
@@ -5751,8 +6536,8 @@
         <w:t xml:space="preserve">. Published online 2013.</w:t>
       </w:r>
     </w:p>
-    <w:bookmarkEnd w:id="74"/>
-    <w:bookmarkStart w:id="76" w:name="ref-barman2013"/>
+    <w:bookmarkEnd w:id="82"/>
+    <w:bookmarkStart w:id="84" w:name="ref-barman2013"/>
     <w:p>
       <w:pPr>
         <w:pStyle w:val="Bibliography"/>
@@ -5782,7 +6567,7 @@
       <w:r>
         <w:t xml:space="preserve">. 2013;73(11):3206-3215. doi:</w:t>
       </w:r>
-      <w:hyperlink r:id="rId75">
+      <w:hyperlink r:id="rId83">
         <w:r>
           <w:rPr>
             <w:rStyle w:val="Hyperlink"/>
@@ -5791,8 +6576,8 @@
         </w:r>
       </w:hyperlink>
     </w:p>
-    <w:bookmarkEnd w:id="76"/>
-    <w:bookmarkStart w:id="78" w:name="ref-tot2021"/>
+    <w:bookmarkEnd w:id="84"/>
+    <w:bookmarkStart w:id="86" w:name="ref-tot2021"/>
     <w:p>
       <w:pPr>
         <w:pStyle w:val="Bibliography"/>
@@ -5822,7 +6607,7 @@
       <w:r>
         <w:t xml:space="preserve">. 2021;72:165-174. doi:</w:t>
       </w:r>
-      <w:hyperlink r:id="rId77">
+      <w:hyperlink r:id="rId85">
         <w:r>
           <w:rPr>
             <w:rStyle w:val="Hyperlink"/>
@@ -5831,8 +6616,8 @@
         </w:r>
       </w:hyperlink>
     </w:p>
-    <w:bookmarkEnd w:id="78"/>
-    <w:bookmarkStart w:id="80" w:name="ref-bui2019"/>
+    <w:bookmarkEnd w:id="86"/>
+    <w:bookmarkStart w:id="88" w:name="ref-bui2019"/>
     <w:p>
       <w:pPr>
         <w:pStyle w:val="Bibliography"/>
@@ -5862,7 +6647,7 @@
       <w:r>
         <w:t xml:space="preserve">. 2019;139(8):1094-1101. doi:</w:t>
       </w:r>
-      <w:hyperlink r:id="rId79">
+      <w:hyperlink r:id="rId87">
         <w:r>
           <w:rPr>
             <w:rStyle w:val="Hyperlink"/>
@@ -5871,8 +6656,8 @@
         </w:r>
       </w:hyperlink>
     </w:p>
-    <w:bookmarkEnd w:id="80"/>
-    <w:bookmarkStart w:id="82" w:name="ref-rao2016"/>
+    <w:bookmarkEnd w:id="88"/>
+    <w:bookmarkStart w:id="90" w:name="ref-rao2016"/>
     <w:p>
       <w:pPr>
         <w:pStyle w:val="Bibliography"/>
@@ -5902,7 +6687,7 @@
       <w:r>
         <w:t xml:space="preserve">. 2016;36(3):623-639. doi:</w:t>
       </w:r>
-      <w:hyperlink r:id="rId81">
+      <w:hyperlink r:id="rId89">
         <w:r>
           <w:rPr>
             <w:rStyle w:val="Hyperlink"/>
@@ -5911,8 +6696,8 @@
         </w:r>
       </w:hyperlink>
     </w:p>
-    <w:bookmarkEnd w:id="82"/>
-    <w:bookmarkStart w:id="84" w:name="ref-hofvind2011"/>
+    <w:bookmarkEnd w:id="90"/>
+    <w:bookmarkStart w:id="92" w:name="ref-hofvind2011"/>
     <w:p>
       <w:pPr>
         <w:pStyle w:val="Bibliography"/>
@@ -5958,7 +6743,7 @@
       <w:r>
         <w:t xml:space="preserve">. 2011;52(5):481-487. doi:</w:t>
       </w:r>
-      <w:hyperlink r:id="rId83">
+      <w:hyperlink r:id="rId91">
         <w:r>
           <w:rPr>
             <w:rStyle w:val="Hyperlink"/>
@@ -5967,8 +6752,8 @@
         </w:r>
       </w:hyperlink>
     </w:p>
-    <w:bookmarkEnd w:id="84"/>
-    <w:bookmarkStart w:id="86" w:name="ref-stomper1992"/>
+    <w:bookmarkEnd w:id="92"/>
+    <w:bookmarkStart w:id="94" w:name="ref-stomper1992"/>
     <w:p>
       <w:pPr>
         <w:pStyle w:val="Bibliography"/>
@@ -5998,7 +6783,7 @@
       <w:r>
         <w:t xml:space="preserve">. 1992;159(3):483-485. doi:</w:t>
       </w:r>
-      <w:hyperlink r:id="rId85">
+      <w:hyperlink r:id="rId93">
         <w:r>
           <w:rPr>
             <w:rStyle w:val="Hyperlink"/>
@@ -6007,8 +6792,8 @@
         </w:r>
       </w:hyperlink>
     </w:p>
-    <w:bookmarkEnd w:id="86"/>
-    <w:bookmarkStart w:id="88" w:name="ref-scimeca2014"/>
+    <w:bookmarkEnd w:id="94"/>
+    <w:bookmarkStart w:id="96" w:name="ref-scimeca2014"/>
     <w:p>
       <w:pPr>
         <w:pStyle w:val="Bibliography"/>
@@ -6038,7 +6823,7 @@
       <w:r>
         <w:t xml:space="preserve">. 2014;14(1). doi:</w:t>
       </w:r>
-      <w:hyperlink r:id="rId87">
+      <w:hyperlink r:id="rId95">
         <w:r>
           <w:rPr>
             <w:rStyle w:val="Hyperlink"/>
@@ -6047,8 +6832,8 @@
         </w:r>
       </w:hyperlink>
     </w:p>
-    <w:bookmarkEnd w:id="88"/>
-    <w:bookmarkStart w:id="90" w:name="ref-li2014"/>
+    <w:bookmarkEnd w:id="96"/>
+    <w:bookmarkStart w:id="98" w:name="ref-li2014"/>
     <w:p>
       <w:pPr>
         <w:pStyle w:val="Bibliography"/>
@@ -6078,7 +6863,7 @@
       <w:r>
         <w:t xml:space="preserve">. 2014;33:23-28. doi:</w:t>
       </w:r>
-      <w:hyperlink r:id="rId89">
+      <w:hyperlink r:id="rId97">
         <w:r>
           <w:rPr>
             <w:rStyle w:val="Hyperlink"/>
@@ -6087,10 +6872,10 @@
         </w:r>
       </w:hyperlink>
     </w:p>
-    <w:bookmarkEnd w:id="90"/>
-    <w:bookmarkEnd w:id="91"/>
-    <w:bookmarkEnd w:id="92"/>
-    <w:bookmarkEnd w:id="93"/>
+    <w:bookmarkEnd w:id="98"/>
+    <w:bookmarkEnd w:id="99"/>
+    <w:bookmarkEnd w:id="100"/>
+    <w:bookmarkEnd w:id="101"/>
     <w:sectPr/>
   </w:body>
 </w:document>
